--- a/docs/同意書とアンケート/02_生徒用_同意書.docx
+++ b/docs/同意書とアンケート/02_生徒用_同意書.docx
@@ -1938,91 +1938,7 @@
                 <w:sz w:val="21"/>
                 <w:szCs w:val="21"/>
               </w:rPr>
-              <w:t xml:space="preserve">、</w:t>
-            </w:r>
-            <w:r>
-              <w:ruby>
-                <w:rubyPr>
-                  <w:rubyAlign w:val="center"/>
-                  <w:hps w:val="10"/>
-                  <w:hpsRaise w:val="19"/>
-                  <w:hpsBaseText w:val="21"/>
-                  <w:lid w:val="ja-JP"/>
-                </w:rubyPr>
-                <w:rt>
-                  <w:r>
-                    <w:rPr>
-                      <w:rFonts w:ascii="BIZ UDPゴシック" w:hAnsi="BIZ UDPゴシック" w:eastAsia="BIZ UDPゴシック" w:cs="BIZ UDPゴシック"/>
-                      <w:color w:val="1F2330"/>
-                      <w:sz w:val="10"/>
-                      <w:szCs w:val="10"/>
-                    </w:rPr>
-                    <w:t xml:space="preserve">ちゅうがくぶ</w:t>
-                  </w:r>
-                </w:rt>
-                <w:rubyBase>
-                  <w:r>
-                    <w:rPr>
-                      <w:rFonts w:ascii="BIZ UDPゴシック" w:hAnsi="BIZ UDPゴシック" w:eastAsia="BIZ UDPゴシック" w:cs="BIZ UDPゴシック"/>
-                      <w:color w:val="1F2330"/>
-                      <w:sz w:val="21"/>
-                      <w:szCs w:val="21"/>
-                    </w:rPr>
-                    <w:t xml:space="preserve">中学部</w:t>
-                  </w:r>
-                </w:rubyBase>
-              </w:ruby>
-            </w:r>
-            <w:r>
-              <w:rPr>
-                <w:rFonts w:ascii="BIZ UDPゴシック" w:hAnsi="BIZ UDPゴシック" w:eastAsia="BIZ UDPゴシック" w:cs="BIZ UDPゴシック"/>
-                <w:color w:val="1F2330"/>
-                <w:sz w:val="21"/>
-                <w:szCs w:val="21"/>
-              </w:rPr>
-              <w:t xml:space="preserve">か</w:t>
-            </w:r>
-            <w:r>
-              <w:ruby>
-                <w:rubyPr>
-                  <w:rubyAlign w:val="center"/>
-                  <w:hps w:val="10"/>
-                  <w:hpsRaise w:val="19"/>
-                  <w:hpsBaseText w:val="21"/>
-                  <w:lid w:val="ja-JP"/>
-                </w:rubyPr>
-                <w:rt>
-                  <w:r>
-                    <w:rPr>
-                      <w:rFonts w:ascii="BIZ UDPゴシック" w:hAnsi="BIZ UDPゴシック" w:eastAsia="BIZ UDPゴシック" w:cs="BIZ UDPゴシック"/>
-                      <w:color w:val="1F2330"/>
-                      <w:sz w:val="10"/>
-                      <w:szCs w:val="10"/>
-                    </w:rPr>
-                    <w:t xml:space="preserve">こうとうぶ</w:t>
-                  </w:r>
-                </w:rt>
-                <w:rubyBase>
-                  <w:r>
-                    <w:rPr>
-                      <w:rFonts w:ascii="BIZ UDPゴシック" w:hAnsi="BIZ UDPゴシック" w:eastAsia="BIZ UDPゴシック" w:cs="BIZ UDPゴシック"/>
-                      <w:color w:val="1F2330"/>
-                      <w:sz w:val="21"/>
-                      <w:szCs w:val="21"/>
-                    </w:rPr>
-                    <w:t xml:space="preserve">高等部</w:t>
-                  </w:r>
-                </w:rubyBase>
-              </w:ruby>
-            </w:r>
-            <w:r>
-              <w:rPr>
-                <w:rFonts w:ascii="BIZ UDPゴシック" w:hAnsi="BIZ UDPゴシック" w:eastAsia="BIZ UDPゴシック" w:cs="BIZ UDPゴシック"/>
-                <w:color w:val="1F2330"/>
-                <w:sz w:val="21"/>
-                <w:szCs w:val="21"/>
-              </w:rPr>
-              <w:t xml:space="preserve">か、アンケートの</w:t>
+              <w:t xml:space="preserve">、アンケートの</w:t>
             </w:r>
             <w:r>
               <w:ruby>

--- a/docs/同意書とアンケート/02_生徒用_同意書.docx
+++ b/docs/同意書とアンケート/02_生徒用_同意書.docx
@@ -963,7 +963,49 @@
                 <w:sz w:val="23"/>
                 <w:szCs w:val="23"/>
               </w:rPr>
-              <w:t xml:space="preserve">、アプリ「SP-PS」で</w:t>
+              <w:t xml:space="preserve">、</w:t>
+            </w:r>
+            <w:r>
+              <w:ruby>
+                <w:rubyPr>
+                  <w:rubyAlign w:val="center"/>
+                  <w:hps w:val="12"/>
+                  <w:hpsRaise w:val="21"/>
+                  <w:hpsBaseText w:val="23"/>
+                  <w:lid w:val="ja-JP"/>
+                </w:rubyPr>
+                <w:rt>
+                  <w:r>
+                    <w:rPr>
+                      <w:rFonts w:ascii="BIZ UDPゴシック" w:hAnsi="BIZ UDPゴシック" w:eastAsia="BIZ UDPゴシック" w:cs="BIZ UDPゴシック"/>
+                      <w:color w:val="1F2330"/>
+                      <w:sz w:val="12"/>
+                      <w:szCs w:val="12"/>
+                    </w:rPr>
+                    <w:t xml:space="preserve">じぶん</w:t>
+                  </w:r>
+                </w:rt>
+                <w:rubyBase>
+                  <w:r>
+                    <w:rPr>
+                      <w:rFonts w:ascii="BIZ UDPゴシック" w:hAnsi="BIZ UDPゴシック" w:eastAsia="BIZ UDPゴシック" w:cs="BIZ UDPゴシック"/>
+                      <w:color w:val="1F2330"/>
+                      <w:sz w:val="23"/>
+                      <w:szCs w:val="23"/>
+                    </w:rPr>
+                    <w:t xml:space="preserve">自分</w:t>
+                  </w:r>
+                </w:rubyBase>
+              </w:ruby>
+            </w:r>
+            <w:r>
+              <w:rPr>
+                <w:rFonts w:ascii="BIZ UDPゴシック" w:hAnsi="BIZ UDPゴシック" w:eastAsia="BIZ UDPゴシック" w:cs="BIZ UDPゴシック"/>
+                <w:color w:val="1F2330"/>
+                <w:sz w:val="23"/>
+                <w:szCs w:val="23"/>
+              </w:rPr>
+              <w:t xml:space="preserve">のスマートフォンで</w:t>
             </w:r>
             <w:r>
               <w:ruby>

--- a/docs/同意書とアンケート/02_生徒用_同意書.docx
+++ b/docs/同意書とアンケート/02_生徒用_同意書.docx
@@ -268,90 +268,6 @@
                 <w:sz w:val="12"/>
                 <w:szCs w:val="12"/>
               </w:rPr>
-              <w:t xml:space="preserve">かなざわこうぎょうだいがく</w:t>
-            </w:r>
-          </w:rt>
-          <w:rubyBase>
-            <w:r>
-              <w:rPr>
-                <w:rFonts w:ascii="BIZ UDPゴシック" w:hAnsi="BIZ UDPゴシック" w:eastAsia="BIZ UDPゴシック" w:cs="BIZ UDPゴシック"/>
-                <w:color w:val="1F2330"/>
-                <w:sz w:val="23"/>
-                <w:szCs w:val="23"/>
-              </w:rPr>
-              <w:t xml:space="preserve">金沢工業大学</w:t>
-            </w:r>
-          </w:rubyBase>
-        </w:ruby>
-      </w:r>
-      <w:r>
-        <w:rPr>
-          <w:rFonts w:ascii="BIZ UDPゴシック" w:hAnsi="BIZ UDPゴシック" w:eastAsia="BIZ UDPゴシック" w:cs="BIZ UDPゴシック"/>
-          <w:color w:val="1F2330"/>
-          <w:sz w:val="23"/>
-          <w:szCs w:val="23"/>
-        </w:rPr>
-        <w:t xml:space="preserve">の</w:t>
-      </w:r>
-      <w:r>
-        <w:ruby>
-          <w:rubyPr>
-            <w:rubyAlign w:val="center"/>
-            <w:hps w:val="12"/>
-            <w:hpsRaise w:val="21"/>
-            <w:hpsBaseText w:val="23"/>
-            <w:lid w:val="ja-JP"/>
-          </w:rubyPr>
-          <w:rt>
-            <w:r>
-              <w:rPr>
-                <w:rFonts w:ascii="BIZ UDPゴシック" w:hAnsi="BIZ UDPゴシック" w:eastAsia="BIZ UDPゴシック" w:cs="BIZ UDPゴシック"/>
-                <w:color w:val="1F2330"/>
-                <w:sz w:val="12"/>
-                <w:szCs w:val="12"/>
-              </w:rPr>
-              <w:t xml:space="preserve">けんきゅうしつ</w:t>
-            </w:r>
-          </w:rt>
-          <w:rubyBase>
-            <w:r>
-              <w:rPr>
-                <w:rFonts w:ascii="BIZ UDPゴシック" w:hAnsi="BIZ UDPゴシック" w:eastAsia="BIZ UDPゴシック" w:cs="BIZ UDPゴシック"/>
-                <w:color w:val="1F2330"/>
-                <w:sz w:val="23"/>
-                <w:szCs w:val="23"/>
-              </w:rPr>
-              <w:t xml:space="preserve">研究室</w:t>
-            </w:r>
-          </w:rubyBase>
-        </w:ruby>
-      </w:r>
-      <w:r>
-        <w:rPr>
-          <w:rFonts w:ascii="BIZ UDPゴシック" w:hAnsi="BIZ UDPゴシック" w:eastAsia="BIZ UDPゴシック" w:cs="BIZ UDPゴシック"/>
-          <w:color w:val="1F2330"/>
-          <w:sz w:val="23"/>
-          <w:szCs w:val="23"/>
-        </w:rPr>
-        <w:t xml:space="preserve">で、</w:t>
-      </w:r>
-      <w:r>
-        <w:ruby>
-          <w:rubyPr>
-            <w:rubyAlign w:val="center"/>
-            <w:hps w:val="12"/>
-            <w:hpsRaise w:val="21"/>
-            <w:hpsBaseText w:val="23"/>
-            <w:lid w:val="ja-JP"/>
-          </w:rubyPr>
-          <w:rt>
-            <w:r>
-              <w:rPr>
-                <w:rFonts w:ascii="BIZ UDPゴシック" w:hAnsi="BIZ UDPゴシック" w:eastAsia="BIZ UDPゴシック" w:cs="BIZ UDPゴシック"/>
-                <w:color w:val="1F2330"/>
-                <w:sz w:val="12"/>
-                <w:szCs w:val="12"/>
-              </w:rPr>
               <w:t xml:space="preserve">はつおん</w:t>
             </w:r>
           </w:rt>
@@ -459,7 +375,7 @@
           <w:sz w:val="23"/>
           <w:szCs w:val="23"/>
         </w:rPr>
-        <w:t xml:space="preserve">てたしかめられるアプリ「SP-PS」をつくりました。このアプリが</w:t>
+        <w:t xml:space="preserve">てたしかめられるアプリ「SP-PS」が</w:t>
       </w:r>
       <w:r>
         <w:ruby>
@@ -982,6 +898,48 @@
                       <w:sz w:val="12"/>
                       <w:szCs w:val="12"/>
                     </w:rPr>
+                    <w:t xml:space="preserve">いえ</w:t>
+                  </w:r>
+                </w:rt>
+                <w:rubyBase>
+                  <w:r>
+                    <w:rPr>
+                      <w:rFonts w:ascii="BIZ UDPゴシック" w:hAnsi="BIZ UDPゴシック" w:eastAsia="BIZ UDPゴシック" w:cs="BIZ UDPゴシック"/>
+                      <w:color w:val="1F2330"/>
+                      <w:sz w:val="23"/>
+                      <w:szCs w:val="23"/>
+                    </w:rPr>
+                    <w:t xml:space="preserve">家</w:t>
+                  </w:r>
+                </w:rubyBase>
+              </w:ruby>
+            </w:r>
+            <w:r>
+              <w:rPr>
+                <w:rFonts w:ascii="BIZ UDPゴシック" w:hAnsi="BIZ UDPゴシック" w:eastAsia="BIZ UDPゴシック" w:cs="BIZ UDPゴシック"/>
+                <w:color w:val="1F2330"/>
+                <w:sz w:val="23"/>
+                <w:szCs w:val="23"/>
+              </w:rPr>
+              <w:t xml:space="preserve">で、</w:t>
+            </w:r>
+            <w:r>
+              <w:ruby>
+                <w:rubyPr>
+                  <w:rubyAlign w:val="center"/>
+                  <w:hps w:val="12"/>
+                  <w:hpsRaise w:val="21"/>
+                  <w:hpsBaseText w:val="23"/>
+                  <w:lid w:val="ja-JP"/>
+                </w:rubyPr>
+                <w:rt>
+                  <w:r>
+                    <w:rPr>
+                      <w:rFonts w:ascii="BIZ UDPゴシック" w:hAnsi="BIZ UDPゴシック" w:eastAsia="BIZ UDPゴシック" w:cs="BIZ UDPゴシック"/>
+                      <w:color w:val="1F2330"/>
+                      <w:sz w:val="12"/>
+                      <w:szCs w:val="12"/>
+                    </w:rPr>
                     <w:t xml:space="preserve">じぶん</w:t>
                   </w:r>
                 </w:rt>
@@ -1216,6 +1174,147 @@
                 <w:szCs w:val="23"/>
               </w:rPr>
               <w:t xml:space="preserve">でなくてかまいません。</w:t>
+            </w:r>
+          </w:p>
+          <w:p>
+            <w:pPr>
+              <w:spacing w:after="40" w:before="0" w:line="440" w:lineRule="exact"/>
+              <w:ind w:left="227" w:hanging="227"/>
+            </w:pPr>
+            <w:r>
+              <w:rPr>
+                <w:rFonts w:ascii="BIZ UDPゴシック" w:hAnsi="BIZ UDPゴシック" w:eastAsia="BIZ UDPゴシック" w:cs="BIZ UDPゴシック"/>
+                <w:color w:val="1F2330"/>
+                <w:sz w:val="23"/>
+                <w:szCs w:val="23"/>
+              </w:rPr>
+              <w:t xml:space="preserve">・お</w:t>
+            </w:r>
+            <w:r>
+              <w:ruby>
+                <w:rubyPr>
+                  <w:rubyAlign w:val="center"/>
+                  <w:hps w:val="12"/>
+                  <w:hpsRaise w:val="21"/>
+                  <w:hpsBaseText w:val="23"/>
+                  <w:lid w:val="ja-JP"/>
+                </w:rubyPr>
+                <w:rt>
+                  <w:r>
+                    <w:rPr>
+                      <w:rFonts w:ascii="BIZ UDPゴシック" w:hAnsi="BIZ UDPゴシック" w:eastAsia="BIZ UDPゴシック" w:cs="BIZ UDPゴシック"/>
+                      <w:color w:val="1F2330"/>
+                      <w:sz w:val="12"/>
+                      <w:szCs w:val="12"/>
+                    </w:rPr>
+                    <w:t xml:space="preserve">てほん</w:t>
+                  </w:r>
+                </w:rt>
+                <w:rubyBase>
+                  <w:r>
+                    <w:rPr>
+                      <w:rFonts w:ascii="BIZ UDPゴシック" w:hAnsi="BIZ UDPゴシック" w:eastAsia="BIZ UDPゴシック" w:cs="BIZ UDPゴシック"/>
+                      <w:color w:val="1F2330"/>
+                      <w:sz w:val="23"/>
+                      <w:szCs w:val="23"/>
+                    </w:rPr>
+                    <w:t xml:space="preserve">手本</w:t>
+                  </w:r>
+                </w:rubyBase>
+              </w:ruby>
+            </w:r>
+            <w:r>
+              <w:rPr>
+                <w:rFonts w:ascii="BIZ UDPゴシック" w:hAnsi="BIZ UDPゴシック" w:eastAsia="BIZ UDPゴシック" w:cs="BIZ UDPゴシック"/>
+                <w:color w:val="1F2330"/>
+                <w:sz w:val="23"/>
+                <w:szCs w:val="23"/>
+              </w:rPr>
+              <w:t xml:space="preserve">は、おうちの</w:t>
+            </w:r>
+            <w:r>
+              <w:ruby>
+                <w:rubyPr>
+                  <w:rubyAlign w:val="center"/>
+                  <w:hps w:val="12"/>
+                  <w:hpsRaise w:val="21"/>
+                  <w:hpsBaseText w:val="23"/>
+                  <w:lid w:val="ja-JP"/>
+                </w:rubyPr>
+                <w:rt>
+                  <w:r>
+                    <w:rPr>
+                      <w:rFonts w:ascii="BIZ UDPゴシック" w:hAnsi="BIZ UDPゴシック" w:eastAsia="BIZ UDPゴシック" w:cs="BIZ UDPゴシック"/>
+                      <w:color w:val="1F2330"/>
+                      <w:sz w:val="12"/>
+                      <w:szCs w:val="12"/>
+                    </w:rPr>
+                    <w:t xml:space="preserve">ひと</w:t>
+                  </w:r>
+                </w:rt>
+                <w:rubyBase>
+                  <w:r>
+                    <w:rPr>
+                      <w:rFonts w:ascii="BIZ UDPゴシック" w:hAnsi="BIZ UDPゴシック" w:eastAsia="BIZ UDPゴシック" w:cs="BIZ UDPゴシック"/>
+                      <w:color w:val="1F2330"/>
+                      <w:sz w:val="23"/>
+                      <w:szCs w:val="23"/>
+                    </w:rPr>
+                    <w:t xml:space="preserve">人</w:t>
+                  </w:r>
+                </w:rubyBase>
+              </w:ruby>
+            </w:r>
+            <w:r>
+              <w:rPr>
+                <w:rFonts w:ascii="BIZ UDPゴシック" w:hAnsi="BIZ UDPゴシック" w:eastAsia="BIZ UDPゴシック" w:cs="BIZ UDPゴシック"/>
+                <w:color w:val="1F2330"/>
+                <w:sz w:val="23"/>
+                <w:szCs w:val="23"/>
+              </w:rPr>
+              <w:t xml:space="preserve">に</w:t>
+            </w:r>
+            <w:r>
+              <w:ruby>
+                <w:rubyPr>
+                  <w:rubyAlign w:val="center"/>
+                  <w:hps w:val="12"/>
+                  <w:hpsRaise w:val="21"/>
+                  <w:hpsBaseText w:val="23"/>
+                  <w:lid w:val="ja-JP"/>
+                </w:rubyPr>
+                <w:rt>
+                  <w:r>
+                    <w:rPr>
+                      <w:rFonts w:ascii="BIZ UDPゴシック" w:hAnsi="BIZ UDPゴシック" w:eastAsia="BIZ UDPゴシック" w:cs="BIZ UDPゴシック"/>
+                      <w:color w:val="1F2330"/>
+                      <w:sz w:val="12"/>
+                      <w:szCs w:val="12"/>
+                    </w:rPr>
+                    <w:t xml:space="preserve">ろくが</w:t>
+                  </w:r>
+                </w:rt>
+                <w:rubyBase>
+                  <w:r>
+                    <w:rPr>
+                      <w:rFonts w:ascii="BIZ UDPゴシック" w:hAnsi="BIZ UDPゴシック" w:eastAsia="BIZ UDPゴシック" w:cs="BIZ UDPゴシック"/>
+                      <w:color w:val="1F2330"/>
+                      <w:sz w:val="23"/>
+                      <w:szCs w:val="23"/>
+                    </w:rPr>
+                    <w:t xml:space="preserve">録画</w:t>
+                  </w:r>
+                </w:rubyBase>
+              </w:ruby>
+            </w:r>
+            <w:r>
+              <w:rPr>
+                <w:rFonts w:ascii="BIZ UDPゴシック" w:hAnsi="BIZ UDPゴシック" w:eastAsia="BIZ UDPゴシック" w:cs="BIZ UDPゴシック"/>
+                <w:color w:val="1F2330"/>
+                <w:sz w:val="23"/>
+                <w:szCs w:val="23"/>
+              </w:rPr>
+              <w:t xml:space="preserve">してもらいます。</w:t>
             </w:r>
           </w:p>
           <w:p>
@@ -2155,7 +2254,91 @@
                 <w:sz w:val="23"/>
                 <w:szCs w:val="23"/>
               </w:rPr>
-              <w:t xml:space="preserve">・いつでもやめられます。</w:t>
+              <w:t xml:space="preserve">・いつでも、</w:t>
+            </w:r>
+            <w:r>
+              <w:ruby>
+                <w:rubyPr>
+                  <w:rubyAlign w:val="center"/>
+                  <w:hps w:val="12"/>
+                  <w:hpsRaise w:val="21"/>
+                  <w:hpsBaseText w:val="23"/>
+                  <w:lid w:val="ja-JP"/>
+                </w:rubyPr>
+                <w:rt>
+                  <w:r>
+                    <w:rPr>
+                      <w:rFonts w:ascii="BIZ UDPゴシック" w:hAnsi="BIZ UDPゴシック" w:eastAsia="BIZ UDPゴシック" w:cs="BIZ UDPゴシック"/>
+                      <w:color w:val="1F2330"/>
+                      <w:sz w:val="12"/>
+                      <w:szCs w:val="12"/>
+                    </w:rPr>
+                    <w:t xml:space="preserve">りゆう</w:t>
+                  </w:r>
+                </w:rt>
+                <w:rubyBase>
+                  <w:r>
+                    <w:rPr>
+                      <w:rFonts w:ascii="BIZ UDPゴシック" w:hAnsi="BIZ UDPゴシック" w:eastAsia="BIZ UDPゴシック" w:cs="BIZ UDPゴシック"/>
+                      <w:color w:val="1F2330"/>
+                      <w:sz w:val="23"/>
+                      <w:szCs w:val="23"/>
+                    </w:rPr>
+                    <w:t xml:space="preserve">理由</w:t>
+                  </w:r>
+                </w:rubyBase>
+              </w:ruby>
+            </w:r>
+            <w:r>
+              <w:rPr>
+                <w:rFonts w:ascii="BIZ UDPゴシック" w:hAnsi="BIZ UDPゴシック" w:eastAsia="BIZ UDPゴシック" w:cs="BIZ UDPゴシック"/>
+                <w:color w:val="1F2330"/>
+                <w:sz w:val="23"/>
+                <w:szCs w:val="23"/>
+              </w:rPr>
+              <w:t xml:space="preserve">なしでやめられます。おうちの</w:t>
+            </w:r>
+            <w:r>
+              <w:ruby>
+                <w:rubyPr>
+                  <w:rubyAlign w:val="center"/>
+                  <w:hps w:val="12"/>
+                  <w:hpsRaise w:val="21"/>
+                  <w:hpsBaseText w:val="23"/>
+                  <w:lid w:val="ja-JP"/>
+                </w:rubyPr>
+                <w:rt>
+                  <w:r>
+                    <w:rPr>
+                      <w:rFonts w:ascii="BIZ UDPゴシック" w:hAnsi="BIZ UDPゴシック" w:eastAsia="BIZ UDPゴシック" w:cs="BIZ UDPゴシック"/>
+                      <w:color w:val="1F2330"/>
+                      <w:sz w:val="12"/>
+                      <w:szCs w:val="12"/>
+                    </w:rPr>
+                    <w:t xml:space="preserve">ひと</w:t>
+                  </w:r>
+                </w:rt>
+                <w:rubyBase>
+                  <w:r>
+                    <w:rPr>
+                      <w:rFonts w:ascii="BIZ UDPゴシック" w:hAnsi="BIZ UDPゴシック" w:eastAsia="BIZ UDPゴシック" w:cs="BIZ UDPゴシック"/>
+                      <w:color w:val="1F2330"/>
+                      <w:sz w:val="23"/>
+                      <w:szCs w:val="23"/>
+                    </w:rPr>
+                    <w:t xml:space="preserve">人</w:t>
+                  </w:r>
+                </w:rubyBase>
+              </w:ruby>
+            </w:r>
+            <w:r>
+              <w:rPr>
+                <w:rFonts w:ascii="BIZ UDPゴシック" w:hAnsi="BIZ UDPゴシック" w:eastAsia="BIZ UDPゴシック" w:cs="BIZ UDPゴシック"/>
+                <w:color w:val="1F2330"/>
+                <w:sz w:val="23"/>
+                <w:szCs w:val="23"/>
+              </w:rPr>
+              <w:t xml:space="preserve">か</w:t>
             </w:r>
             <w:r>
               <w:ruby>
@@ -2240,48 +2423,6 @@
                 <w:szCs w:val="23"/>
               </w:rPr>
               <w:t xml:space="preserve">えてください。</w:t>
-            </w:r>
-            <w:r>
-              <w:ruby>
-                <w:rubyPr>
-                  <w:rubyAlign w:val="center"/>
-                  <w:hps w:val="12"/>
-                  <w:hpsRaise w:val="21"/>
-                  <w:hpsBaseText w:val="23"/>
-                  <w:lid w:val="ja-JP"/>
-                </w:rubyPr>
-                <w:rt>
-                  <w:r>
-                    <w:rPr>
-                      <w:rFonts w:ascii="BIZ UDPゴシック" w:hAnsi="BIZ UDPゴシック" w:eastAsia="BIZ UDPゴシック" w:cs="BIZ UDPゴシック"/>
-                      <w:color w:val="1F2330"/>
-                      <w:sz w:val="12"/>
-                      <w:szCs w:val="12"/>
-                    </w:rPr>
-                    <w:t xml:space="preserve">りゆう</w:t>
-                  </w:r>
-                </w:rt>
-                <w:rubyBase>
-                  <w:r>
-                    <w:rPr>
-                      <w:rFonts w:ascii="BIZ UDPゴシック" w:hAnsi="BIZ UDPゴシック" w:eastAsia="BIZ UDPゴシック" w:cs="BIZ UDPゴシック"/>
-                      <w:color w:val="1F2330"/>
-                      <w:sz w:val="23"/>
-                      <w:szCs w:val="23"/>
-                    </w:rPr>
-                    <w:t xml:space="preserve">理由</w:t>
-                  </w:r>
-                </w:rubyBase>
-              </w:ruby>
-            </w:r>
-            <w:r>
-              <w:rPr>
-                <w:rFonts w:ascii="BIZ UDPゴシック" w:hAnsi="BIZ UDPゴシック" w:eastAsia="BIZ UDPゴシック" w:cs="BIZ UDPゴシック"/>
-                <w:color w:val="1F2330"/>
-                <w:sz w:val="23"/>
-                <w:szCs w:val="23"/>
-              </w:rPr>
-              <w:t xml:space="preserve">はいりません。</w:t>
             </w:r>
           </w:p>
           <w:p>
@@ -2773,7 +2914,7 @@
                 <w:sz w:val="23"/>
                 <w:szCs w:val="23"/>
               </w:rPr>
-              <w:t xml:space="preserve">・つかれたり、いやな</w:t>
+              <w:t xml:space="preserve">・いやな</w:t>
             </w:r>
             <w:r>
               <w:ruby>
@@ -2857,7 +2998,49 @@
                 <w:sz w:val="23"/>
                 <w:szCs w:val="23"/>
               </w:rPr>
-              <w:t xml:space="preserve">んで</w:t>
+              <w:t xml:space="preserve">んで、おうちの</w:t>
+            </w:r>
+            <w:r>
+              <w:ruby>
+                <w:rubyPr>
+                  <w:rubyAlign w:val="center"/>
+                  <w:hps w:val="12"/>
+                  <w:hpsRaise w:val="21"/>
+                  <w:hpsBaseText w:val="23"/>
+                  <w:lid w:val="ja-JP"/>
+                </w:rubyPr>
+                <w:rt>
+                  <w:r>
+                    <w:rPr>
+                      <w:rFonts w:ascii="BIZ UDPゴシック" w:hAnsi="BIZ UDPゴシック" w:eastAsia="BIZ UDPゴシック" w:cs="BIZ UDPゴシック"/>
+                      <w:color w:val="1F2330"/>
+                      <w:sz w:val="12"/>
+                      <w:szCs w:val="12"/>
+                    </w:rPr>
+                    <w:t xml:space="preserve">ひと</w:t>
+                  </w:r>
+                </w:rt>
+                <w:rubyBase>
+                  <w:r>
+                    <w:rPr>
+                      <w:rFonts w:ascii="BIZ UDPゴシック" w:hAnsi="BIZ UDPゴシック" w:eastAsia="BIZ UDPゴシック" w:cs="BIZ UDPゴシック"/>
+                      <w:color w:val="1F2330"/>
+                      <w:sz w:val="23"/>
+                      <w:szCs w:val="23"/>
+                    </w:rPr>
+                    <w:t xml:space="preserve">人</w:t>
+                  </w:r>
+                </w:rubyBase>
+              </w:ruby>
+            </w:r>
+            <w:r>
+              <w:rPr>
+                <w:rFonts w:ascii="BIZ UDPゴシック" w:hAnsi="BIZ UDPゴシック" w:eastAsia="BIZ UDPゴシック" w:cs="BIZ UDPゴシック"/>
+                <w:color w:val="1F2330"/>
+                <w:sz w:val="23"/>
+                <w:szCs w:val="23"/>
+              </w:rPr>
+              <w:t xml:space="preserve">か</w:t>
             </w:r>
             <w:r>
               <w:ruby>
@@ -3462,7 +3645,7 @@
       </w:tblGrid>
       <w:tr>
         <w:trPr>
-          <w:trHeight w:val="680" w:hRule="atLeast"/>
+          <w:trHeight w:val="624" w:hRule="atLeast"/>
         </w:trPr>
         <w:tc>
           <w:tcPr>
@@ -3563,7 +3746,7 @@
       </w:tr>
       <w:tr>
         <w:trPr>
-          <w:trHeight w:val="680" w:hRule="atLeast"/>
+          <w:trHeight w:val="624" w:hRule="atLeast"/>
         </w:trPr>
         <w:tc>
           <w:tcPr>
@@ -3935,7 +4118,7 @@
       </w:tr>
       <w:tr>
         <w:trPr>
-          <w:trHeight w:val="680" w:hRule="atLeast"/>
+          <w:trHeight w:val="624" w:hRule="atLeast"/>
         </w:trPr>
         <w:tc>
           <w:tcPr>
@@ -4349,7 +4532,7 @@
       </w:tblGrid>
       <w:tr>
         <w:trPr>
-          <w:trHeight w:val="737" w:hRule="atLeast"/>
+          <w:trHeight w:val="652" w:hRule="atLeast"/>
         </w:trPr>
         <w:tc>
           <w:tcPr>
@@ -4592,7 +4775,7 @@
       </w:tr>
       <w:tr>
         <w:trPr>
-          <w:trHeight w:val="737" w:hRule="atLeast"/>
+          <w:trHeight w:val="652" w:hRule="atLeast"/>
         </w:trPr>
         <w:tc>
           <w:tcPr>

--- a/docs/同意書とアンケート/02_生徒用_同意書.docx
+++ b/docs/同意書とアンケート/02_生徒用_同意書.docx
@@ -921,7 +921,7 @@
                 <w:sz w:val="23"/>
                 <w:szCs w:val="23"/>
               </w:rPr>
-              <w:t xml:space="preserve">で、</w:t>
+              <w:t xml:space="preserve">で、スマートフォン（おうちの</w:t>
             </w:r>
             <w:r>
               <w:ruby>
@@ -940,7 +940,7 @@
                       <w:sz w:val="12"/>
                       <w:szCs w:val="12"/>
                     </w:rPr>
-                    <w:t xml:space="preserve">じぶん</w:t>
+                    <w:t xml:space="preserve">ひと</w:t>
                   </w:r>
                 </w:rt>
                 <w:rubyBase>
@@ -951,7 +951,7 @@
                       <w:sz w:val="23"/>
                       <w:szCs w:val="23"/>
                     </w:rPr>
-                    <w:t xml:space="preserve">自分</w:t>
+                    <w:t xml:space="preserve">人</w:t>
                   </w:r>
                 </w:rubyBase>
               </w:ruby>
@@ -963,7 +963,7 @@
                 <w:sz w:val="23"/>
                 <w:szCs w:val="23"/>
               </w:rPr>
-              <w:t xml:space="preserve">のスマートフォンで</w:t>
+              <w:t xml:space="preserve">のものでもよい）で</w:t>
             </w:r>
             <w:r>
               <w:ruby>

--- a/docs/同意書とアンケート/02_生徒用_同意書.docx
+++ b/docs/同意書とアンケート/02_生徒用_同意書.docx
@@ -1742,6 +1742,90 @@
               </w:rPr>
               <w:t xml:space="preserve">え。</w:t>
             </w:r>
+            <w:r>
+              <w:ruby>
+                <w:rubyPr>
+                  <w:rubyAlign w:val="center"/>
+                  <w:hps w:val="12"/>
+                  <w:hpsRaise w:val="21"/>
+                  <w:hpsBaseText w:val="23"/>
+                  <w:lid w:val="ja-JP"/>
+                </w:rubyPr>
+                <w:rt>
+                  <w:r>
+                    <w:rPr>
+                      <w:rFonts w:ascii="BIZ UDPゴシック" w:hAnsi="BIZ UDPゴシック" w:eastAsia="BIZ UDPゴシック" w:cs="BIZ UDPゴシック"/>
+                      <w:color w:val="1F2330"/>
+                      <w:sz w:val="12"/>
+                      <w:szCs w:val="12"/>
+                    </w:rPr>
+                    <w:t xml:space="preserve">なまえ</w:t>
+                  </w:r>
+                </w:rt>
+                <w:rubyBase>
+                  <w:r>
+                    <w:rPr>
+                      <w:rFonts w:ascii="BIZ UDPゴシック" w:hAnsi="BIZ UDPゴシック" w:eastAsia="BIZ UDPゴシック" w:cs="BIZ UDPゴシック"/>
+                      <w:color w:val="1F2330"/>
+                      <w:sz w:val="23"/>
+                      <w:szCs w:val="23"/>
+                    </w:rPr>
+                    <w:t xml:space="preserve">名前</w:t>
+                  </w:r>
+                </w:rubyBase>
+              </w:ruby>
+            </w:r>
+            <w:r>
+              <w:rPr>
+                <w:rFonts w:ascii="BIZ UDPゴシック" w:hAnsi="BIZ UDPゴシック" w:eastAsia="BIZ UDPゴシック" w:cs="BIZ UDPゴシック"/>
+                <w:color w:val="1F2330"/>
+                <w:sz w:val="23"/>
+                <w:szCs w:val="23"/>
+              </w:rPr>
+              <w:t xml:space="preserve">はアプリに</w:t>
+            </w:r>
+            <w:r>
+              <w:ruby>
+                <w:rubyPr>
+                  <w:rubyAlign w:val="center"/>
+                  <w:hps w:val="12"/>
+                  <w:hpsRaise w:val="21"/>
+                  <w:hpsBaseText w:val="23"/>
+                  <w:lid w:val="ja-JP"/>
+                </w:rubyPr>
+                <w:rt>
+                  <w:r>
+                    <w:rPr>
+                      <w:rFonts w:ascii="BIZ UDPゴシック" w:hAnsi="BIZ UDPゴシック" w:eastAsia="BIZ UDPゴシック" w:cs="BIZ UDPゴシック"/>
+                      <w:color w:val="1F2330"/>
+                      <w:sz w:val="12"/>
+                      <w:szCs w:val="12"/>
+                    </w:rPr>
+                    <w:t xml:space="preserve">はい</w:t>
+                  </w:r>
+                </w:rt>
+                <w:rubyBase>
+                  <w:r>
+                    <w:rPr>
+                      <w:rFonts w:ascii="BIZ UDPゴシック" w:hAnsi="BIZ UDPゴシック" w:eastAsia="BIZ UDPゴシック" w:cs="BIZ UDPゴシック"/>
+                      <w:color w:val="1F2330"/>
+                      <w:sz w:val="23"/>
+                      <w:szCs w:val="23"/>
+                    </w:rPr>
+                    <w:t xml:space="preserve">入</w:t>
+                  </w:r>
+                </w:rubyBase>
+              </w:ruby>
+            </w:r>
+            <w:r>
+              <w:rPr>
+                <w:rFonts w:ascii="BIZ UDPゴシック" w:hAnsi="BIZ UDPゴシック" w:eastAsia="BIZ UDPゴシック" w:cs="BIZ UDPゴシック"/>
+                <w:color w:val="1F2330"/>
+                <w:sz w:val="23"/>
+                <w:szCs w:val="23"/>
+              </w:rPr>
+              <w:t xml:space="preserve">りません。</w:t>
+            </w:r>
           </w:p>
           <w:p>
             <w:pPr>
@@ -1957,90 +2041,6 @@
                       <w:sz w:val="12"/>
                       <w:szCs w:val="12"/>
                     </w:rPr>
-                    <w:t xml:space="preserve">なまえ</w:t>
-                  </w:r>
-                </w:rt>
-                <w:rubyBase>
-                  <w:r>
-                    <w:rPr>
-                      <w:rFonts w:ascii="BIZ UDPゴシック" w:hAnsi="BIZ UDPゴシック" w:eastAsia="BIZ UDPゴシック" w:cs="BIZ UDPゴシック"/>
-                      <w:color w:val="1F2330"/>
-                      <w:sz w:val="23"/>
-                      <w:szCs w:val="23"/>
-                    </w:rPr>
-                    <w:t xml:space="preserve">名前</w:t>
-                  </w:r>
-                </w:rubyBase>
-              </w:ruby>
-            </w:r>
-            <w:r>
-              <w:rPr>
-                <w:rFonts w:ascii="BIZ UDPゴシック" w:hAnsi="BIZ UDPゴシック" w:eastAsia="BIZ UDPゴシック" w:cs="BIZ UDPゴシック"/>
-                <w:color w:val="1F2330"/>
-                <w:sz w:val="23"/>
-                <w:szCs w:val="23"/>
-              </w:rPr>
-              <w:t xml:space="preserve">はアプリに</w:t>
-            </w:r>
-            <w:r>
-              <w:ruby>
-                <w:rubyPr>
-                  <w:rubyAlign w:val="center"/>
-                  <w:hps w:val="12"/>
-                  <w:hpsRaise w:val="21"/>
-                  <w:hpsBaseText w:val="23"/>
-                  <w:lid w:val="ja-JP"/>
-                </w:rubyPr>
-                <w:rt>
-                  <w:r>
-                    <w:rPr>
-                      <w:rFonts w:ascii="BIZ UDPゴシック" w:hAnsi="BIZ UDPゴシック" w:eastAsia="BIZ UDPゴシック" w:cs="BIZ UDPゴシック"/>
-                      <w:color w:val="1F2330"/>
-                      <w:sz w:val="12"/>
-                      <w:szCs w:val="12"/>
-                    </w:rPr>
-                    <w:t xml:space="preserve">はい</w:t>
-                  </w:r>
-                </w:rt>
-                <w:rubyBase>
-                  <w:r>
-                    <w:rPr>
-                      <w:rFonts w:ascii="BIZ UDPゴシック" w:hAnsi="BIZ UDPゴシック" w:eastAsia="BIZ UDPゴシック" w:cs="BIZ UDPゴシック"/>
-                      <w:color w:val="1F2330"/>
-                      <w:sz w:val="23"/>
-                      <w:szCs w:val="23"/>
-                    </w:rPr>
-                    <w:t xml:space="preserve">入</w:t>
-                  </w:r>
-                </w:rubyBase>
-              </w:ruby>
-            </w:r>
-            <w:r>
-              <w:rPr>
-                <w:rFonts w:ascii="BIZ UDPゴシック" w:hAnsi="BIZ UDPゴシック" w:eastAsia="BIZ UDPゴシック" w:cs="BIZ UDPゴシック"/>
-                <w:color w:val="1F2330"/>
-                <w:sz w:val="23"/>
-                <w:szCs w:val="23"/>
-              </w:rPr>
-              <w:t xml:space="preserve">りません。</w:t>
-            </w:r>
-            <w:r>
-              <w:ruby>
-                <w:rubyPr>
-                  <w:rubyAlign w:val="center"/>
-                  <w:hps w:val="12"/>
-                  <w:hpsRaise w:val="21"/>
-                  <w:hpsBaseText w:val="23"/>
-                  <w:lid w:val="ja-JP"/>
-                </w:rubyPr>
-                <w:rt>
-                  <w:r>
-                    <w:rPr>
-                      <w:rFonts w:ascii="BIZ UDPゴシック" w:hAnsi="BIZ UDPゴシック" w:eastAsia="BIZ UDPゴシック" w:cs="BIZ UDPゴシック"/>
-                      <w:color w:val="1F2330"/>
-                      <w:sz w:val="12"/>
-                      <w:szCs w:val="12"/>
-                    </w:rPr>
                     <w:t xml:space="preserve">こえ</w:t>
                   </w:r>
                 </w:rt>
@@ -2148,7 +2148,385 @@
                 <w:sz w:val="23"/>
                 <w:szCs w:val="23"/>
               </w:rPr>
-              <w:t xml:space="preserve">は、ためておきません。</w:t>
+              <w:t xml:space="preserve">は、</w:t>
+            </w:r>
+            <w:r>
+              <w:ruby>
+                <w:rubyPr>
+                  <w:rubyAlign w:val="center"/>
+                  <w:hps w:val="12"/>
+                  <w:hpsRaise w:val="21"/>
+                  <w:hpsBaseText w:val="23"/>
+                  <w:lid w:val="ja-JP"/>
+                </w:rubyPr>
+                <w:rt>
+                  <w:r>
+                    <w:rPr>
+                      <w:rFonts w:ascii="BIZ UDPゴシック" w:hAnsi="BIZ UDPゴシック" w:eastAsia="BIZ UDPゴシック" w:cs="BIZ UDPゴシック"/>
+                      <w:color w:val="1F2330"/>
+                      <w:sz w:val="12"/>
+                      <w:szCs w:val="12"/>
+                    </w:rPr>
+                    <w:t xml:space="preserve">けっか</w:t>
+                  </w:r>
+                </w:rt>
+                <w:rubyBase>
+                  <w:r>
+                    <w:rPr>
+                      <w:rFonts w:ascii="BIZ UDPゴシック" w:hAnsi="BIZ UDPゴシック" w:eastAsia="BIZ UDPゴシック" w:cs="BIZ UDPゴシック"/>
+                      <w:color w:val="1F2330"/>
+                      <w:sz w:val="23"/>
+                      <w:szCs w:val="23"/>
+                    </w:rPr>
+                    <w:t xml:space="preserve">結果</w:t>
+                  </w:r>
+                </w:rubyBase>
+              </w:ruby>
+            </w:r>
+            <w:r>
+              <w:rPr>
+                <w:rFonts w:ascii="BIZ UDPゴシック" w:hAnsi="BIZ UDPゴシック" w:eastAsia="BIZ UDPゴシック" w:cs="BIZ UDPゴシック"/>
+                <w:color w:val="1F2330"/>
+                <w:sz w:val="23"/>
+                <w:szCs w:val="23"/>
+              </w:rPr>
+              <w:t xml:space="preserve">を</w:t>
+            </w:r>
+            <w:r>
+              <w:ruby>
+                <w:rubyPr>
+                  <w:rubyAlign w:val="center"/>
+                  <w:hps w:val="12"/>
+                  <w:hpsRaise w:val="21"/>
+                  <w:hpsBaseText w:val="23"/>
+                  <w:lid w:val="ja-JP"/>
+                </w:rubyPr>
+                <w:rt>
+                  <w:r>
+                    <w:rPr>
+                      <w:rFonts w:ascii="BIZ UDPゴシック" w:hAnsi="BIZ UDPゴシック" w:eastAsia="BIZ UDPゴシック" w:cs="BIZ UDPゴシック"/>
+                      <w:color w:val="1F2330"/>
+                      <w:sz w:val="12"/>
+                      <w:szCs w:val="12"/>
+                    </w:rPr>
+                    <w:t xml:space="preserve">み</w:t>
+                  </w:r>
+                </w:rt>
+                <w:rubyBase>
+                  <w:r>
+                    <w:rPr>
+                      <w:rFonts w:ascii="BIZ UDPゴシック" w:hAnsi="BIZ UDPゴシック" w:eastAsia="BIZ UDPゴシック" w:cs="BIZ UDPゴシック"/>
+                      <w:color w:val="1F2330"/>
+                      <w:sz w:val="23"/>
+                      <w:szCs w:val="23"/>
+                    </w:rPr>
+                    <w:t xml:space="preserve">見</w:t>
+                  </w:r>
+                </w:rubyBase>
+              </w:ruby>
+            </w:r>
+            <w:r>
+              <w:rPr>
+                <w:rFonts w:ascii="BIZ UDPゴシック" w:hAnsi="BIZ UDPゴシック" w:eastAsia="BIZ UDPゴシック" w:cs="BIZ UDPゴシック"/>
+                <w:color w:val="1F2330"/>
+                <w:sz w:val="23"/>
+                <w:szCs w:val="23"/>
+              </w:rPr>
+              <w:t xml:space="preserve">るためだけに</w:t>
+            </w:r>
+            <w:r>
+              <w:ruby>
+                <w:rubyPr>
+                  <w:rubyAlign w:val="center"/>
+                  <w:hps w:val="12"/>
+                  <w:hpsRaise w:val="21"/>
+                  <w:hpsBaseText w:val="23"/>
+                  <w:lid w:val="ja-JP"/>
+                </w:rubyPr>
+                <w:rt>
+                  <w:r>
+                    <w:rPr>
+                      <w:rFonts w:ascii="BIZ UDPゴシック" w:hAnsi="BIZ UDPゴシック" w:eastAsia="BIZ UDPゴシック" w:cs="BIZ UDPゴシック"/>
+                      <w:color w:val="1F2330"/>
+                      <w:sz w:val="12"/>
+                      <w:szCs w:val="12"/>
+                    </w:rPr>
+                    <w:t xml:space="preserve">つか</w:t>
+                  </w:r>
+                </w:rt>
+                <w:rubyBase>
+                  <w:r>
+                    <w:rPr>
+                      <w:rFonts w:ascii="BIZ UDPゴシック" w:hAnsi="BIZ UDPゴシック" w:eastAsia="BIZ UDPゴシック" w:cs="BIZ UDPゴシック"/>
+                      <w:color w:val="1F2330"/>
+                      <w:sz w:val="23"/>
+                      <w:szCs w:val="23"/>
+                    </w:rPr>
+                    <w:t xml:space="preserve">使</w:t>
+                  </w:r>
+                </w:rubyBase>
+              </w:ruby>
+            </w:r>
+            <w:r>
+              <w:rPr>
+                <w:rFonts w:ascii="BIZ UDPゴシック" w:hAnsi="BIZ UDPゴシック" w:eastAsia="BIZ UDPゴシック" w:cs="BIZ UDPゴシック"/>
+                <w:color w:val="1F2330"/>
+                <w:sz w:val="23"/>
+                <w:szCs w:val="23"/>
+              </w:rPr>
+              <w:t xml:space="preserve">います。</w:t>
+            </w:r>
+            <w:r>
+              <w:ruby>
+                <w:rubyPr>
+                  <w:rubyAlign w:val="center"/>
+                  <w:hps w:val="12"/>
+                  <w:hpsRaise w:val="21"/>
+                  <w:hpsBaseText w:val="23"/>
+                  <w:lid w:val="ja-JP"/>
+                </w:rubyPr>
+                <w:rt>
+                  <w:r>
+                    <w:rPr>
+                      <w:rFonts w:ascii="BIZ UDPゴシック" w:hAnsi="BIZ UDPゴシック" w:eastAsia="BIZ UDPゴシック" w:cs="BIZ UDPゴシック"/>
+                      <w:color w:val="1F2330"/>
+                      <w:sz w:val="12"/>
+                      <w:szCs w:val="12"/>
+                    </w:rPr>
+                    <w:t xml:space="preserve">のこ</w:t>
+                  </w:r>
+                </w:rt>
+                <w:rubyBase>
+                  <w:r>
+                    <w:rPr>
+                      <w:rFonts w:ascii="BIZ UDPゴシック" w:hAnsi="BIZ UDPゴシック" w:eastAsia="BIZ UDPゴシック" w:cs="BIZ UDPゴシック"/>
+                      <w:color w:val="1F2330"/>
+                      <w:sz w:val="23"/>
+                      <w:szCs w:val="23"/>
+                    </w:rPr>
+                    <w:t xml:space="preserve">残</w:t>
+                  </w:r>
+                </w:rubyBase>
+              </w:ruby>
+            </w:r>
+            <w:r>
+              <w:rPr>
+                <w:rFonts w:ascii="BIZ UDPゴシック" w:hAnsi="BIZ UDPゴシック" w:eastAsia="BIZ UDPゴシック" w:cs="BIZ UDPゴシック"/>
+                <w:color w:val="1F2330"/>
+                <w:sz w:val="23"/>
+                <w:szCs w:val="23"/>
+              </w:rPr>
+              <w:t xml:space="preserve">るのは</w:t>
+            </w:r>
+            <w:r>
+              <w:ruby>
+                <w:rubyPr>
+                  <w:rubyAlign w:val="center"/>
+                  <w:hps w:val="12"/>
+                  <w:hpsRaise w:val="21"/>
+                  <w:hpsBaseText w:val="23"/>
+                  <w:lid w:val="ja-JP"/>
+                </w:rubyPr>
+                <w:rt>
+                  <w:r>
+                    <w:rPr>
+                      <w:rFonts w:ascii="BIZ UDPゴシック" w:hAnsi="BIZ UDPゴシック" w:eastAsia="BIZ UDPゴシック" w:cs="BIZ UDPゴシック"/>
+                      <w:color w:val="1F2330"/>
+                      <w:sz w:val="12"/>
+                      <w:szCs w:val="12"/>
+                    </w:rPr>
+                    <w:t xml:space="preserve">さいご</w:t>
+                  </w:r>
+                </w:rt>
+                <w:rubyBase>
+                  <w:r>
+                    <w:rPr>
+                      <w:rFonts w:ascii="BIZ UDPゴシック" w:hAnsi="BIZ UDPゴシック" w:eastAsia="BIZ UDPゴシック" w:cs="BIZ UDPゴシック"/>
+                      <w:color w:val="1F2330"/>
+                      <w:sz w:val="23"/>
+                      <w:szCs w:val="23"/>
+                    </w:rPr>
+                    <w:t xml:space="preserve">最後</w:t>
+                  </w:r>
+                </w:rubyBase>
+              </w:ruby>
+            </w:r>
+            <w:r>
+              <w:rPr>
+                <w:rFonts w:ascii="BIZ UDPゴシック" w:hAnsi="BIZ UDPゴシック" w:eastAsia="BIZ UDPゴシック" w:cs="BIZ UDPゴシック"/>
+                <w:color w:val="1F2330"/>
+                <w:sz w:val="23"/>
+                <w:szCs w:val="23"/>
+              </w:rPr>
+              <w:t xml:space="preserve">の1</w:t>
+            </w:r>
+            <w:r>
+              <w:ruby>
+                <w:rubyPr>
+                  <w:rubyAlign w:val="center"/>
+                  <w:hps w:val="12"/>
+                  <w:hpsRaise w:val="21"/>
+                  <w:hpsBaseText w:val="23"/>
+                  <w:lid w:val="ja-JP"/>
+                </w:rubyPr>
+                <w:rt>
+                  <w:r>
+                    <w:rPr>
+                      <w:rFonts w:ascii="BIZ UDPゴシック" w:hAnsi="BIZ UDPゴシック" w:eastAsia="BIZ UDPゴシック" w:cs="BIZ UDPゴシック"/>
+                      <w:color w:val="1F2330"/>
+                      <w:sz w:val="12"/>
+                      <w:szCs w:val="12"/>
+                    </w:rPr>
+                    <w:t xml:space="preserve">かいぶん</w:t>
+                  </w:r>
+                </w:rt>
+                <w:rubyBase>
+                  <w:r>
+                    <w:rPr>
+                      <w:rFonts w:ascii="BIZ UDPゴシック" w:hAnsi="BIZ UDPゴシック" w:eastAsia="BIZ UDPゴシック" w:cs="BIZ UDPゴシック"/>
+                      <w:color w:val="1F2330"/>
+                      <w:sz w:val="23"/>
+                      <w:szCs w:val="23"/>
+                    </w:rPr>
+                    <w:t xml:space="preserve">回分</w:t>
+                  </w:r>
+                </w:rubyBase>
+              </w:ruby>
+            </w:r>
+            <w:r>
+              <w:rPr>
+                <w:rFonts w:ascii="BIZ UDPゴシック" w:hAnsi="BIZ UDPゴシック" w:eastAsia="BIZ UDPゴシック" w:cs="BIZ UDPゴシック"/>
+                <w:color w:val="1F2330"/>
+                <w:sz w:val="23"/>
+                <w:szCs w:val="23"/>
+              </w:rPr>
+              <w:t xml:space="preserve">だけで、</w:t>
+            </w:r>
+            <w:r>
+              <w:ruby>
+                <w:rubyPr>
+                  <w:rubyAlign w:val="center"/>
+                  <w:hps w:val="12"/>
+                  <w:hpsRaise w:val="21"/>
+                  <w:hpsBaseText w:val="23"/>
+                  <w:lid w:val="ja-JP"/>
+                </w:rubyPr>
+                <w:rt>
+                  <w:r>
+                    <w:rPr>
+                      <w:rFonts w:ascii="BIZ UDPゴシック" w:hAnsi="BIZ UDPゴシック" w:eastAsia="BIZ UDPゴシック" w:cs="BIZ UDPゴシック"/>
+                      <w:color w:val="1F2330"/>
+                      <w:sz w:val="12"/>
+                      <w:szCs w:val="12"/>
+                    </w:rPr>
+                    <w:t xml:space="preserve">つぎ</w:t>
+                  </w:r>
+                </w:rt>
+                <w:rubyBase>
+                  <w:r>
+                    <w:rPr>
+                      <w:rFonts w:ascii="BIZ UDPゴシック" w:hAnsi="BIZ UDPゴシック" w:eastAsia="BIZ UDPゴシック" w:cs="BIZ UDPゴシック"/>
+                      <w:color w:val="1F2330"/>
+                      <w:sz w:val="23"/>
+                      <w:szCs w:val="23"/>
+                    </w:rPr>
+                    <w:t xml:space="preserve">次</w:t>
+                  </w:r>
+                </w:rubyBase>
+              </w:ruby>
+            </w:r>
+            <w:r>
+              <w:rPr>
+                <w:rFonts w:ascii="BIZ UDPゴシック" w:hAnsi="BIZ UDPゴシック" w:eastAsia="BIZ UDPゴシック" w:cs="BIZ UDPゴシック"/>
+                <w:color w:val="1F2330"/>
+                <w:sz w:val="23"/>
+                <w:szCs w:val="23"/>
+              </w:rPr>
+              <w:t xml:space="preserve">に</w:t>
+            </w:r>
+            <w:r>
+              <w:ruby>
+                <w:rubyPr>
+                  <w:rubyAlign w:val="center"/>
+                  <w:hps w:val="12"/>
+                  <w:hpsRaise w:val="21"/>
+                  <w:hpsBaseText w:val="23"/>
+                  <w:lid w:val="ja-JP"/>
+                </w:rubyPr>
+                <w:rt>
+                  <w:r>
+                    <w:rPr>
+                      <w:rFonts w:ascii="BIZ UDPゴシック" w:hAnsi="BIZ UDPゴシック" w:eastAsia="BIZ UDPゴシック" w:cs="BIZ UDPゴシック"/>
+                      <w:color w:val="1F2330"/>
+                      <w:sz w:val="12"/>
+                      <w:szCs w:val="12"/>
+                    </w:rPr>
+                    <w:t xml:space="preserve">ろくおん</w:t>
+                  </w:r>
+                </w:rt>
+                <w:rubyBase>
+                  <w:r>
+                    <w:rPr>
+                      <w:rFonts w:ascii="BIZ UDPゴシック" w:hAnsi="BIZ UDPゴシック" w:eastAsia="BIZ UDPゴシック" w:cs="BIZ UDPゴシック"/>
+                      <w:color w:val="1F2330"/>
+                      <w:sz w:val="23"/>
+                      <w:szCs w:val="23"/>
+                    </w:rPr>
+                    <w:t xml:space="preserve">録音</w:t>
+                  </w:r>
+                </w:rubyBase>
+              </w:ruby>
+            </w:r>
+            <w:r>
+              <w:rPr>
+                <w:rFonts w:ascii="BIZ UDPゴシック" w:hAnsi="BIZ UDPゴシック" w:eastAsia="BIZ UDPゴシック" w:cs="BIZ UDPゴシック"/>
+                <w:color w:val="1F2330"/>
+                <w:sz w:val="23"/>
+                <w:szCs w:val="23"/>
+              </w:rPr>
+              <w:t xml:space="preserve">すると</w:t>
+            </w:r>
+            <w:r>
+              <w:ruby>
+                <w:rubyPr>
+                  <w:rubyAlign w:val="center"/>
+                  <w:hps w:val="12"/>
+                  <w:hpsRaise w:val="21"/>
+                  <w:hpsBaseText w:val="23"/>
+                  <w:lid w:val="ja-JP"/>
+                </w:rubyPr>
+                <w:rt>
+                  <w:r>
+                    <w:rPr>
+                      <w:rFonts w:ascii="BIZ UDPゴシック" w:hAnsi="BIZ UDPゴシック" w:eastAsia="BIZ UDPゴシック" w:cs="BIZ UDPゴシック"/>
+                      <w:color w:val="1F2330"/>
+                      <w:sz w:val="12"/>
+                      <w:szCs w:val="12"/>
+                    </w:rPr>
+                    <w:t xml:space="preserve">き</w:t>
+                  </w:r>
+                </w:rt>
+                <w:rubyBase>
+                  <w:r>
+                    <w:rPr>
+                      <w:rFonts w:ascii="BIZ UDPゴシック" w:hAnsi="BIZ UDPゴシック" w:eastAsia="BIZ UDPゴシック" w:cs="BIZ UDPゴシック"/>
+                      <w:color w:val="1F2330"/>
+                      <w:sz w:val="23"/>
+                      <w:szCs w:val="23"/>
+                    </w:rPr>
+                    <w:t xml:space="preserve">消</w:t>
+                  </w:r>
+                </w:rubyBase>
+              </w:ruby>
+            </w:r>
+            <w:r>
+              <w:rPr>
+                <w:rFonts w:ascii="BIZ UDPゴシック" w:hAnsi="BIZ UDPゴシック" w:eastAsia="BIZ UDPゴシック" w:cs="BIZ UDPゴシック"/>
+                <w:color w:val="1F2330"/>
+                <w:sz w:val="23"/>
+                <w:szCs w:val="23"/>
+              </w:rPr>
+              <w:t xml:space="preserve">えます。</w:t>
             </w:r>
           </w:p>
           <w:p>

--- a/docs/同意書とアンケート/02_生徒用_同意書.docx
+++ b/docs/同意書とアンケート/02_生徒用_同意書.docx
@@ -5,44 +5,9 @@
     <w:p>
       <w:pPr>
         <w:keepNext/>
-        <w:spacing w:before="0" w:after="40" w:line="632" w:lineRule="exact"/>
+        <w:spacing w:before="0" w:after="40" w:line="442" w:lineRule="exact"/>
         <w:jc w:val="center"/>
       </w:pPr>
-      <w:r>
-        <w:ruby>
-          <w:rubyPr>
-            <w:rubyAlign w:val="center"/>
-            <w:hps w:val="17"/>
-            <w:hpsRaise w:val="32"/>
-            <w:hpsBaseText w:val="34"/>
-            <w:lid w:val="ja-JP"/>
-          </w:rubyPr>
-          <w:rt>
-            <w:r>
-              <w:rPr>
-                <w:rFonts w:ascii="BIZ UDPゴシック" w:hAnsi="BIZ UDPゴシック" w:eastAsia="BIZ UDPゴシック" w:cs="BIZ UDPゴシック"/>
-                <w:color w:val="0E1E45"/>
-                <w:sz w:val="17"/>
-                <w:szCs w:val="17"/>
-              </w:rPr>
-              <w:t xml:space="preserve">けんきゅう</w:t>
-            </w:r>
-          </w:rt>
-          <w:rubyBase>
-            <w:r>
-              <w:rPr>
-                <w:rFonts w:ascii="BIZ UDPゴシック" w:hAnsi="BIZ UDPゴシック" w:eastAsia="BIZ UDPゴシック" w:cs="BIZ UDPゴシック"/>
-                <w:b/>
-                <w:bCs/>
-                <w:color w:val="0E1E45"/>
-                <w:sz w:val="34"/>
-                <w:szCs w:val="34"/>
-              </w:rPr>
-              <w:t xml:space="preserve">研究</w:t>
-            </w:r>
-          </w:rubyBase>
-        </w:ruby>
-      </w:r>
       <w:r>
         <w:rPr>
           <w:rFonts w:ascii="BIZ UDPゴシック" w:hAnsi="BIZ UDPゴシック" w:eastAsia="BIZ UDPゴシック" w:cs="BIZ UDPゴシック"/>
@@ -52,105 +17,13 @@
           <w:sz w:val="34"/>
           <w:szCs w:val="34"/>
         </w:rPr>
-        <w:t xml:space="preserve">への</w:t>
-      </w:r>
-      <w:r>
-        <w:ruby>
-          <w:rubyPr>
-            <w:rubyAlign w:val="center"/>
-            <w:hps w:val="17"/>
-            <w:hpsRaise w:val="32"/>
-            <w:hpsBaseText w:val="34"/>
-            <w:lid w:val="ja-JP"/>
-          </w:rubyPr>
-          <w:rt>
-            <w:r>
-              <w:rPr>
-                <w:rFonts w:ascii="BIZ UDPゴシック" w:hAnsi="BIZ UDPゴシック" w:eastAsia="BIZ UDPゴシック" w:cs="BIZ UDPゴシック"/>
-                <w:color w:val="0E1E45"/>
-                <w:sz w:val="17"/>
-                <w:szCs w:val="17"/>
-              </w:rPr>
-              <w:t xml:space="preserve">きょうりょく</w:t>
-            </w:r>
-          </w:rt>
-          <w:rubyBase>
-            <w:r>
-              <w:rPr>
-                <w:rFonts w:ascii="BIZ UDPゴシック" w:hAnsi="BIZ UDPゴシック" w:eastAsia="BIZ UDPゴシック" w:cs="BIZ UDPゴシック"/>
-                <w:b/>
-                <w:bCs/>
-                <w:color w:val="0E1E45"/>
-                <w:sz w:val="34"/>
-                <w:szCs w:val="34"/>
-              </w:rPr>
-              <w:t xml:space="preserve">協力</w:t>
-            </w:r>
-          </w:rubyBase>
-        </w:ruby>
-      </w:r>
-      <w:r>
-        <w:rPr>
-          <w:rFonts w:ascii="BIZ UDPゴシック" w:hAnsi="BIZ UDPゴシック" w:eastAsia="BIZ UDPゴシック" w:cs="BIZ UDPゴシック"/>
-          <w:b/>
-          <w:bCs/>
-          <w:color w:val="0E1E45"/>
-          <w:sz w:val="34"/>
-          <w:szCs w:val="34"/>
-        </w:rPr>
-        <w:t xml:space="preserve">のお</w:t>
-      </w:r>
-      <w:r>
-        <w:ruby>
-          <w:rubyPr>
-            <w:rubyAlign w:val="center"/>
-            <w:hps w:val="17"/>
-            <w:hpsRaise w:val="32"/>
-            <w:hpsBaseText w:val="34"/>
-            <w:lid w:val="ja-JP"/>
-          </w:rubyPr>
-          <w:rt>
-            <w:r>
-              <w:rPr>
-                <w:rFonts w:ascii="BIZ UDPゴシック" w:hAnsi="BIZ UDPゴシック" w:eastAsia="BIZ UDPゴシック" w:cs="BIZ UDPゴシック"/>
-                <w:color w:val="0E1E45"/>
-                <w:sz w:val="17"/>
-                <w:szCs w:val="17"/>
-              </w:rPr>
-              <w:t xml:space="preserve">ねが</w:t>
-            </w:r>
-          </w:rt>
-          <w:rubyBase>
-            <w:r>
-              <w:rPr>
-                <w:rFonts w:ascii="BIZ UDPゴシック" w:hAnsi="BIZ UDPゴシック" w:eastAsia="BIZ UDPゴシック" w:cs="BIZ UDPゴシック"/>
-                <w:b/>
-                <w:bCs/>
-                <w:color w:val="0E1E45"/>
-                <w:sz w:val="34"/>
-                <w:szCs w:val="34"/>
-              </w:rPr>
-              <w:t xml:space="preserve">願</w:t>
-            </w:r>
-          </w:rubyBase>
-        </w:ruby>
-      </w:r>
-      <w:r>
-        <w:rPr>
-          <w:rFonts w:ascii="BIZ UDPゴシック" w:hAnsi="BIZ UDPゴシック" w:eastAsia="BIZ UDPゴシック" w:cs="BIZ UDPゴシック"/>
-          <w:b/>
-          <w:bCs/>
-          <w:color w:val="0E1E45"/>
-          <w:sz w:val="34"/>
-          <w:szCs w:val="34"/>
-        </w:rPr>
-        <w:t xml:space="preserve">い</w:t>
+        <w:t xml:space="preserve">研究参加についての説明と同意書</w:t>
       </w:r>
     </w:p>
     <w:p>
       <w:pPr>
         <w:keepNext/>
-        <w:spacing w:before="0" w:after="80" w:line="452" w:lineRule="exact"/>
+        <w:spacing w:before="0" w:after="120" w:line="312" w:lineRule="exact"/>
         <w:jc w:val="center"/>
       </w:pPr>
       <w:r>
@@ -160,130 +33,13 @@
           <w:sz w:val="24"/>
           <w:szCs w:val="24"/>
         </w:rPr>
-        <w:t xml:space="preserve">（</w:t>
-      </w:r>
-      <w:r>
-        <w:ruby>
-          <w:rubyPr>
-            <w:rubyAlign w:val="center"/>
-            <w:hps w:val="12"/>
-            <w:hpsRaise w:val="22"/>
-            <w:hpsBaseText w:val="24"/>
-            <w:lid w:val="ja-JP"/>
-          </w:rubyPr>
-          <w:rt>
-            <w:r>
-              <w:rPr>
-                <w:rFonts w:ascii="BIZ UDPゴシック" w:hAnsi="BIZ UDPゴシック" w:eastAsia="BIZ UDPゴシック" w:cs="BIZ UDPゴシック"/>
-                <w:color w:val="5A6070"/>
-                <w:sz w:val="12"/>
-                <w:szCs w:val="12"/>
-              </w:rPr>
-              <w:t xml:space="preserve">せいとよう</w:t>
-            </w:r>
-          </w:rt>
-          <w:rubyBase>
-            <w:r>
-              <w:rPr>
-                <w:rFonts w:ascii="BIZ UDPゴシック" w:hAnsi="BIZ UDPゴシック" w:eastAsia="BIZ UDPゴシック" w:cs="BIZ UDPゴシック"/>
-                <w:color w:val="5A6070"/>
-                <w:sz w:val="24"/>
-                <w:szCs w:val="24"/>
-              </w:rPr>
-              <w:t xml:space="preserve">生徒用</w:t>
-            </w:r>
-          </w:rubyBase>
-        </w:ruby>
-      </w:r>
-      <w:r>
-        <w:rPr>
-          <w:rFonts w:ascii="BIZ UDPゴシック" w:hAnsi="BIZ UDPゴシック" w:eastAsia="BIZ UDPゴシック" w:cs="BIZ UDPゴシック"/>
-          <w:color w:val="5A6070"/>
-          <w:sz w:val="24"/>
-          <w:szCs w:val="24"/>
-        </w:rPr>
-        <w:t xml:space="preserve">・</w:t>
-      </w:r>
-      <w:r>
-        <w:ruby>
-          <w:rubyPr>
-            <w:rubyAlign w:val="center"/>
-            <w:hps w:val="12"/>
-            <w:hpsRaise w:val="22"/>
-            <w:hpsBaseText w:val="24"/>
-            <w:lid w:val="ja-JP"/>
-          </w:rubyPr>
-          <w:rt>
-            <w:r>
-              <w:rPr>
-                <w:rFonts w:ascii="BIZ UDPゴシック" w:hAnsi="BIZ UDPゴシック" w:eastAsia="BIZ UDPゴシック" w:cs="BIZ UDPゴシック"/>
-                <w:color w:val="5A6070"/>
-                <w:sz w:val="12"/>
-                <w:szCs w:val="12"/>
-              </w:rPr>
-              <w:t xml:space="preserve">どういしょ</w:t>
-            </w:r>
-          </w:rt>
-          <w:rubyBase>
-            <w:r>
-              <w:rPr>
-                <w:rFonts w:ascii="BIZ UDPゴシック" w:hAnsi="BIZ UDPゴシック" w:eastAsia="BIZ UDPゴシック" w:cs="BIZ UDPゴシック"/>
-                <w:color w:val="5A6070"/>
-                <w:sz w:val="24"/>
-                <w:szCs w:val="24"/>
-              </w:rPr>
-              <w:t xml:space="preserve">同意書</w:t>
-            </w:r>
-          </w:rubyBase>
-        </w:ruby>
-      </w:r>
-      <w:r>
-        <w:rPr>
-          <w:rFonts w:ascii="BIZ UDPゴシック" w:hAnsi="BIZ UDPゴシック" w:eastAsia="BIZ UDPゴシック" w:cs="BIZ UDPゴシック"/>
-          <w:color w:val="5A6070"/>
-          <w:sz w:val="24"/>
-          <w:szCs w:val="24"/>
-        </w:rPr>
-        <w:t xml:space="preserve">）</w:t>
+        <w:t xml:space="preserve">（生徒用）</w:t>
       </w:r>
     </w:p>
     <w:p>
       <w:pPr>
-        <w:spacing w:before="0" w:after="80" w:line="440" w:lineRule="exact"/>
+        <w:spacing w:before="0" w:after="120" w:line="300" w:lineRule="exact"/>
       </w:pPr>
-      <w:r>
-        <w:ruby>
-          <w:rubyPr>
-            <w:rubyAlign w:val="center"/>
-            <w:hps w:val="12"/>
-            <w:hpsRaise w:val="21"/>
-            <w:hpsBaseText w:val="23"/>
-            <w:lid w:val="ja-JP"/>
-          </w:rubyPr>
-          <w:rt>
-            <w:r>
-              <w:rPr>
-                <w:rFonts w:ascii="BIZ UDPゴシック" w:hAnsi="BIZ UDPゴシック" w:eastAsia="BIZ UDPゴシック" w:cs="BIZ UDPゴシック"/>
-                <w:color w:val="1F2330"/>
-                <w:sz w:val="12"/>
-                <w:szCs w:val="12"/>
-              </w:rPr>
-              <w:t xml:space="preserve">はつおん</w:t>
-            </w:r>
-          </w:rt>
-          <w:rubyBase>
-            <w:r>
-              <w:rPr>
-                <w:rFonts w:ascii="BIZ UDPゴシック" w:hAnsi="BIZ UDPゴシック" w:eastAsia="BIZ UDPゴシック" w:cs="BIZ UDPゴシック"/>
-                <w:color w:val="1F2330"/>
-                <w:sz w:val="23"/>
-                <w:szCs w:val="23"/>
-              </w:rPr>
-              <w:t xml:space="preserve">発音</w:t>
-            </w:r>
-          </w:rubyBase>
-        </w:ruby>
-      </w:r>
       <w:r>
         <w:rPr>
           <w:rFonts w:ascii="BIZ UDPゴシック" w:hAnsi="BIZ UDPゴシック" w:eastAsia="BIZ UDPゴシック" w:cs="BIZ UDPゴシック"/>
@@ -291,336 +47,7 @@
           <w:sz w:val="23"/>
           <w:szCs w:val="23"/>
         </w:rPr>
-        <w:t xml:space="preserve">を</w:t>
-      </w:r>
-      <w:r>
-        <w:ruby>
-          <w:rubyPr>
-            <w:rubyAlign w:val="center"/>
-            <w:hps w:val="12"/>
-            <w:hpsRaise w:val="21"/>
-            <w:hpsBaseText w:val="23"/>
-            <w:lid w:val="ja-JP"/>
-          </w:rubyPr>
-          <w:rt>
-            <w:r>
-              <w:rPr>
-                <w:rFonts w:ascii="BIZ UDPゴシック" w:hAnsi="BIZ UDPゴシック" w:eastAsia="BIZ UDPゴシック" w:cs="BIZ UDPゴシック"/>
-                <w:color w:val="1F2330"/>
-                <w:sz w:val="12"/>
-                <w:szCs w:val="12"/>
-              </w:rPr>
-              <w:t xml:space="preserve">め</w:t>
-            </w:r>
-          </w:rt>
-          <w:rubyBase>
-            <w:r>
-              <w:rPr>
-                <w:rFonts w:ascii="BIZ UDPゴシック" w:hAnsi="BIZ UDPゴシック" w:eastAsia="BIZ UDPゴシック" w:cs="BIZ UDPゴシック"/>
-                <w:color w:val="1F2330"/>
-                <w:sz w:val="23"/>
-                <w:szCs w:val="23"/>
-              </w:rPr>
-              <w:t xml:space="preserve">目</w:t>
-            </w:r>
-          </w:rubyBase>
-        </w:ruby>
-      </w:r>
-      <w:r>
-        <w:rPr>
-          <w:rFonts w:ascii="BIZ UDPゴシック" w:hAnsi="BIZ UDPゴシック" w:eastAsia="BIZ UDPゴシック" w:cs="BIZ UDPゴシック"/>
-          <w:color w:val="1F2330"/>
-          <w:sz w:val="23"/>
-          <w:szCs w:val="23"/>
-        </w:rPr>
-        <w:t xml:space="preserve">で</w:t>
-      </w:r>
-      <w:r>
-        <w:ruby>
-          <w:rubyPr>
-            <w:rubyAlign w:val="center"/>
-            <w:hps w:val="12"/>
-            <w:hpsRaise w:val="21"/>
-            <w:hpsBaseText w:val="23"/>
-            <w:lid w:val="ja-JP"/>
-          </w:rubyPr>
-          <w:rt>
-            <w:r>
-              <w:rPr>
-                <w:rFonts w:ascii="BIZ UDPゴシック" w:hAnsi="BIZ UDPゴシック" w:eastAsia="BIZ UDPゴシック" w:cs="BIZ UDPゴシック"/>
-                <w:color w:val="1F2330"/>
-                <w:sz w:val="12"/>
-                <w:szCs w:val="12"/>
-              </w:rPr>
-              <w:t xml:space="preserve">み</w:t>
-            </w:r>
-          </w:rt>
-          <w:rubyBase>
-            <w:r>
-              <w:rPr>
-                <w:rFonts w:ascii="BIZ UDPゴシック" w:hAnsi="BIZ UDPゴシック" w:eastAsia="BIZ UDPゴシック" w:cs="BIZ UDPゴシック"/>
-                <w:color w:val="1F2330"/>
-                <w:sz w:val="23"/>
-                <w:szCs w:val="23"/>
-              </w:rPr>
-              <w:t xml:space="preserve">見</w:t>
-            </w:r>
-          </w:rubyBase>
-        </w:ruby>
-      </w:r>
-      <w:r>
-        <w:rPr>
-          <w:rFonts w:ascii="BIZ UDPゴシック" w:hAnsi="BIZ UDPゴシック" w:eastAsia="BIZ UDPゴシック" w:cs="BIZ UDPゴシック"/>
-          <w:color w:val="1F2330"/>
-          <w:sz w:val="23"/>
-          <w:szCs w:val="23"/>
-        </w:rPr>
-        <w:t xml:space="preserve">てたしかめられるアプリ「SP-PS」が</w:t>
-      </w:r>
-      <w:r>
-        <w:ruby>
-          <w:rubyPr>
-            <w:rubyAlign w:val="center"/>
-            <w:hps w:val="12"/>
-            <w:hpsRaise w:val="21"/>
-            <w:hpsBaseText w:val="23"/>
-            <w:lid w:val="ja-JP"/>
-          </w:rubyPr>
-          <w:rt>
-            <w:r>
-              <w:rPr>
-                <w:rFonts w:ascii="BIZ UDPゴシック" w:hAnsi="BIZ UDPゴシック" w:eastAsia="BIZ UDPゴシック" w:cs="BIZ UDPゴシック"/>
-                <w:color w:val="1F2330"/>
-                <w:sz w:val="12"/>
-                <w:szCs w:val="12"/>
-              </w:rPr>
-              <w:t xml:space="preserve">やく</w:t>
-            </w:r>
-          </w:rt>
-          <w:rubyBase>
-            <w:r>
-              <w:rPr>
-                <w:rFonts w:ascii="BIZ UDPゴシック" w:hAnsi="BIZ UDPゴシック" w:eastAsia="BIZ UDPゴシック" w:cs="BIZ UDPゴシック"/>
-                <w:color w:val="1F2330"/>
-                <w:sz w:val="23"/>
-                <w:szCs w:val="23"/>
-              </w:rPr>
-              <w:t xml:space="preserve">役</w:t>
-            </w:r>
-          </w:rubyBase>
-        </w:ruby>
-      </w:r>
-      <w:r>
-        <w:rPr>
-          <w:rFonts w:ascii="BIZ UDPゴシック" w:hAnsi="BIZ UDPゴシック" w:eastAsia="BIZ UDPゴシック" w:cs="BIZ UDPゴシック"/>
-          <w:color w:val="1F2330"/>
-          <w:sz w:val="23"/>
-          <w:szCs w:val="23"/>
-        </w:rPr>
-        <w:t xml:space="preserve">に</w:t>
-      </w:r>
-      <w:r>
-        <w:ruby>
-          <w:rubyPr>
-            <w:rubyAlign w:val="center"/>
-            <w:hps w:val="12"/>
-            <w:hpsRaise w:val="21"/>
-            <w:hpsBaseText w:val="23"/>
-            <w:lid w:val="ja-JP"/>
-          </w:rubyPr>
-          <w:rt>
-            <w:r>
-              <w:rPr>
-                <w:rFonts w:ascii="BIZ UDPゴシック" w:hAnsi="BIZ UDPゴシック" w:eastAsia="BIZ UDPゴシック" w:cs="BIZ UDPゴシック"/>
-                <w:color w:val="1F2330"/>
-                <w:sz w:val="12"/>
-                <w:szCs w:val="12"/>
-              </w:rPr>
-              <w:t xml:space="preserve">た</w:t>
-            </w:r>
-          </w:rt>
-          <w:rubyBase>
-            <w:r>
-              <w:rPr>
-                <w:rFonts w:ascii="BIZ UDPゴシック" w:hAnsi="BIZ UDPゴシック" w:eastAsia="BIZ UDPゴシック" w:cs="BIZ UDPゴシック"/>
-                <w:color w:val="1F2330"/>
-                <w:sz w:val="23"/>
-                <w:szCs w:val="23"/>
-              </w:rPr>
-              <w:t xml:space="preserve">立</w:t>
-            </w:r>
-          </w:rubyBase>
-        </w:ruby>
-      </w:r>
-      <w:r>
-        <w:rPr>
-          <w:rFonts w:ascii="BIZ UDPゴシック" w:hAnsi="BIZ UDPゴシック" w:eastAsia="BIZ UDPゴシック" w:cs="BIZ UDPゴシック"/>
-          <w:color w:val="1F2330"/>
-          <w:sz w:val="23"/>
-          <w:szCs w:val="23"/>
-        </w:rPr>
-        <w:t xml:space="preserve">つかを</w:t>
-      </w:r>
-      <w:r>
-        <w:ruby>
-          <w:rubyPr>
-            <w:rubyAlign w:val="center"/>
-            <w:hps w:val="12"/>
-            <w:hpsRaise w:val="21"/>
-            <w:hpsBaseText w:val="23"/>
-            <w:lid w:val="ja-JP"/>
-          </w:rubyPr>
-          <w:rt>
-            <w:r>
-              <w:rPr>
-                <w:rFonts w:ascii="BIZ UDPゴシック" w:hAnsi="BIZ UDPゴシック" w:eastAsia="BIZ UDPゴシック" w:cs="BIZ UDPゴシック"/>
-                <w:color w:val="1F2330"/>
-                <w:sz w:val="12"/>
-                <w:szCs w:val="12"/>
-              </w:rPr>
-              <w:t xml:space="preserve">しら</w:t>
-            </w:r>
-          </w:rt>
-          <w:rubyBase>
-            <w:r>
-              <w:rPr>
-                <w:rFonts w:ascii="BIZ UDPゴシック" w:hAnsi="BIZ UDPゴシック" w:eastAsia="BIZ UDPゴシック" w:cs="BIZ UDPゴシック"/>
-                <w:color w:val="1F2330"/>
-                <w:sz w:val="23"/>
-                <w:szCs w:val="23"/>
-              </w:rPr>
-              <w:t xml:space="preserve">調</w:t>
-            </w:r>
-          </w:rubyBase>
-        </w:ruby>
-      </w:r>
-      <w:r>
-        <w:rPr>
-          <w:rFonts w:ascii="BIZ UDPゴシック" w:hAnsi="BIZ UDPゴシック" w:eastAsia="BIZ UDPゴシック" w:cs="BIZ UDPゴシック"/>
-          <w:color w:val="1F2330"/>
-          <w:sz w:val="23"/>
-          <w:szCs w:val="23"/>
-        </w:rPr>
-        <w:t xml:space="preserve">べる</w:t>
-      </w:r>
-      <w:r>
-        <w:ruby>
-          <w:rubyPr>
-            <w:rubyAlign w:val="center"/>
-            <w:hps w:val="12"/>
-            <w:hpsRaise w:val="21"/>
-            <w:hpsBaseText w:val="23"/>
-            <w:lid w:val="ja-JP"/>
-          </w:rubyPr>
-          <w:rt>
-            <w:r>
-              <w:rPr>
-                <w:rFonts w:ascii="BIZ UDPゴシック" w:hAnsi="BIZ UDPゴシック" w:eastAsia="BIZ UDPゴシック" w:cs="BIZ UDPゴシック"/>
-                <w:color w:val="1F2330"/>
-                <w:sz w:val="12"/>
-                <w:szCs w:val="12"/>
-              </w:rPr>
-              <w:t xml:space="preserve">けんきゅう</w:t>
-            </w:r>
-          </w:rt>
-          <w:rubyBase>
-            <w:r>
-              <w:rPr>
-                <w:rFonts w:ascii="BIZ UDPゴシック" w:hAnsi="BIZ UDPゴシック" w:eastAsia="BIZ UDPゴシック" w:cs="BIZ UDPゴシック"/>
-                <w:color w:val="1F2330"/>
-                <w:sz w:val="23"/>
-                <w:szCs w:val="23"/>
-              </w:rPr>
-              <w:t xml:space="preserve">研究</w:t>
-            </w:r>
-          </w:rubyBase>
-        </w:ruby>
-      </w:r>
-      <w:r>
-        <w:rPr>
-          <w:rFonts w:ascii="BIZ UDPゴシック" w:hAnsi="BIZ UDPゴシック" w:eastAsia="BIZ UDPゴシック" w:cs="BIZ UDPゴシック"/>
-          <w:color w:val="1F2330"/>
-          <w:sz w:val="23"/>
-          <w:szCs w:val="23"/>
-        </w:rPr>
-        <w:t xml:space="preserve">に、</w:t>
-      </w:r>
-      <w:r>
-        <w:ruby>
-          <w:rubyPr>
-            <w:rubyAlign w:val="center"/>
-            <w:hps w:val="12"/>
-            <w:hpsRaise w:val="21"/>
-            <w:hpsBaseText w:val="23"/>
-            <w:lid w:val="ja-JP"/>
-          </w:rubyPr>
-          <w:rt>
-            <w:r>
-              <w:rPr>
-                <w:rFonts w:ascii="BIZ UDPゴシック" w:hAnsi="BIZ UDPゴシック" w:eastAsia="BIZ UDPゴシック" w:cs="BIZ UDPゴシック"/>
-                <w:color w:val="1F2330"/>
-                <w:sz w:val="12"/>
-                <w:szCs w:val="12"/>
-              </w:rPr>
-              <w:t xml:space="preserve">きょうりょく</w:t>
-            </w:r>
-          </w:rt>
-          <w:rubyBase>
-            <w:r>
-              <w:rPr>
-                <w:rFonts w:ascii="BIZ UDPゴシック" w:hAnsi="BIZ UDPゴシック" w:eastAsia="BIZ UDPゴシック" w:cs="BIZ UDPゴシック"/>
-                <w:color w:val="1F2330"/>
-                <w:sz w:val="23"/>
-                <w:szCs w:val="23"/>
-              </w:rPr>
-              <w:t xml:space="preserve">協力</w:t>
-            </w:r>
-          </w:rubyBase>
-        </w:ruby>
-      </w:r>
-      <w:r>
-        <w:rPr>
-          <w:rFonts w:ascii="BIZ UDPゴシック" w:hAnsi="BIZ UDPゴシック" w:eastAsia="BIZ UDPゴシック" w:cs="BIZ UDPゴシック"/>
-          <w:color w:val="1F2330"/>
-          <w:sz w:val="23"/>
-          <w:szCs w:val="23"/>
-        </w:rPr>
-        <w:t xml:space="preserve">してもらえませんか。</w:t>
-      </w:r>
-      <w:r>
-        <w:ruby>
-          <w:rubyPr>
-            <w:rubyAlign w:val="center"/>
-            <w:hps w:val="12"/>
-            <w:hpsRaise w:val="21"/>
-            <w:hpsBaseText w:val="23"/>
-            <w:lid w:val="ja-JP"/>
-          </w:rubyPr>
-          <w:rt>
-            <w:r>
-              <w:rPr>
-                <w:rFonts w:ascii="BIZ UDPゴシック" w:hAnsi="BIZ UDPゴシック" w:eastAsia="BIZ UDPゴシック" w:cs="BIZ UDPゴシック"/>
-                <w:color w:val="1F2330"/>
-                <w:sz w:val="12"/>
-                <w:szCs w:val="12"/>
-              </w:rPr>
-              <w:t xml:space="preserve">さんか</w:t>
-            </w:r>
-          </w:rt>
-          <w:rubyBase>
-            <w:r>
-              <w:rPr>
-                <w:rFonts w:ascii="BIZ UDPゴシック" w:hAnsi="BIZ UDPゴシック" w:eastAsia="BIZ UDPゴシック" w:cs="BIZ UDPゴシック"/>
-                <w:b/>
-                <w:bCs/>
-                <w:color w:val="1F2330"/>
-                <w:sz w:val="23"/>
-                <w:szCs w:val="23"/>
-              </w:rPr>
-              <w:t xml:space="preserve">参加</w:t>
-            </w:r>
-          </w:rubyBase>
-        </w:ruby>
+        <w:t xml:space="preserve">発音を目で確かめられるアプリ「SP-PS」が、発音の練習に役立つかを調べる研究への協力をお願いします。</w:t>
       </w:r>
       <w:r>
         <w:rPr>
@@ -631,99 +58,7 @@
           <w:sz w:val="23"/>
           <w:szCs w:val="23"/>
         </w:rPr>
-        <w:t xml:space="preserve">するかどうかは、</w:t>
-      </w:r>
-      <w:r>
-        <w:ruby>
-          <w:rubyPr>
-            <w:rubyAlign w:val="center"/>
-            <w:hps w:val="12"/>
-            <w:hpsRaise w:val="21"/>
-            <w:hpsBaseText w:val="23"/>
-            <w:lid w:val="ja-JP"/>
-          </w:rubyPr>
-          <w:rt>
-            <w:r>
-              <w:rPr>
-                <w:rFonts w:ascii="BIZ UDPゴシック" w:hAnsi="BIZ UDPゴシック" w:eastAsia="BIZ UDPゴシック" w:cs="BIZ UDPゴシック"/>
-                <w:color w:val="1F2330"/>
-                <w:sz w:val="12"/>
-                <w:szCs w:val="12"/>
-              </w:rPr>
-              <w:t xml:space="preserve">じぶん</w:t>
-            </w:r>
-          </w:rt>
-          <w:rubyBase>
-            <w:r>
-              <w:rPr>
-                <w:rFonts w:ascii="BIZ UDPゴシック" w:hAnsi="BIZ UDPゴシック" w:eastAsia="BIZ UDPゴシック" w:cs="BIZ UDPゴシック"/>
-                <w:b/>
-                <w:bCs/>
-                <w:color w:val="1F2330"/>
-                <w:sz w:val="23"/>
-                <w:szCs w:val="23"/>
-              </w:rPr>
-              <w:t xml:space="preserve">自分</w:t>
-            </w:r>
-          </w:rubyBase>
-        </w:ruby>
-      </w:r>
-      <w:r>
-        <w:rPr>
-          <w:rFonts w:ascii="BIZ UDPゴシック" w:hAnsi="BIZ UDPゴシック" w:eastAsia="BIZ UDPゴシック" w:cs="BIZ UDPゴシック"/>
-          <w:b/>
-          <w:bCs/>
-          <w:color w:val="1F2330"/>
-          <w:sz w:val="23"/>
-          <w:szCs w:val="23"/>
-        </w:rPr>
-        <w:t xml:space="preserve">で</w:t>
-      </w:r>
-      <w:r>
-        <w:ruby>
-          <w:rubyPr>
-            <w:rubyAlign w:val="center"/>
-            <w:hps w:val="12"/>
-            <w:hpsRaise w:val="21"/>
-            <w:hpsBaseText w:val="23"/>
-            <w:lid w:val="ja-JP"/>
-          </w:rubyPr>
-          <w:rt>
-            <w:r>
-              <w:rPr>
-                <w:rFonts w:ascii="BIZ UDPゴシック" w:hAnsi="BIZ UDPゴシック" w:eastAsia="BIZ UDPゴシック" w:cs="BIZ UDPゴシック"/>
-                <w:color w:val="1F2330"/>
-                <w:sz w:val="12"/>
-                <w:szCs w:val="12"/>
-              </w:rPr>
-              <w:t xml:space="preserve">き</w:t>
-            </w:r>
-          </w:rt>
-          <w:rubyBase>
-            <w:r>
-              <w:rPr>
-                <w:rFonts w:ascii="BIZ UDPゴシック" w:hAnsi="BIZ UDPゴシック" w:eastAsia="BIZ UDPゴシック" w:cs="BIZ UDPゴシック"/>
-                <w:b/>
-                <w:bCs/>
-                <w:color w:val="1F2330"/>
-                <w:sz w:val="23"/>
-                <w:szCs w:val="23"/>
-              </w:rPr>
-              <w:t xml:space="preserve">決</w:t>
-            </w:r>
-          </w:rubyBase>
-        </w:ruby>
-      </w:r>
-      <w:r>
-        <w:rPr>
-          <w:rFonts w:ascii="BIZ UDPゴシック" w:hAnsi="BIZ UDPゴシック" w:eastAsia="BIZ UDPゴシック" w:cs="BIZ UDPゴシック"/>
-          <w:b/>
-          <w:bCs/>
-          <w:color w:val="1F2330"/>
-          <w:sz w:val="23"/>
-          <w:szCs w:val="23"/>
-        </w:rPr>
-        <w:t xml:space="preserve">めてください。</w:t>
+        <w:t xml:space="preserve">参加するかどうかは、あなた自身で決めてください。</w:t>
       </w:r>
     </w:p>
     <w:tbl>
@@ -740,16 +75,16 @@
         </w:tblBorders>
         <w:tblLayout w:type="fixed"/>
         <w:tblCellMar>
-          <w:top w:w="40" w:type="dxa"/>
-          <w:left w:w="68" w:type="dxa"/>
-          <w:bottom w:w="40" w:type="dxa"/>
-          <w:right w:w="68" w:type="dxa"/>
+          <w:top w:w="47" w:type="dxa"/>
+          <w:left w:w="79" w:type="dxa"/>
+          <w:bottom w:w="47" w:type="dxa"/>
+          <w:right w:w="79" w:type="dxa"/>
         </w:tblCellMar>
         <w:tblLook w:firstColumn="1" w:firstRow="1" w:lastColumn="0" w:lastRow="0" w:noHBand="0" w:noVBand="1" w:val="04A0"/>
       </w:tblPr>
       <w:tblGrid>
-        <w:gridCol w:w="2211"/>
-        <w:gridCol w:w="7767"/>
+        <w:gridCol w:w="1927"/>
+        <w:gridCol w:w="8051"/>
       </w:tblGrid>
       <w:tr>
         <w:trPr>
@@ -757,7 +92,7 @@
         </w:trPr>
         <w:tc>
           <w:tcPr>
-            <w:tcW w:type="dxa" w:w="2211"/>
+            <w:tcW w:type="dxa" w:w="1928"/>
             <w:shd w:val="clear" w:color="auto" w:fill="E7E9F5"/>
             <w:vAlign w:val="center"/>
           </w:tcPr>
@@ -774,15 +109,139 @@
                 <w:sz w:val="23"/>
                 <w:szCs w:val="23"/>
               </w:rPr>
-              <w:t xml:space="preserve">なにをするの？</w:t>
+              <w:t xml:space="preserve">研究の内容</w:t>
             </w:r>
           </w:p>
         </w:tc>
         <w:tc>
           <w:tcPr>
-            <w:tcW w:type="dxa" w:w="7767"/>
+            <w:tcW w:type="dxa" w:w="8050"/>
             <w:vAlign w:val="center"/>
           </w:tcPr>
+          <w:p>
+            <w:pPr>
+              <w:spacing w:after="40" w:before="0" w:line="300" w:lineRule="exact"/>
+              <w:ind w:left="227" w:hanging="227"/>
+            </w:pPr>
+            <w:r>
+              <w:rPr>
+                <w:rFonts w:ascii="BIZ UDPゴシック" w:hAnsi="BIZ UDPゴシック" w:eastAsia="BIZ UDPゴシック" w:cs="BIZ UDPゴシック"/>
+                <w:color w:val="1F2330"/>
+                <w:sz w:val="23"/>
+                <w:szCs w:val="23"/>
+              </w:rPr>
+              <w:t xml:space="preserve">・約1か月間、自宅でスマートフォン（保護者のものでも可）を使い、発音の練習をします。1回1〜2分で、毎日行う必要はありません。</w:t>
+            </w:r>
+          </w:p>
+          <w:p>
+            <w:pPr>
+              <w:spacing w:after="40" w:before="0" w:line="300" w:lineRule="exact"/>
+              <w:ind w:left="227" w:hanging="227"/>
+            </w:pPr>
+            <w:r>
+              <w:rPr>
+                <w:rFonts w:ascii="BIZ UDPゴシック" w:hAnsi="BIZ UDPゴシック" w:eastAsia="BIZ UDPゴシック" w:cs="BIZ UDPゴシック"/>
+                <w:color w:val="1F2330"/>
+                <w:sz w:val="23"/>
+                <w:szCs w:val="23"/>
+              </w:rPr>
+              <w:t xml:space="preserve">・お手本の映像は、保護者に録画してもらいます。</w:t>
+            </w:r>
+          </w:p>
+          <w:p>
+            <w:pPr>
+              <w:spacing w:after="40" w:before="0" w:line="300" w:lineRule="exact"/>
+              <w:ind w:left="227" w:hanging="227"/>
+            </w:pPr>
+            <w:r>
+              <w:rPr>
+                <w:rFonts w:ascii="BIZ UDPゴシック" w:hAnsi="BIZ UDPゴシック" w:eastAsia="BIZ UDPゴシック" w:cs="BIZ UDPゴシック"/>
+                <w:color w:val="1F2330"/>
+                <w:sz w:val="23"/>
+                <w:szCs w:val="23"/>
+              </w:rPr>
+              <w:t xml:space="preserve">・終了後に1回、アンケート（10〜15分）に答えます。</w:t>
+            </w:r>
+          </w:p>
+        </w:tc>
+      </w:tr>
+      <w:tr>
+        <w:trPr>
+          <w:cantSplit/>
+        </w:trPr>
+        <w:tc>
+          <w:tcPr>
+            <w:tcW w:type="dxa" w:w="1928"/>
+            <w:shd w:val="clear" w:color="auto" w:fill="E7E9F5"/>
+            <w:vAlign w:val="center"/>
+          </w:tcPr>
+          <w:p>
+            <w:pPr>
+              <w:spacing w:after="0" w:before="0" w:line="300" w:lineRule="exact"/>
+            </w:pPr>
+            <w:r>
+              <w:rPr>
+                <w:rFonts w:ascii="BIZ UDPゴシック" w:hAnsi="BIZ UDPゴシック" w:eastAsia="BIZ UDPゴシック" w:cs="BIZ UDPゴシック"/>
+                <w:b/>
+                <w:bCs/>
+                <w:color w:val="0E1E45"/>
+                <w:sz w:val="23"/>
+                <w:szCs w:val="23"/>
+              </w:rPr>
+              <w:t xml:space="preserve">記録される情報</w:t>
+            </w:r>
+          </w:p>
+        </w:tc>
+        <w:tc>
+          <w:tcPr>
+            <w:tcW w:type="dxa" w:w="8050"/>
+            <w:vAlign w:val="center"/>
+          </w:tcPr>
+          <w:p>
+            <w:pPr>
+              <w:spacing w:after="40" w:before="0" w:line="300" w:lineRule="exact"/>
+              <w:ind w:left="227" w:hanging="227"/>
+            </w:pPr>
+            <w:r>
+              <w:rPr>
+                <w:rFonts w:ascii="BIZ UDPゴシック" w:hAnsi="BIZ UDPゴシック" w:eastAsia="BIZ UDPゴシック" w:cs="BIZ UDPゴシック"/>
+                <w:color w:val="1F2330"/>
+                <w:sz w:val="23"/>
+                <w:szCs w:val="23"/>
+              </w:rPr>
+              <w:t xml:space="preserve">・練習の点数（声と口の動きのタイミングのずれを含む）・日時・単語と、アンケートの回答を記録します。</w:t>
+            </w:r>
+          </w:p>
+          <w:p>
+            <w:pPr>
+              <w:spacing w:after="40" w:before="0" w:line="300" w:lineRule="exact"/>
+              <w:ind w:left="227" w:hanging="227"/>
+            </w:pPr>
+            <w:r>
+              <w:rPr>
+                <w:rFonts w:ascii="BIZ UDPゴシック" w:hAnsi="BIZ UDPゴシック" w:eastAsia="BIZ UDPゴシック" w:cs="BIZ UDPゴシック"/>
+                <w:color w:val="1F2330"/>
+                <w:sz w:val="23"/>
+                <w:szCs w:val="23"/>
+              </w:rPr>
+              <w:t xml:space="preserve">・アプリには氏名を入れず、番号（例：A01）で使います。</w:t>
+            </w:r>
+          </w:p>
+          <w:p>
+            <w:pPr>
+              <w:spacing w:after="40" w:before="0" w:line="300" w:lineRule="exact"/>
+              <w:ind w:left="227" w:hanging="227"/>
+            </w:pPr>
+            <w:r>
+              <w:rPr>
+                <w:rFonts w:ascii="BIZ UDPゴシック" w:hAnsi="BIZ UDPゴシック" w:eastAsia="BIZ UDPゴシック" w:cs="BIZ UDPゴシック"/>
+                <w:color w:val="1F2330"/>
+                <w:sz w:val="23"/>
+                <w:szCs w:val="23"/>
+              </w:rPr>
+              <w:t xml:space="preserve">・聞こえの程度は、あなたと保護者の両方が同意した場合だけ、学校から研究者に伝えます。</w:t>
+            </w:r>
+          </w:p>
           <w:p>
             <w:pPr>
               <w:spacing w:after="40" w:before="0" w:line="440" w:lineRule="exact"/>
@@ -795,7 +254,7 @@
                 <w:sz w:val="23"/>
                 <w:szCs w:val="23"/>
               </w:rPr>
-              <w:t xml:space="preserve">・</w:t>
+              <w:t xml:space="preserve">・あなたの声と顔の映像は、点数をつけることと結果の表示にだけ使い、記録としては残しません。直前の1回分だけが残り、次に録音すると</w:t>
             </w:r>
             <w:r>
               <w:ruby>
@@ -814,7 +273,7 @@
                       <w:sz w:val="12"/>
                       <w:szCs w:val="12"/>
                     </w:rPr>
-                    <w:t xml:space="preserve">やく</w:t>
+                    <w:t xml:space="preserve">しょうきょ</w:t>
                   </w:r>
                 </w:rt>
                 <w:rubyBase>
@@ -825,7 +284,7 @@
                       <w:sz w:val="23"/>
                       <w:szCs w:val="23"/>
                     </w:rPr>
-                    <w:t xml:space="preserve">約</w:t>
+                    <w:t xml:space="preserve">消去</w:t>
                   </w:r>
                 </w:rubyBase>
               </w:ruby>
@@ -837,7 +296,37 @@
                 <w:sz w:val="23"/>
                 <w:szCs w:val="23"/>
               </w:rPr>
-              <w:t xml:space="preserve">1か</w:t>
+              <w:t xml:space="preserve">されます。</w:t>
+            </w:r>
+          </w:p>
+          <w:p>
+            <w:pPr>
+              <w:spacing w:after="40" w:before="0" w:line="300" w:lineRule="exact"/>
+              <w:ind w:left="227" w:hanging="227"/>
+            </w:pPr>
+            <w:r>
+              <w:rPr>
+                <w:rFonts w:ascii="BIZ UDPゴシック" w:hAnsi="BIZ UDPゴシック" w:eastAsia="BIZ UDPゴシック" w:cs="BIZ UDPゴシック"/>
+                <w:color w:val="1F2330"/>
+                <w:sz w:val="23"/>
+                <w:szCs w:val="23"/>
+              </w:rPr>
+              <w:t xml:space="preserve">・保護者が録画したお手本の声と映像は、練習のために保存し、あなたのアカウントの中だけで使います（発表はしません）。</w:t>
+            </w:r>
+          </w:p>
+          <w:p>
+            <w:pPr>
+              <w:spacing w:after="40" w:before="0" w:line="440" w:lineRule="exact"/>
+              <w:ind w:left="227" w:hanging="227"/>
+            </w:pPr>
+            <w:r>
+              <w:rPr>
+                <w:rFonts w:ascii="BIZ UDPゴシック" w:hAnsi="BIZ UDPゴシック" w:eastAsia="BIZ UDPゴシック" w:cs="BIZ UDPゴシック"/>
+                <w:color w:val="1F2330"/>
+                <w:sz w:val="23"/>
+                <w:szCs w:val="23"/>
+              </w:rPr>
+              <w:t xml:space="preserve">・研究結果を発表するときは、個人が</w:t>
             </w:r>
             <w:r>
               <w:ruby>
@@ -856,7 +345,7 @@
                       <w:sz w:val="12"/>
                       <w:szCs w:val="12"/>
                     </w:rPr>
-                    <w:t xml:space="preserve">げつ</w:t>
+                    <w:t xml:space="preserve">とくてい</w:t>
                   </w:r>
                 </w:rt>
                 <w:rubyBase>
@@ -867,7 +356,7 @@
                       <w:sz w:val="23"/>
                       <w:szCs w:val="23"/>
                     </w:rPr>
-                    <w:t xml:space="preserve">月</w:t>
+                    <w:t xml:space="preserve">特定</w:t>
                   </w:r>
                 </w:rubyBase>
               </w:ruby>
@@ -879,7 +368,86 @@
                 <w:sz w:val="23"/>
                 <w:szCs w:val="23"/>
               </w:rPr>
-              <w:t xml:space="preserve">、</w:t>
+              <w:t xml:space="preserve">されない形にします。</w:t>
+            </w:r>
+          </w:p>
+        </w:tc>
+      </w:tr>
+      <w:tr>
+        <w:trPr>
+          <w:cantSplit/>
+        </w:trPr>
+        <w:tc>
+          <w:tcPr>
+            <w:tcW w:type="dxa" w:w="1928"/>
+            <w:shd w:val="clear" w:color="auto" w:fill="E7E9F5"/>
+            <w:vAlign w:val="center"/>
+          </w:tcPr>
+          <w:p>
+            <w:pPr>
+              <w:spacing w:after="0" w:before="0" w:line="300" w:lineRule="exact"/>
+            </w:pPr>
+            <w:r>
+              <w:rPr>
+                <w:rFonts w:ascii="BIZ UDPゴシック" w:hAnsi="BIZ UDPゴシック" w:eastAsia="BIZ UDPゴシック" w:cs="BIZ UDPゴシック"/>
+                <w:b/>
+                <w:bCs/>
+                <w:color w:val="0E1E45"/>
+                <w:sz w:val="23"/>
+                <w:szCs w:val="23"/>
+              </w:rPr>
+              <w:t xml:space="preserve">参加の取りやめ</w:t>
+            </w:r>
+          </w:p>
+        </w:tc>
+        <w:tc>
+          <w:tcPr>
+            <w:tcW w:type="dxa" w:w="8050"/>
+            <w:vAlign w:val="center"/>
+          </w:tcPr>
+          <w:p>
+            <w:pPr>
+              <w:spacing w:after="40" w:before="0" w:line="300" w:lineRule="exact"/>
+              <w:ind w:left="227" w:hanging="227"/>
+            </w:pPr>
+            <w:r>
+              <w:rPr>
+                <w:rFonts w:ascii="BIZ UDPゴシック" w:hAnsi="BIZ UDPゴシック" w:eastAsia="BIZ UDPゴシック" w:cs="BIZ UDPゴシック"/>
+                <w:color w:val="1F2330"/>
+                <w:sz w:val="23"/>
+                <w:szCs w:val="23"/>
+              </w:rPr>
+              <w:t xml:space="preserve">・いつでも、理由を言わずにやめられます。保護者か先生に伝えてください。</w:t>
+            </w:r>
+          </w:p>
+          <w:p>
+            <w:pPr>
+              <w:spacing w:after="40" w:before="0" w:line="300" w:lineRule="exact"/>
+              <w:ind w:left="227" w:hanging="227"/>
+            </w:pPr>
+            <w:r>
+              <w:rPr>
+                <w:rFonts w:ascii="BIZ UDPゴシック" w:hAnsi="BIZ UDPゴシック" w:eastAsia="BIZ UDPゴシック" w:cs="BIZ UDPゴシック"/>
+                <w:color w:val="1F2330"/>
+                <w:sz w:val="23"/>
+                <w:szCs w:val="23"/>
+              </w:rPr>
+              <w:t xml:space="preserve">・参加しなくても、途中でやめても、成績や学校での評価には影響しません。</w:t>
+            </w:r>
+          </w:p>
+          <w:p>
+            <w:pPr>
+              <w:spacing w:after="40" w:before="0" w:line="440" w:lineRule="exact"/>
+              <w:ind w:left="227" w:hanging="227"/>
+            </w:pPr>
+            <w:r>
+              <w:rPr>
+                <w:rFonts w:ascii="BIZ UDPゴシック" w:hAnsi="BIZ UDPゴシック" w:eastAsia="BIZ UDPゴシック" w:cs="BIZ UDPゴシック"/>
+                <w:color w:val="1F2330"/>
+                <w:sz w:val="23"/>
+                <w:szCs w:val="23"/>
+              </w:rPr>
+              <w:t xml:space="preserve">・やめた場合、記録は</w:t>
             </w:r>
             <w:r>
               <w:ruby>
@@ -898,7 +466,7 @@
                       <w:sz w:val="12"/>
                       <w:szCs w:val="12"/>
                     </w:rPr>
-                    <w:t xml:space="preserve">いえ</w:t>
+                    <w:t xml:space="preserve">さくじょ</w:t>
                   </w:r>
                 </w:rt>
                 <w:rubyBase>
@@ -909,7 +477,7 @@
                       <w:sz w:val="23"/>
                       <w:szCs w:val="23"/>
                     </w:rPr>
-                    <w:t xml:space="preserve">家</w:t>
+                    <w:t xml:space="preserve">削除</w:t>
                   </w:r>
                 </w:rubyBase>
               </w:ruby>
@@ -921,7 +489,7 @@
                 <w:sz w:val="23"/>
                 <w:szCs w:val="23"/>
               </w:rPr>
-              <w:t xml:space="preserve">で、スマートフォン（おうちの</w:t>
+              <w:t xml:space="preserve">されます（すでに</w:t>
             </w:r>
             <w:r>
               <w:ruby>
@@ -940,7 +508,7 @@
                       <w:sz w:val="12"/>
                       <w:szCs w:val="12"/>
                     </w:rPr>
-                    <w:t xml:space="preserve">ひと</w:t>
+                    <w:t xml:space="preserve">しゅうけい</w:t>
                   </w:r>
                 </w:rt>
                 <w:rubyBase>
@@ -951,7 +519,7 @@
                       <w:sz w:val="23"/>
                       <w:szCs w:val="23"/>
                     </w:rPr>
-                    <w:t xml:space="preserve">人</w:t>
+                    <w:t xml:space="preserve">集計</w:t>
                   </w:r>
                 </w:rubyBase>
               </w:ruby>
@@ -963,7 +531,56 @@
                 <w:sz w:val="23"/>
                 <w:szCs w:val="23"/>
               </w:rPr>
-              <w:t xml:space="preserve">のものでもよい）で</w:t>
+              <w:t xml:space="preserve">・発表した結果は除きます）。</w:t>
+            </w:r>
+          </w:p>
+        </w:tc>
+      </w:tr>
+      <w:tr>
+        <w:trPr>
+          <w:cantSplit/>
+        </w:trPr>
+        <w:tc>
+          <w:tcPr>
+            <w:tcW w:type="dxa" w:w="1928"/>
+            <w:shd w:val="clear" w:color="auto" w:fill="E7E9F5"/>
+            <w:vAlign w:val="center"/>
+          </w:tcPr>
+          <w:p>
+            <w:pPr>
+              <w:spacing w:after="0" w:before="0" w:line="300" w:lineRule="exact"/>
+            </w:pPr>
+            <w:r>
+              <w:rPr>
+                <w:rFonts w:ascii="BIZ UDPゴシック" w:hAnsi="BIZ UDPゴシック" w:eastAsia="BIZ UDPゴシック" w:cs="BIZ UDPゴシック"/>
+                <w:b/>
+                <w:bCs/>
+                <w:color w:val="0E1E45"/>
+                <w:sz w:val="23"/>
+                <w:szCs w:val="23"/>
+              </w:rPr>
+              <w:t xml:space="preserve">注意</w:t>
+            </w:r>
+          </w:p>
+        </w:tc>
+        <w:tc>
+          <w:tcPr>
+            <w:tcW w:type="dxa" w:w="8050"/>
+            <w:vAlign w:val="center"/>
+          </w:tcPr>
+          <w:p>
+            <w:pPr>
+              <w:spacing w:after="40" w:before="0" w:line="440" w:lineRule="exact"/>
+              <w:ind w:left="227" w:hanging="227"/>
+            </w:pPr>
+            <w:r>
+              <w:rPr>
+                <w:rFonts w:ascii="BIZ UDPゴシック" w:hAnsi="BIZ UDPゴシック" w:eastAsia="BIZ UDPゴシック" w:cs="BIZ UDPゴシック"/>
+                <w:color w:val="1F2330"/>
+                <w:sz w:val="23"/>
+                <w:szCs w:val="23"/>
+              </w:rPr>
+              <w:t xml:space="preserve">・練習を</w:t>
             </w:r>
             <w:r>
               <w:ruby>
@@ -982,7 +599,7 @@
                       <w:sz w:val="12"/>
                       <w:szCs w:val="12"/>
                     </w:rPr>
-                    <w:t xml:space="preserve">はつおん</w:t>
+                    <w:t xml:space="preserve">ふたん</w:t>
                   </w:r>
                 </w:rt>
                 <w:rubyBase>
@@ -993,7 +610,7 @@
                       <w:sz w:val="23"/>
                       <w:szCs w:val="23"/>
                     </w:rPr>
-                    <w:t xml:space="preserve">発音</w:t>
+                    <w:t xml:space="preserve">負担</w:t>
                   </w:r>
                 </w:rubyBase>
               </w:ruby>
@@ -1005,7 +622,22 @@
                 <w:sz w:val="23"/>
                 <w:szCs w:val="23"/>
               </w:rPr>
-              <w:t xml:space="preserve">の</w:t>
+              <w:t xml:space="preserve">に感じたら、無理をせず保護者か先生に相談してください。</w:t>
+            </w:r>
+          </w:p>
+          <w:p>
+            <w:pPr>
+              <w:spacing w:after="40" w:before="0" w:line="440" w:lineRule="exact"/>
+              <w:ind w:left="227" w:hanging="227"/>
+            </w:pPr>
+            <w:r>
+              <w:rPr>
+                <w:rFonts w:ascii="BIZ UDPゴシック" w:hAnsi="BIZ UDPゴシック" w:eastAsia="BIZ UDPゴシック" w:cs="BIZ UDPゴシック"/>
+                <w:color w:val="1F2330"/>
+                <w:sz w:val="23"/>
+                <w:szCs w:val="23"/>
+              </w:rPr>
+              <w:t xml:space="preserve">・アプリを使っても、発音が</w:t>
             </w:r>
             <w:r>
               <w:ruby>
@@ -1024,7 +656,7 @@
                       <w:sz w:val="12"/>
                       <w:szCs w:val="12"/>
                     </w:rPr>
-                    <w:t xml:space="preserve">れんしゅう</w:t>
+                    <w:t xml:space="preserve">かいぜん</w:t>
                   </w:r>
                 </w:rt>
                 <w:rubyBase>
@@ -1035,7 +667,7 @@
                       <w:sz w:val="23"/>
                       <w:szCs w:val="23"/>
                     </w:rPr>
-                    <w:t xml:space="preserve">練習</w:t>
+                    <w:t xml:space="preserve">改善</w:t>
                   </w:r>
                 </w:rubyBase>
               </w:ruby>
@@ -1047,406 +679,7 @@
                 <w:sz w:val="23"/>
                 <w:szCs w:val="23"/>
               </w:rPr>
-              <w:t xml:space="preserve">をします。1</w:t>
-            </w:r>
-            <w:r>
-              <w:ruby>
-                <w:rubyPr>
-                  <w:rubyAlign w:val="center"/>
-                  <w:hps w:val="12"/>
-                  <w:hpsRaise w:val="21"/>
-                  <w:hpsBaseText w:val="23"/>
-                  <w:lid w:val="ja-JP"/>
-                </w:rubyPr>
-                <w:rt>
-                  <w:r>
-                    <w:rPr>
-                      <w:rFonts w:ascii="BIZ UDPゴシック" w:hAnsi="BIZ UDPゴシック" w:eastAsia="BIZ UDPゴシック" w:cs="BIZ UDPゴシック"/>
-                      <w:color w:val="1F2330"/>
-                      <w:sz w:val="12"/>
-                      <w:szCs w:val="12"/>
-                    </w:rPr>
-                    <w:t xml:space="preserve">かい</w:t>
-                  </w:r>
-                </w:rt>
-                <w:rubyBase>
-                  <w:r>
-                    <w:rPr>
-                      <w:rFonts w:ascii="BIZ UDPゴシック" w:hAnsi="BIZ UDPゴシック" w:eastAsia="BIZ UDPゴシック" w:cs="BIZ UDPゴシック"/>
-                      <w:color w:val="1F2330"/>
-                      <w:sz w:val="23"/>
-                      <w:szCs w:val="23"/>
-                    </w:rPr>
-                    <w:t xml:space="preserve">回</w:t>
-                  </w:r>
-                </w:rubyBase>
-              </w:ruby>
-            </w:r>
-            <w:r>
-              <w:rPr>
-                <w:rFonts w:ascii="BIZ UDPゴシック" w:hAnsi="BIZ UDPゴシック" w:eastAsia="BIZ UDPゴシック" w:cs="BIZ UDPゴシック"/>
-                <w:color w:val="1F2330"/>
-                <w:sz w:val="23"/>
-                <w:szCs w:val="23"/>
-              </w:rPr>
-              <w:t xml:space="preserve">1〜2</w:t>
-            </w:r>
-            <w:r>
-              <w:ruby>
-                <w:rubyPr>
-                  <w:rubyAlign w:val="center"/>
-                  <w:hps w:val="12"/>
-                  <w:hpsRaise w:val="21"/>
-                  <w:hpsBaseText w:val="23"/>
-                  <w:lid w:val="ja-JP"/>
-                </w:rubyPr>
-                <w:rt>
-                  <w:r>
-                    <w:rPr>
-                      <w:rFonts w:ascii="BIZ UDPゴシック" w:hAnsi="BIZ UDPゴシック" w:eastAsia="BIZ UDPゴシック" w:cs="BIZ UDPゴシック"/>
-                      <w:color w:val="1F2330"/>
-                      <w:sz w:val="12"/>
-                      <w:szCs w:val="12"/>
-                    </w:rPr>
-                    <w:t xml:space="preserve">ふん</w:t>
-                  </w:r>
-                </w:rt>
-                <w:rubyBase>
-                  <w:r>
-                    <w:rPr>
-                      <w:rFonts w:ascii="BIZ UDPゴシック" w:hAnsi="BIZ UDPゴシック" w:eastAsia="BIZ UDPゴシック" w:cs="BIZ UDPゴシック"/>
-                      <w:color w:val="1F2330"/>
-                      <w:sz w:val="23"/>
-                      <w:szCs w:val="23"/>
-                    </w:rPr>
-                    <w:t xml:space="preserve">分</w:t>
-                  </w:r>
-                </w:rubyBase>
-              </w:ruby>
-            </w:r>
-            <w:r>
-              <w:rPr>
-                <w:rFonts w:ascii="BIZ UDPゴシック" w:hAnsi="BIZ UDPゴシック" w:eastAsia="BIZ UDPゴシック" w:cs="BIZ UDPゴシック"/>
-                <w:color w:val="1F2330"/>
-                <w:sz w:val="23"/>
-                <w:szCs w:val="23"/>
-              </w:rPr>
-              <w:t xml:space="preserve">で、</w:t>
-            </w:r>
-            <w:r>
-              <w:ruby>
-                <w:rubyPr>
-                  <w:rubyAlign w:val="center"/>
-                  <w:hps w:val="12"/>
-                  <w:hpsRaise w:val="21"/>
-                  <w:hpsBaseText w:val="23"/>
-                  <w:lid w:val="ja-JP"/>
-                </w:rubyPr>
-                <w:rt>
-                  <w:r>
-                    <w:rPr>
-                      <w:rFonts w:ascii="BIZ UDPゴシック" w:hAnsi="BIZ UDPゴシック" w:eastAsia="BIZ UDPゴシック" w:cs="BIZ UDPゴシック"/>
-                      <w:color w:val="1F2330"/>
-                      <w:sz w:val="12"/>
-                      <w:szCs w:val="12"/>
-                    </w:rPr>
-                    <w:t xml:space="preserve">まいにち</w:t>
-                  </w:r>
-                </w:rt>
-                <w:rubyBase>
-                  <w:r>
-                    <w:rPr>
-                      <w:rFonts w:ascii="BIZ UDPゴシック" w:hAnsi="BIZ UDPゴシック" w:eastAsia="BIZ UDPゴシック" w:cs="BIZ UDPゴシック"/>
-                      <w:color w:val="1F2330"/>
-                      <w:sz w:val="23"/>
-                      <w:szCs w:val="23"/>
-                    </w:rPr>
-                    <w:t xml:space="preserve">毎日</w:t>
-                  </w:r>
-                </w:rubyBase>
-              </w:ruby>
-            </w:r>
-            <w:r>
-              <w:rPr>
-                <w:rFonts w:ascii="BIZ UDPゴシック" w:hAnsi="BIZ UDPゴシック" w:eastAsia="BIZ UDPゴシック" w:cs="BIZ UDPゴシック"/>
-                <w:color w:val="1F2330"/>
-                <w:sz w:val="23"/>
-                <w:szCs w:val="23"/>
-              </w:rPr>
-              <w:t xml:space="preserve">でなくてかまいません。</w:t>
-            </w:r>
-          </w:p>
-          <w:p>
-            <w:pPr>
-              <w:spacing w:after="40" w:before="0" w:line="440" w:lineRule="exact"/>
-              <w:ind w:left="227" w:hanging="227"/>
-            </w:pPr>
-            <w:r>
-              <w:rPr>
-                <w:rFonts w:ascii="BIZ UDPゴシック" w:hAnsi="BIZ UDPゴシック" w:eastAsia="BIZ UDPゴシック" w:cs="BIZ UDPゴシック"/>
-                <w:color w:val="1F2330"/>
-                <w:sz w:val="23"/>
-                <w:szCs w:val="23"/>
-              </w:rPr>
-              <w:t xml:space="preserve">・お</w:t>
-            </w:r>
-            <w:r>
-              <w:ruby>
-                <w:rubyPr>
-                  <w:rubyAlign w:val="center"/>
-                  <w:hps w:val="12"/>
-                  <w:hpsRaise w:val="21"/>
-                  <w:hpsBaseText w:val="23"/>
-                  <w:lid w:val="ja-JP"/>
-                </w:rubyPr>
-                <w:rt>
-                  <w:r>
-                    <w:rPr>
-                      <w:rFonts w:ascii="BIZ UDPゴシック" w:hAnsi="BIZ UDPゴシック" w:eastAsia="BIZ UDPゴシック" w:cs="BIZ UDPゴシック"/>
-                      <w:color w:val="1F2330"/>
-                      <w:sz w:val="12"/>
-                      <w:szCs w:val="12"/>
-                    </w:rPr>
-                    <w:t xml:space="preserve">てほん</w:t>
-                  </w:r>
-                </w:rt>
-                <w:rubyBase>
-                  <w:r>
-                    <w:rPr>
-                      <w:rFonts w:ascii="BIZ UDPゴシック" w:hAnsi="BIZ UDPゴシック" w:eastAsia="BIZ UDPゴシック" w:cs="BIZ UDPゴシック"/>
-                      <w:color w:val="1F2330"/>
-                      <w:sz w:val="23"/>
-                      <w:szCs w:val="23"/>
-                    </w:rPr>
-                    <w:t xml:space="preserve">手本</w:t>
-                  </w:r>
-                </w:rubyBase>
-              </w:ruby>
-            </w:r>
-            <w:r>
-              <w:rPr>
-                <w:rFonts w:ascii="BIZ UDPゴシック" w:hAnsi="BIZ UDPゴシック" w:eastAsia="BIZ UDPゴシック" w:cs="BIZ UDPゴシック"/>
-                <w:color w:val="1F2330"/>
-                <w:sz w:val="23"/>
-                <w:szCs w:val="23"/>
-              </w:rPr>
-              <w:t xml:space="preserve">は、おうちの</w:t>
-            </w:r>
-            <w:r>
-              <w:ruby>
-                <w:rubyPr>
-                  <w:rubyAlign w:val="center"/>
-                  <w:hps w:val="12"/>
-                  <w:hpsRaise w:val="21"/>
-                  <w:hpsBaseText w:val="23"/>
-                  <w:lid w:val="ja-JP"/>
-                </w:rubyPr>
-                <w:rt>
-                  <w:r>
-                    <w:rPr>
-                      <w:rFonts w:ascii="BIZ UDPゴシック" w:hAnsi="BIZ UDPゴシック" w:eastAsia="BIZ UDPゴシック" w:cs="BIZ UDPゴシック"/>
-                      <w:color w:val="1F2330"/>
-                      <w:sz w:val="12"/>
-                      <w:szCs w:val="12"/>
-                    </w:rPr>
-                    <w:t xml:space="preserve">ひと</w:t>
-                  </w:r>
-                </w:rt>
-                <w:rubyBase>
-                  <w:r>
-                    <w:rPr>
-                      <w:rFonts w:ascii="BIZ UDPゴシック" w:hAnsi="BIZ UDPゴシック" w:eastAsia="BIZ UDPゴシック" w:cs="BIZ UDPゴシック"/>
-                      <w:color w:val="1F2330"/>
-                      <w:sz w:val="23"/>
-                      <w:szCs w:val="23"/>
-                    </w:rPr>
-                    <w:t xml:space="preserve">人</w:t>
-                  </w:r>
-                </w:rubyBase>
-              </w:ruby>
-            </w:r>
-            <w:r>
-              <w:rPr>
-                <w:rFonts w:ascii="BIZ UDPゴシック" w:hAnsi="BIZ UDPゴシック" w:eastAsia="BIZ UDPゴシック" w:cs="BIZ UDPゴシック"/>
-                <w:color w:val="1F2330"/>
-                <w:sz w:val="23"/>
-                <w:szCs w:val="23"/>
-              </w:rPr>
-              <w:t xml:space="preserve">に</w:t>
-            </w:r>
-            <w:r>
-              <w:ruby>
-                <w:rubyPr>
-                  <w:rubyAlign w:val="center"/>
-                  <w:hps w:val="12"/>
-                  <w:hpsRaise w:val="21"/>
-                  <w:hpsBaseText w:val="23"/>
-                  <w:lid w:val="ja-JP"/>
-                </w:rubyPr>
-                <w:rt>
-                  <w:r>
-                    <w:rPr>
-                      <w:rFonts w:ascii="BIZ UDPゴシック" w:hAnsi="BIZ UDPゴシック" w:eastAsia="BIZ UDPゴシック" w:cs="BIZ UDPゴシック"/>
-                      <w:color w:val="1F2330"/>
-                      <w:sz w:val="12"/>
-                      <w:szCs w:val="12"/>
-                    </w:rPr>
-                    <w:t xml:space="preserve">ろくが</w:t>
-                  </w:r>
-                </w:rt>
-                <w:rubyBase>
-                  <w:r>
-                    <w:rPr>
-                      <w:rFonts w:ascii="BIZ UDPゴシック" w:hAnsi="BIZ UDPゴシック" w:eastAsia="BIZ UDPゴシック" w:cs="BIZ UDPゴシック"/>
-                      <w:color w:val="1F2330"/>
-                      <w:sz w:val="23"/>
-                      <w:szCs w:val="23"/>
-                    </w:rPr>
-                    <w:t xml:space="preserve">録画</w:t>
-                  </w:r>
-                </w:rubyBase>
-              </w:ruby>
-            </w:r>
-            <w:r>
-              <w:rPr>
-                <w:rFonts w:ascii="BIZ UDPゴシック" w:hAnsi="BIZ UDPゴシック" w:eastAsia="BIZ UDPゴシック" w:cs="BIZ UDPゴシック"/>
-                <w:color w:val="1F2330"/>
-                <w:sz w:val="23"/>
-                <w:szCs w:val="23"/>
-              </w:rPr>
-              <w:t xml:space="preserve">してもらいます。</w:t>
-            </w:r>
-          </w:p>
-          <w:p>
-            <w:pPr>
-              <w:spacing w:after="40" w:before="0" w:line="440" w:lineRule="exact"/>
-              <w:ind w:left="227" w:hanging="227"/>
-            </w:pPr>
-            <w:r>
-              <w:rPr>
-                <w:rFonts w:ascii="BIZ UDPゴシック" w:hAnsi="BIZ UDPゴシック" w:eastAsia="BIZ UDPゴシック" w:cs="BIZ UDPゴシック"/>
-                <w:color w:val="1F2330"/>
-                <w:sz w:val="23"/>
-                <w:szCs w:val="23"/>
-              </w:rPr>
-              <w:t xml:space="preserve">・さいごに、アンケートに1</w:t>
-            </w:r>
-            <w:r>
-              <w:ruby>
-                <w:rubyPr>
-                  <w:rubyAlign w:val="center"/>
-                  <w:hps w:val="12"/>
-                  <w:hpsRaise w:val="21"/>
-                  <w:hpsBaseText w:val="23"/>
-                  <w:lid w:val="ja-JP"/>
-                </w:rubyPr>
-                <w:rt>
-                  <w:r>
-                    <w:rPr>
-                      <w:rFonts w:ascii="BIZ UDPゴシック" w:hAnsi="BIZ UDPゴシック" w:eastAsia="BIZ UDPゴシック" w:cs="BIZ UDPゴシック"/>
-                      <w:color w:val="1F2330"/>
-                      <w:sz w:val="12"/>
-                      <w:szCs w:val="12"/>
-                    </w:rPr>
-                    <w:t xml:space="preserve">かい</w:t>
-                  </w:r>
-                </w:rt>
-                <w:rubyBase>
-                  <w:r>
-                    <w:rPr>
-                      <w:rFonts w:ascii="BIZ UDPゴシック" w:hAnsi="BIZ UDPゴシック" w:eastAsia="BIZ UDPゴシック" w:cs="BIZ UDPゴシック"/>
-                      <w:color w:val="1F2330"/>
-                      <w:sz w:val="23"/>
-                      <w:szCs w:val="23"/>
-                    </w:rPr>
-                    <w:t xml:space="preserve">回</w:t>
-                  </w:r>
-                </w:rubyBase>
-              </w:ruby>
-            </w:r>
-            <w:r>
-              <w:ruby>
-                <w:rubyPr>
-                  <w:rubyAlign w:val="center"/>
-                  <w:hps w:val="12"/>
-                  <w:hpsRaise w:val="21"/>
-                  <w:hpsBaseText w:val="23"/>
-                  <w:lid w:val="ja-JP"/>
-                </w:rubyPr>
-                <w:rt>
-                  <w:r>
-                    <w:rPr>
-                      <w:rFonts w:ascii="BIZ UDPゴシック" w:hAnsi="BIZ UDPゴシック" w:eastAsia="BIZ UDPゴシック" w:cs="BIZ UDPゴシック"/>
-                      <w:color w:val="1F2330"/>
-                      <w:sz w:val="12"/>
-                      <w:szCs w:val="12"/>
-                    </w:rPr>
-                    <w:t xml:space="preserve">こた</w:t>
-                  </w:r>
-                </w:rt>
-                <w:rubyBase>
-                  <w:r>
-                    <w:rPr>
-                      <w:rFonts w:ascii="BIZ UDPゴシック" w:hAnsi="BIZ UDPゴシック" w:eastAsia="BIZ UDPゴシック" w:cs="BIZ UDPゴシック"/>
-                      <w:color w:val="1F2330"/>
-                      <w:sz w:val="23"/>
-                      <w:szCs w:val="23"/>
-                    </w:rPr>
-                    <w:t xml:space="preserve">答</w:t>
-                  </w:r>
-                </w:rubyBase>
-              </w:ruby>
-            </w:r>
-            <w:r>
-              <w:rPr>
-                <w:rFonts w:ascii="BIZ UDPゴシック" w:hAnsi="BIZ UDPゴシック" w:eastAsia="BIZ UDPゴシック" w:cs="BIZ UDPゴシック"/>
-                <w:color w:val="1F2330"/>
-                <w:sz w:val="23"/>
-                <w:szCs w:val="23"/>
-              </w:rPr>
-              <w:t xml:space="preserve">えます（10〜15</w:t>
-            </w:r>
-            <w:r>
-              <w:ruby>
-                <w:rubyPr>
-                  <w:rubyAlign w:val="center"/>
-                  <w:hps w:val="12"/>
-                  <w:hpsRaise w:val="21"/>
-                  <w:hpsBaseText w:val="23"/>
-                  <w:lid w:val="ja-JP"/>
-                </w:rubyPr>
-                <w:rt>
-                  <w:r>
-                    <w:rPr>
-                      <w:rFonts w:ascii="BIZ UDPゴシック" w:hAnsi="BIZ UDPゴシック" w:eastAsia="BIZ UDPゴシック" w:cs="BIZ UDPゴシック"/>
-                      <w:color w:val="1F2330"/>
-                      <w:sz w:val="12"/>
-                      <w:szCs w:val="12"/>
-                    </w:rPr>
-                    <w:t xml:space="preserve">ふん</w:t>
-                  </w:r>
-                </w:rt>
-                <w:rubyBase>
-                  <w:r>
-                    <w:rPr>
-                      <w:rFonts w:ascii="BIZ UDPゴシック" w:hAnsi="BIZ UDPゴシック" w:eastAsia="BIZ UDPゴシック" w:cs="BIZ UDPゴシック"/>
-                      <w:color w:val="1F2330"/>
-                      <w:sz w:val="23"/>
-                      <w:szCs w:val="23"/>
-                    </w:rPr>
-                    <w:t xml:space="preserve">分</w:t>
-                  </w:r>
-                </w:rubyBase>
-              </w:ruby>
-            </w:r>
-            <w:r>
-              <w:rPr>
-                <w:rFonts w:ascii="BIZ UDPゴシック" w:hAnsi="BIZ UDPゴシック" w:eastAsia="BIZ UDPゴシック" w:cs="BIZ UDPゴシック"/>
-                <w:color w:val="1F2330"/>
-                <w:sz w:val="23"/>
-                <w:szCs w:val="23"/>
-              </w:rPr>
-              <w:t xml:space="preserve">）。</w:t>
+              <w:t xml:space="preserve">しない場合もあります。</w:t>
             </w:r>
           </w:p>
         </w:tc>
@@ -1457,1144 +690,7 @@
         </w:trPr>
         <w:tc>
           <w:tcPr>
-            <w:tcW w:type="dxa" w:w="2211"/>
-            <w:shd w:val="clear" w:color="auto" w:fill="E7E9F5"/>
-            <w:vAlign w:val="center"/>
-          </w:tcPr>
-          <w:p>
-            <w:pPr>
-              <w:spacing w:after="0" w:before="0" w:line="440" w:lineRule="exact"/>
-            </w:pPr>
-            <w:r>
-              <w:ruby>
-                <w:rubyPr>
-                  <w:rubyAlign w:val="center"/>
-                  <w:hps w:val="12"/>
-                  <w:hpsRaise w:val="21"/>
-                  <w:hpsBaseText w:val="23"/>
-                  <w:lid w:val="ja-JP"/>
-                </w:rubyPr>
-                <w:rt>
-                  <w:r>
-                    <w:rPr>
-                      <w:rFonts w:ascii="BIZ UDPゴシック" w:hAnsi="BIZ UDPゴシック" w:eastAsia="BIZ UDPゴシック" w:cs="BIZ UDPゴシック"/>
-                      <w:color w:val="0E1E45"/>
-                      <w:sz w:val="12"/>
-                      <w:szCs w:val="12"/>
-                    </w:rPr>
-                    <w:t xml:space="preserve">きろく</w:t>
-                  </w:r>
-                </w:rt>
-                <w:rubyBase>
-                  <w:r>
-                    <w:rPr>
-                      <w:rFonts w:ascii="BIZ UDPゴシック" w:hAnsi="BIZ UDPゴシック" w:eastAsia="BIZ UDPゴシック" w:cs="BIZ UDPゴシック"/>
-                      <w:b/>
-                      <w:bCs/>
-                      <w:color w:val="0E1E45"/>
-                      <w:sz w:val="23"/>
-                      <w:szCs w:val="23"/>
-                    </w:rPr>
-                    <w:t xml:space="preserve">記録</w:t>
-                  </w:r>
-                </w:rubyBase>
-              </w:ruby>
-            </w:r>
-            <w:r>
-              <w:rPr>
-                <w:rFonts w:ascii="BIZ UDPゴシック" w:hAnsi="BIZ UDPゴシック" w:eastAsia="BIZ UDPゴシック" w:cs="BIZ UDPゴシック"/>
-                <w:b/>
-                <w:bCs/>
-                <w:color w:val="0E1E45"/>
-                <w:sz w:val="23"/>
-                <w:szCs w:val="23"/>
-              </w:rPr>
-              <w:t xml:space="preserve">されるのは？</w:t>
-            </w:r>
-          </w:p>
-        </w:tc>
-        <w:tc>
-          <w:tcPr>
-            <w:tcW w:type="dxa" w:w="7767"/>
-            <w:vAlign w:val="center"/>
-          </w:tcPr>
-          <w:p>
-            <w:pPr>
-              <w:spacing w:after="40" w:before="0" w:line="440" w:lineRule="exact"/>
-              <w:ind w:left="227" w:hanging="227"/>
-            </w:pPr>
-            <w:r>
-              <w:rPr>
-                <w:rFonts w:ascii="BIZ UDPゴシック" w:hAnsi="BIZ UDPゴシック" w:eastAsia="BIZ UDPゴシック" w:cs="BIZ UDPゴシック"/>
-                <w:color w:val="1F2330"/>
-                <w:sz w:val="23"/>
-                <w:szCs w:val="23"/>
-              </w:rPr>
-              <w:t xml:space="preserve">・</w:t>
-            </w:r>
-            <w:r>
-              <w:ruby>
-                <w:rubyPr>
-                  <w:rubyAlign w:val="center"/>
-                  <w:hps w:val="12"/>
-                  <w:hpsRaise w:val="21"/>
-                  <w:hpsBaseText w:val="23"/>
-                  <w:lid w:val="ja-JP"/>
-                </w:rubyPr>
-                <w:rt>
-                  <w:r>
-                    <w:rPr>
-                      <w:rFonts w:ascii="BIZ UDPゴシック" w:hAnsi="BIZ UDPゴシック" w:eastAsia="BIZ UDPゴシック" w:cs="BIZ UDPゴシック"/>
-                      <w:color w:val="1F2330"/>
-                      <w:sz w:val="12"/>
-                      <w:szCs w:val="12"/>
-                    </w:rPr>
-                    <w:t xml:space="preserve">てんすう</w:t>
-                  </w:r>
-                </w:rt>
-                <w:rubyBase>
-                  <w:r>
-                    <w:rPr>
-                      <w:rFonts w:ascii="BIZ UDPゴシック" w:hAnsi="BIZ UDPゴシック" w:eastAsia="BIZ UDPゴシック" w:cs="BIZ UDPゴシック"/>
-                      <w:color w:val="1F2330"/>
-                      <w:sz w:val="23"/>
-                      <w:szCs w:val="23"/>
-                    </w:rPr>
-                    <w:t xml:space="preserve">点数</w:t>
-                  </w:r>
-                </w:rubyBase>
-              </w:ruby>
-            </w:r>
-            <w:r>
-              <w:rPr>
-                <w:rFonts w:ascii="BIZ UDPゴシック" w:hAnsi="BIZ UDPゴシック" w:eastAsia="BIZ UDPゴシック" w:cs="BIZ UDPゴシック"/>
-                <w:color w:val="1F2330"/>
-                <w:sz w:val="23"/>
-                <w:szCs w:val="23"/>
-              </w:rPr>
-              <w:t xml:space="preserve">、</w:t>
-            </w:r>
-            <w:r>
-              <w:ruby>
-                <w:rubyPr>
-                  <w:rubyAlign w:val="center"/>
-                  <w:hps w:val="12"/>
-                  <w:hpsRaise w:val="21"/>
-                  <w:hpsBaseText w:val="23"/>
-                  <w:lid w:val="ja-JP"/>
-                </w:rubyPr>
-                <w:rt>
-                  <w:r>
-                    <w:rPr>
-                      <w:rFonts w:ascii="BIZ UDPゴシック" w:hAnsi="BIZ UDPゴシック" w:eastAsia="BIZ UDPゴシック" w:cs="BIZ UDPゴシック"/>
-                      <w:color w:val="1F2330"/>
-                      <w:sz w:val="12"/>
-                      <w:szCs w:val="12"/>
-                    </w:rPr>
-                    <w:t xml:space="preserve">れんしゅう</w:t>
-                  </w:r>
-                </w:rt>
-                <w:rubyBase>
-                  <w:r>
-                    <w:rPr>
-                      <w:rFonts w:ascii="BIZ UDPゴシック" w:hAnsi="BIZ UDPゴシック" w:eastAsia="BIZ UDPゴシック" w:cs="BIZ UDPゴシック"/>
-                      <w:color w:val="1F2330"/>
-                      <w:sz w:val="23"/>
-                      <w:szCs w:val="23"/>
-                    </w:rPr>
-                    <w:t xml:space="preserve">練習</w:t>
-                  </w:r>
-                </w:rubyBase>
-              </w:ruby>
-            </w:r>
-            <w:r>
-              <w:rPr>
-                <w:rFonts w:ascii="BIZ UDPゴシック" w:hAnsi="BIZ UDPゴシック" w:eastAsia="BIZ UDPゴシック" w:cs="BIZ UDPゴシック"/>
-                <w:color w:val="1F2330"/>
-                <w:sz w:val="23"/>
-                <w:szCs w:val="23"/>
-              </w:rPr>
-              <w:t xml:space="preserve">した</w:t>
-            </w:r>
-            <w:r>
-              <w:ruby>
-                <w:rubyPr>
-                  <w:rubyAlign w:val="center"/>
-                  <w:hps w:val="12"/>
-                  <w:hpsRaise w:val="21"/>
-                  <w:hpsBaseText w:val="23"/>
-                  <w:lid w:val="ja-JP"/>
-                </w:rubyPr>
-                <w:rt>
-                  <w:r>
-                    <w:rPr>
-                      <w:rFonts w:ascii="BIZ UDPゴシック" w:hAnsi="BIZ UDPゴシック" w:eastAsia="BIZ UDPゴシック" w:cs="BIZ UDPゴシック"/>
-                      <w:color w:val="1F2330"/>
-                      <w:sz w:val="12"/>
-                      <w:szCs w:val="12"/>
-                    </w:rPr>
-                    <w:t xml:space="preserve">ひ</w:t>
-                  </w:r>
-                </w:rt>
-                <w:rubyBase>
-                  <w:r>
-                    <w:rPr>
-                      <w:rFonts w:ascii="BIZ UDPゴシック" w:hAnsi="BIZ UDPゴシック" w:eastAsia="BIZ UDPゴシック" w:cs="BIZ UDPゴシック"/>
-                      <w:color w:val="1F2330"/>
-                      <w:sz w:val="23"/>
-                      <w:szCs w:val="23"/>
-                    </w:rPr>
-                    <w:t xml:space="preserve">日</w:t>
-                  </w:r>
-                </w:rubyBase>
-              </w:ruby>
-            </w:r>
-            <w:r>
-              <w:rPr>
-                <w:rFonts w:ascii="BIZ UDPゴシック" w:hAnsi="BIZ UDPゴシック" w:eastAsia="BIZ UDPゴシック" w:cs="BIZ UDPゴシック"/>
-                <w:color w:val="1F2330"/>
-                <w:sz w:val="23"/>
-                <w:szCs w:val="23"/>
-              </w:rPr>
-              <w:t xml:space="preserve">と</w:t>
-            </w:r>
-            <w:r>
-              <w:ruby>
-                <w:rubyPr>
-                  <w:rubyAlign w:val="center"/>
-                  <w:hps w:val="12"/>
-                  <w:hpsRaise w:val="21"/>
-                  <w:hpsBaseText w:val="23"/>
-                  <w:lid w:val="ja-JP"/>
-                </w:rubyPr>
-                <w:rt>
-                  <w:r>
-                    <w:rPr>
-                      <w:rFonts w:ascii="BIZ UDPゴシック" w:hAnsi="BIZ UDPゴシック" w:eastAsia="BIZ UDPゴシック" w:cs="BIZ UDPゴシック"/>
-                      <w:color w:val="1F2330"/>
-                      <w:sz w:val="12"/>
-                      <w:szCs w:val="12"/>
-                    </w:rPr>
-                    <w:t xml:space="preserve">たんご</w:t>
-                  </w:r>
-                </w:rt>
-                <w:rubyBase>
-                  <w:r>
-                    <w:rPr>
-                      <w:rFonts w:ascii="BIZ UDPゴシック" w:hAnsi="BIZ UDPゴシック" w:eastAsia="BIZ UDPゴシック" w:cs="BIZ UDPゴシック"/>
-                      <w:color w:val="1F2330"/>
-                      <w:sz w:val="23"/>
-                      <w:szCs w:val="23"/>
-                    </w:rPr>
-                    <w:t xml:space="preserve">単語</w:t>
-                  </w:r>
-                </w:rubyBase>
-              </w:ruby>
-            </w:r>
-            <w:r>
-              <w:rPr>
-                <w:rFonts w:ascii="BIZ UDPゴシック" w:hAnsi="BIZ UDPゴシック" w:eastAsia="BIZ UDPゴシック" w:cs="BIZ UDPゴシック"/>
-                <w:color w:val="1F2330"/>
-                <w:sz w:val="23"/>
-                <w:szCs w:val="23"/>
-              </w:rPr>
-              <w:t xml:space="preserve">、アンケートの</w:t>
-            </w:r>
-            <w:r>
-              <w:ruby>
-                <w:rubyPr>
-                  <w:rubyAlign w:val="center"/>
-                  <w:hps w:val="12"/>
-                  <w:hpsRaise w:val="21"/>
-                  <w:hpsBaseText w:val="23"/>
-                  <w:lid w:val="ja-JP"/>
-                </w:rubyPr>
-                <w:rt>
-                  <w:r>
-                    <w:rPr>
-                      <w:rFonts w:ascii="BIZ UDPゴシック" w:hAnsi="BIZ UDPゴシック" w:eastAsia="BIZ UDPゴシック" w:cs="BIZ UDPゴシック"/>
-                      <w:color w:val="1F2330"/>
-                      <w:sz w:val="12"/>
-                      <w:szCs w:val="12"/>
-                    </w:rPr>
-                    <w:t xml:space="preserve">こた</w:t>
-                  </w:r>
-                </w:rt>
-                <w:rubyBase>
-                  <w:r>
-                    <w:rPr>
-                      <w:rFonts w:ascii="BIZ UDPゴシック" w:hAnsi="BIZ UDPゴシック" w:eastAsia="BIZ UDPゴシック" w:cs="BIZ UDPゴシック"/>
-                      <w:color w:val="1F2330"/>
-                      <w:sz w:val="23"/>
-                      <w:szCs w:val="23"/>
-                    </w:rPr>
-                    <w:t xml:space="preserve">答</w:t>
-                  </w:r>
-                </w:rubyBase>
-              </w:ruby>
-            </w:r>
-            <w:r>
-              <w:rPr>
-                <w:rFonts w:ascii="BIZ UDPゴシック" w:hAnsi="BIZ UDPゴシック" w:eastAsia="BIZ UDPゴシック" w:cs="BIZ UDPゴシック"/>
-                <w:color w:val="1F2330"/>
-                <w:sz w:val="23"/>
-                <w:szCs w:val="23"/>
-              </w:rPr>
-              <w:t xml:space="preserve">え。</w:t>
-            </w:r>
-            <w:r>
-              <w:ruby>
-                <w:rubyPr>
-                  <w:rubyAlign w:val="center"/>
-                  <w:hps w:val="12"/>
-                  <w:hpsRaise w:val="21"/>
-                  <w:hpsBaseText w:val="23"/>
-                  <w:lid w:val="ja-JP"/>
-                </w:rubyPr>
-                <w:rt>
-                  <w:r>
-                    <w:rPr>
-                      <w:rFonts w:ascii="BIZ UDPゴシック" w:hAnsi="BIZ UDPゴシック" w:eastAsia="BIZ UDPゴシック" w:cs="BIZ UDPゴシック"/>
-                      <w:color w:val="1F2330"/>
-                      <w:sz w:val="12"/>
-                      <w:szCs w:val="12"/>
-                    </w:rPr>
-                    <w:t xml:space="preserve">なまえ</w:t>
-                  </w:r>
-                </w:rt>
-                <w:rubyBase>
-                  <w:r>
-                    <w:rPr>
-                      <w:rFonts w:ascii="BIZ UDPゴシック" w:hAnsi="BIZ UDPゴシック" w:eastAsia="BIZ UDPゴシック" w:cs="BIZ UDPゴシック"/>
-                      <w:color w:val="1F2330"/>
-                      <w:sz w:val="23"/>
-                      <w:szCs w:val="23"/>
-                    </w:rPr>
-                    <w:t xml:space="preserve">名前</w:t>
-                  </w:r>
-                </w:rubyBase>
-              </w:ruby>
-            </w:r>
-            <w:r>
-              <w:rPr>
-                <w:rFonts w:ascii="BIZ UDPゴシック" w:hAnsi="BIZ UDPゴシック" w:eastAsia="BIZ UDPゴシック" w:cs="BIZ UDPゴシック"/>
-                <w:color w:val="1F2330"/>
-                <w:sz w:val="23"/>
-                <w:szCs w:val="23"/>
-              </w:rPr>
-              <w:t xml:space="preserve">はアプリに</w:t>
-            </w:r>
-            <w:r>
-              <w:ruby>
-                <w:rubyPr>
-                  <w:rubyAlign w:val="center"/>
-                  <w:hps w:val="12"/>
-                  <w:hpsRaise w:val="21"/>
-                  <w:hpsBaseText w:val="23"/>
-                  <w:lid w:val="ja-JP"/>
-                </w:rubyPr>
-                <w:rt>
-                  <w:r>
-                    <w:rPr>
-                      <w:rFonts w:ascii="BIZ UDPゴシック" w:hAnsi="BIZ UDPゴシック" w:eastAsia="BIZ UDPゴシック" w:cs="BIZ UDPゴシック"/>
-                      <w:color w:val="1F2330"/>
-                      <w:sz w:val="12"/>
-                      <w:szCs w:val="12"/>
-                    </w:rPr>
-                    <w:t xml:space="preserve">はい</w:t>
-                  </w:r>
-                </w:rt>
-                <w:rubyBase>
-                  <w:r>
-                    <w:rPr>
-                      <w:rFonts w:ascii="BIZ UDPゴシック" w:hAnsi="BIZ UDPゴシック" w:eastAsia="BIZ UDPゴシック" w:cs="BIZ UDPゴシック"/>
-                      <w:color w:val="1F2330"/>
-                      <w:sz w:val="23"/>
-                      <w:szCs w:val="23"/>
-                    </w:rPr>
-                    <w:t xml:space="preserve">入</w:t>
-                  </w:r>
-                </w:rubyBase>
-              </w:ruby>
-            </w:r>
-            <w:r>
-              <w:rPr>
-                <w:rFonts w:ascii="BIZ UDPゴシック" w:hAnsi="BIZ UDPゴシック" w:eastAsia="BIZ UDPゴシック" w:cs="BIZ UDPゴシック"/>
-                <w:color w:val="1F2330"/>
-                <w:sz w:val="23"/>
-                <w:szCs w:val="23"/>
-              </w:rPr>
-              <w:t xml:space="preserve">りません。</w:t>
-            </w:r>
-          </w:p>
-          <w:p>
-            <w:pPr>
-              <w:spacing w:after="40" w:before="0" w:line="440" w:lineRule="exact"/>
-              <w:ind w:left="227" w:hanging="227"/>
-            </w:pPr>
-            <w:r>
-              <w:rPr>
-                <w:rFonts w:ascii="BIZ UDPゴシック" w:hAnsi="BIZ UDPゴシック" w:eastAsia="BIZ UDPゴシック" w:cs="BIZ UDPゴシック"/>
-                <w:color w:val="1F2330"/>
-                <w:sz w:val="23"/>
-                <w:szCs w:val="23"/>
-              </w:rPr>
-              <w:t xml:space="preserve">・</w:t>
-            </w:r>
-            <w:r>
-              <w:ruby>
-                <w:rubyPr>
-                  <w:rubyAlign w:val="center"/>
-                  <w:hps w:val="12"/>
-                  <w:hpsRaise w:val="21"/>
-                  <w:hpsBaseText w:val="23"/>
-                  <w:lid w:val="ja-JP"/>
-                </w:rubyPr>
-                <w:rt>
-                  <w:r>
-                    <w:rPr>
-                      <w:rFonts w:ascii="BIZ UDPゴシック" w:hAnsi="BIZ UDPゴシック" w:eastAsia="BIZ UDPゴシック" w:cs="BIZ UDPゴシック"/>
-                      <w:color w:val="1F2330"/>
-                      <w:sz w:val="12"/>
-                      <w:szCs w:val="12"/>
-                    </w:rPr>
-                    <w:t xml:space="preserve">みみ</w:t>
-                  </w:r>
-                </w:rt>
-                <w:rubyBase>
-                  <w:r>
-                    <w:rPr>
-                      <w:rFonts w:ascii="BIZ UDPゴシック" w:hAnsi="BIZ UDPゴシック" w:eastAsia="BIZ UDPゴシック" w:cs="BIZ UDPゴシック"/>
-                      <w:color w:val="1F2330"/>
-                      <w:sz w:val="23"/>
-                      <w:szCs w:val="23"/>
-                    </w:rPr>
-                    <w:t xml:space="preserve">耳</w:t>
-                  </w:r>
-                </w:rubyBase>
-              </w:ruby>
-            </w:r>
-            <w:r>
-              <w:rPr>
-                <w:rFonts w:ascii="BIZ UDPゴシック" w:hAnsi="BIZ UDPゴシック" w:eastAsia="BIZ UDPゴシック" w:cs="BIZ UDPゴシック"/>
-                <w:color w:val="1F2330"/>
-                <w:sz w:val="23"/>
-                <w:szCs w:val="23"/>
-              </w:rPr>
-              <w:t xml:space="preserve">の</w:t>
-            </w:r>
-            <w:r>
-              <w:ruby>
-                <w:rubyPr>
-                  <w:rubyAlign w:val="center"/>
-                  <w:hps w:val="12"/>
-                  <w:hpsRaise w:val="21"/>
-                  <w:hpsBaseText w:val="23"/>
-                  <w:lid w:val="ja-JP"/>
-                </w:rubyPr>
-                <w:rt>
-                  <w:r>
-                    <w:rPr>
-                      <w:rFonts w:ascii="BIZ UDPゴシック" w:hAnsi="BIZ UDPゴシック" w:eastAsia="BIZ UDPゴシック" w:cs="BIZ UDPゴシック"/>
-                      <w:color w:val="1F2330"/>
-                      <w:sz w:val="12"/>
-                      <w:szCs w:val="12"/>
-                    </w:rPr>
-                    <w:t xml:space="preserve">き</w:t>
-                  </w:r>
-                </w:rt>
-                <w:rubyBase>
-                  <w:r>
-                    <w:rPr>
-                      <w:rFonts w:ascii="BIZ UDPゴシック" w:hAnsi="BIZ UDPゴシック" w:eastAsia="BIZ UDPゴシック" w:cs="BIZ UDPゴシック"/>
-                      <w:color w:val="1F2330"/>
-                      <w:sz w:val="23"/>
-                      <w:szCs w:val="23"/>
-                    </w:rPr>
-                    <w:t xml:space="preserve">聞</w:t>
-                  </w:r>
-                </w:rubyBase>
-              </w:ruby>
-            </w:r>
-            <w:r>
-              <w:rPr>
-                <w:rFonts w:ascii="BIZ UDPゴシック" w:hAnsi="BIZ UDPゴシック" w:eastAsia="BIZ UDPゴシック" w:cs="BIZ UDPゴシック"/>
-                <w:color w:val="1F2330"/>
-                <w:sz w:val="23"/>
-                <w:szCs w:val="23"/>
-              </w:rPr>
-              <w:t xml:space="preserve">こえの</w:t>
-            </w:r>
-            <w:r>
-              <w:ruby>
-                <w:rubyPr>
-                  <w:rubyAlign w:val="center"/>
-                  <w:hps w:val="12"/>
-                  <w:hpsRaise w:val="21"/>
-                  <w:hpsBaseText w:val="23"/>
-                  <w:lid w:val="ja-JP"/>
-                </w:rubyPr>
-                <w:rt>
-                  <w:r>
-                    <w:rPr>
-                      <w:rFonts w:ascii="BIZ UDPゴシック" w:hAnsi="BIZ UDPゴシック" w:eastAsia="BIZ UDPゴシック" w:cs="BIZ UDPゴシック"/>
-                      <w:color w:val="1F2330"/>
-                      <w:sz w:val="12"/>
-                      <w:szCs w:val="12"/>
-                    </w:rPr>
-                    <w:t xml:space="preserve">ていど</w:t>
-                  </w:r>
-                </w:rt>
-                <w:rubyBase>
-                  <w:r>
-                    <w:rPr>
-                      <w:rFonts w:ascii="BIZ UDPゴシック" w:hAnsi="BIZ UDPゴシック" w:eastAsia="BIZ UDPゴシック" w:cs="BIZ UDPゴシック"/>
-                      <w:color w:val="1F2330"/>
-                      <w:sz w:val="23"/>
-                      <w:szCs w:val="23"/>
-                    </w:rPr>
-                    <w:t xml:space="preserve">程度</w:t>
-                  </w:r>
-                </w:rubyBase>
-              </w:ruby>
-            </w:r>
-            <w:r>
-              <w:rPr>
-                <w:rFonts w:ascii="BIZ UDPゴシック" w:hAnsi="BIZ UDPゴシック" w:eastAsia="BIZ UDPゴシック" w:cs="BIZ UDPゴシック"/>
-                <w:color w:val="1F2330"/>
-                <w:sz w:val="23"/>
-                <w:szCs w:val="23"/>
-              </w:rPr>
-              <w:t xml:space="preserve">は、</w:t>
-            </w:r>
-            <w:r>
-              <w:ruby>
-                <w:rubyPr>
-                  <w:rubyAlign w:val="center"/>
-                  <w:hps w:val="12"/>
-                  <w:hpsRaise w:val="21"/>
-                  <w:hpsBaseText w:val="23"/>
-                  <w:lid w:val="ja-JP"/>
-                </w:rubyPr>
-                <w:rt>
-                  <w:r>
-                    <w:rPr>
-                      <w:rFonts w:ascii="BIZ UDPゴシック" w:hAnsi="BIZ UDPゴシック" w:eastAsia="BIZ UDPゴシック" w:cs="BIZ UDPゴシック"/>
-                      <w:color w:val="1F2330"/>
-                      <w:sz w:val="12"/>
-                      <w:szCs w:val="12"/>
-                    </w:rPr>
-                    <w:t xml:space="preserve">した</w:t>
-                  </w:r>
-                </w:rt>
-                <w:rubyBase>
-                  <w:r>
-                    <w:rPr>
-                      <w:rFonts w:ascii="BIZ UDPゴシック" w:hAnsi="BIZ UDPゴシック" w:eastAsia="BIZ UDPゴシック" w:cs="BIZ UDPゴシック"/>
-                      <w:color w:val="1F2330"/>
-                      <w:sz w:val="23"/>
-                      <w:szCs w:val="23"/>
-                    </w:rPr>
-                    <w:t xml:space="preserve">下</w:t>
-                  </w:r>
-                </w:rubyBase>
-              </w:ruby>
-            </w:r>
-            <w:r>
-              <w:rPr>
-                <w:rFonts w:ascii="BIZ UDPゴシック" w:hAnsi="BIZ UDPゴシック" w:eastAsia="BIZ UDPゴシック" w:cs="BIZ UDPゴシック"/>
-                <w:color w:val="1F2330"/>
-                <w:sz w:val="23"/>
-                <w:szCs w:val="23"/>
-              </w:rPr>
-              <w:t xml:space="preserve">で「はい」のときだけです。</w:t>
-            </w:r>
-          </w:p>
-          <w:p>
-            <w:pPr>
-              <w:spacing w:after="40" w:before="0" w:line="440" w:lineRule="exact"/>
-              <w:ind w:left="227" w:hanging="227"/>
-            </w:pPr>
-            <w:r>
-              <w:rPr>
-                <w:rFonts w:ascii="BIZ UDPゴシック" w:hAnsi="BIZ UDPゴシック" w:eastAsia="BIZ UDPゴシック" w:cs="BIZ UDPゴシック"/>
-                <w:color w:val="1F2330"/>
-                <w:sz w:val="23"/>
-                <w:szCs w:val="23"/>
-              </w:rPr>
-              <w:t xml:space="preserve">・</w:t>
-            </w:r>
-            <w:r>
-              <w:ruby>
-                <w:rubyPr>
-                  <w:rubyAlign w:val="center"/>
-                  <w:hps w:val="12"/>
-                  <w:hpsRaise w:val="21"/>
-                  <w:hpsBaseText w:val="23"/>
-                  <w:lid w:val="ja-JP"/>
-                </w:rubyPr>
-                <w:rt>
-                  <w:r>
-                    <w:rPr>
-                      <w:rFonts w:ascii="BIZ UDPゴシック" w:hAnsi="BIZ UDPゴシック" w:eastAsia="BIZ UDPゴシック" w:cs="BIZ UDPゴシック"/>
-                      <w:color w:val="1F2330"/>
-                      <w:sz w:val="12"/>
-                      <w:szCs w:val="12"/>
-                    </w:rPr>
-                    <w:t xml:space="preserve">こえ</w:t>
-                  </w:r>
-                </w:rt>
-                <w:rubyBase>
-                  <w:r>
-                    <w:rPr>
-                      <w:rFonts w:ascii="BIZ UDPゴシック" w:hAnsi="BIZ UDPゴシック" w:eastAsia="BIZ UDPゴシック" w:cs="BIZ UDPゴシック"/>
-                      <w:color w:val="1F2330"/>
-                      <w:sz w:val="23"/>
-                      <w:szCs w:val="23"/>
-                    </w:rPr>
-                    <w:t xml:space="preserve">声</w:t>
-                  </w:r>
-                </w:rubyBase>
-              </w:ruby>
-            </w:r>
-            <w:r>
-              <w:rPr>
-                <w:rFonts w:ascii="BIZ UDPゴシック" w:hAnsi="BIZ UDPゴシック" w:eastAsia="BIZ UDPゴシック" w:cs="BIZ UDPゴシック"/>
-                <w:color w:val="1F2330"/>
-                <w:sz w:val="23"/>
-                <w:szCs w:val="23"/>
-              </w:rPr>
-              <w:t xml:space="preserve">と</w:t>
-            </w:r>
-            <w:r>
-              <w:ruby>
-                <w:rubyPr>
-                  <w:rubyAlign w:val="center"/>
-                  <w:hps w:val="12"/>
-                  <w:hpsRaise w:val="21"/>
-                  <w:hpsBaseText w:val="23"/>
-                  <w:lid w:val="ja-JP"/>
-                </w:rubyPr>
-                <w:rt>
-                  <w:r>
-                    <w:rPr>
-                      <w:rFonts w:ascii="BIZ UDPゴシック" w:hAnsi="BIZ UDPゴシック" w:eastAsia="BIZ UDPゴシック" w:cs="BIZ UDPゴシック"/>
-                      <w:color w:val="1F2330"/>
-                      <w:sz w:val="12"/>
-                      <w:szCs w:val="12"/>
-                    </w:rPr>
-                    <w:t xml:space="preserve">かお</w:t>
-                  </w:r>
-                </w:rt>
-                <w:rubyBase>
-                  <w:r>
-                    <w:rPr>
-                      <w:rFonts w:ascii="BIZ UDPゴシック" w:hAnsi="BIZ UDPゴシック" w:eastAsia="BIZ UDPゴシック" w:cs="BIZ UDPゴシック"/>
-                      <w:color w:val="1F2330"/>
-                      <w:sz w:val="23"/>
-                      <w:szCs w:val="23"/>
-                    </w:rPr>
-                    <w:t xml:space="preserve">顔</w:t>
-                  </w:r>
-                </w:rubyBase>
-              </w:ruby>
-            </w:r>
-            <w:r>
-              <w:rPr>
-                <w:rFonts w:ascii="BIZ UDPゴシック" w:hAnsi="BIZ UDPゴシック" w:eastAsia="BIZ UDPゴシック" w:cs="BIZ UDPゴシック"/>
-                <w:color w:val="1F2330"/>
-                <w:sz w:val="23"/>
-                <w:szCs w:val="23"/>
-              </w:rPr>
-              <w:t xml:space="preserve">の</w:t>
-            </w:r>
-            <w:r>
-              <w:ruby>
-                <w:rubyPr>
-                  <w:rubyAlign w:val="center"/>
-                  <w:hps w:val="12"/>
-                  <w:hpsRaise w:val="21"/>
-                  <w:hpsBaseText w:val="23"/>
-                  <w:lid w:val="ja-JP"/>
-                </w:rubyPr>
-                <w:rt>
-                  <w:r>
-                    <w:rPr>
-                      <w:rFonts w:ascii="BIZ UDPゴシック" w:hAnsi="BIZ UDPゴシック" w:eastAsia="BIZ UDPゴシック" w:cs="BIZ UDPゴシック"/>
-                      <w:color w:val="1F2330"/>
-                      <w:sz w:val="12"/>
-                      <w:szCs w:val="12"/>
-                    </w:rPr>
-                    <w:t xml:space="preserve">どうが</w:t>
-                  </w:r>
-                </w:rt>
-                <w:rubyBase>
-                  <w:r>
-                    <w:rPr>
-                      <w:rFonts w:ascii="BIZ UDPゴシック" w:hAnsi="BIZ UDPゴシック" w:eastAsia="BIZ UDPゴシック" w:cs="BIZ UDPゴシック"/>
-                      <w:color w:val="1F2330"/>
-                      <w:sz w:val="23"/>
-                      <w:szCs w:val="23"/>
-                    </w:rPr>
-                    <w:t xml:space="preserve">動画</w:t>
-                  </w:r>
-                </w:rubyBase>
-              </w:ruby>
-            </w:r>
-            <w:r>
-              <w:rPr>
-                <w:rFonts w:ascii="BIZ UDPゴシック" w:hAnsi="BIZ UDPゴシック" w:eastAsia="BIZ UDPゴシック" w:cs="BIZ UDPゴシック"/>
-                <w:color w:val="1F2330"/>
-                <w:sz w:val="23"/>
-                <w:szCs w:val="23"/>
-              </w:rPr>
-              <w:t xml:space="preserve">は、</w:t>
-            </w:r>
-            <w:r>
-              <w:ruby>
-                <w:rubyPr>
-                  <w:rubyAlign w:val="center"/>
-                  <w:hps w:val="12"/>
-                  <w:hpsRaise w:val="21"/>
-                  <w:hpsBaseText w:val="23"/>
-                  <w:lid w:val="ja-JP"/>
-                </w:rubyPr>
-                <w:rt>
-                  <w:r>
-                    <w:rPr>
-                      <w:rFonts w:ascii="BIZ UDPゴシック" w:hAnsi="BIZ UDPゴシック" w:eastAsia="BIZ UDPゴシック" w:cs="BIZ UDPゴシック"/>
-                      <w:color w:val="1F2330"/>
-                      <w:sz w:val="12"/>
-                      <w:szCs w:val="12"/>
-                    </w:rPr>
-                    <w:t xml:space="preserve">けっか</w:t>
-                  </w:r>
-                </w:rt>
-                <w:rubyBase>
-                  <w:r>
-                    <w:rPr>
-                      <w:rFonts w:ascii="BIZ UDPゴシック" w:hAnsi="BIZ UDPゴシック" w:eastAsia="BIZ UDPゴシック" w:cs="BIZ UDPゴシック"/>
-                      <w:color w:val="1F2330"/>
-                      <w:sz w:val="23"/>
-                      <w:szCs w:val="23"/>
-                    </w:rPr>
-                    <w:t xml:space="preserve">結果</w:t>
-                  </w:r>
-                </w:rubyBase>
-              </w:ruby>
-            </w:r>
-            <w:r>
-              <w:rPr>
-                <w:rFonts w:ascii="BIZ UDPゴシック" w:hAnsi="BIZ UDPゴシック" w:eastAsia="BIZ UDPゴシック" w:cs="BIZ UDPゴシック"/>
-                <w:color w:val="1F2330"/>
-                <w:sz w:val="23"/>
-                <w:szCs w:val="23"/>
-              </w:rPr>
-              <w:t xml:space="preserve">を</w:t>
-            </w:r>
-            <w:r>
-              <w:ruby>
-                <w:rubyPr>
-                  <w:rubyAlign w:val="center"/>
-                  <w:hps w:val="12"/>
-                  <w:hpsRaise w:val="21"/>
-                  <w:hpsBaseText w:val="23"/>
-                  <w:lid w:val="ja-JP"/>
-                </w:rubyPr>
-                <w:rt>
-                  <w:r>
-                    <w:rPr>
-                      <w:rFonts w:ascii="BIZ UDPゴシック" w:hAnsi="BIZ UDPゴシック" w:eastAsia="BIZ UDPゴシック" w:cs="BIZ UDPゴシック"/>
-                      <w:color w:val="1F2330"/>
-                      <w:sz w:val="12"/>
-                      <w:szCs w:val="12"/>
-                    </w:rPr>
-                    <w:t xml:space="preserve">み</w:t>
-                  </w:r>
-                </w:rt>
-                <w:rubyBase>
-                  <w:r>
-                    <w:rPr>
-                      <w:rFonts w:ascii="BIZ UDPゴシック" w:hAnsi="BIZ UDPゴシック" w:eastAsia="BIZ UDPゴシック" w:cs="BIZ UDPゴシック"/>
-                      <w:color w:val="1F2330"/>
-                      <w:sz w:val="23"/>
-                      <w:szCs w:val="23"/>
-                    </w:rPr>
-                    <w:t xml:space="preserve">見</w:t>
-                  </w:r>
-                </w:rubyBase>
-              </w:ruby>
-            </w:r>
-            <w:r>
-              <w:rPr>
-                <w:rFonts w:ascii="BIZ UDPゴシック" w:hAnsi="BIZ UDPゴシック" w:eastAsia="BIZ UDPゴシック" w:cs="BIZ UDPゴシック"/>
-                <w:color w:val="1F2330"/>
-                <w:sz w:val="23"/>
-                <w:szCs w:val="23"/>
-              </w:rPr>
-              <w:t xml:space="preserve">るためだけに</w:t>
-            </w:r>
-            <w:r>
-              <w:ruby>
-                <w:rubyPr>
-                  <w:rubyAlign w:val="center"/>
-                  <w:hps w:val="12"/>
-                  <w:hpsRaise w:val="21"/>
-                  <w:hpsBaseText w:val="23"/>
-                  <w:lid w:val="ja-JP"/>
-                </w:rubyPr>
-                <w:rt>
-                  <w:r>
-                    <w:rPr>
-                      <w:rFonts w:ascii="BIZ UDPゴシック" w:hAnsi="BIZ UDPゴシック" w:eastAsia="BIZ UDPゴシック" w:cs="BIZ UDPゴシック"/>
-                      <w:color w:val="1F2330"/>
-                      <w:sz w:val="12"/>
-                      <w:szCs w:val="12"/>
-                    </w:rPr>
-                    <w:t xml:space="preserve">つか</w:t>
-                  </w:r>
-                </w:rt>
-                <w:rubyBase>
-                  <w:r>
-                    <w:rPr>
-                      <w:rFonts w:ascii="BIZ UDPゴシック" w:hAnsi="BIZ UDPゴシック" w:eastAsia="BIZ UDPゴシック" w:cs="BIZ UDPゴシック"/>
-                      <w:color w:val="1F2330"/>
-                      <w:sz w:val="23"/>
-                      <w:szCs w:val="23"/>
-                    </w:rPr>
-                    <w:t xml:space="preserve">使</w:t>
-                  </w:r>
-                </w:rubyBase>
-              </w:ruby>
-            </w:r>
-            <w:r>
-              <w:rPr>
-                <w:rFonts w:ascii="BIZ UDPゴシック" w:hAnsi="BIZ UDPゴシック" w:eastAsia="BIZ UDPゴシック" w:cs="BIZ UDPゴシック"/>
-                <w:color w:val="1F2330"/>
-                <w:sz w:val="23"/>
-                <w:szCs w:val="23"/>
-              </w:rPr>
-              <w:t xml:space="preserve">います。</w:t>
-            </w:r>
-            <w:r>
-              <w:ruby>
-                <w:rubyPr>
-                  <w:rubyAlign w:val="center"/>
-                  <w:hps w:val="12"/>
-                  <w:hpsRaise w:val="21"/>
-                  <w:hpsBaseText w:val="23"/>
-                  <w:lid w:val="ja-JP"/>
-                </w:rubyPr>
-                <w:rt>
-                  <w:r>
-                    <w:rPr>
-                      <w:rFonts w:ascii="BIZ UDPゴシック" w:hAnsi="BIZ UDPゴシック" w:eastAsia="BIZ UDPゴシック" w:cs="BIZ UDPゴシック"/>
-                      <w:color w:val="1F2330"/>
-                      <w:sz w:val="12"/>
-                      <w:szCs w:val="12"/>
-                    </w:rPr>
-                    <w:t xml:space="preserve">のこ</w:t>
-                  </w:r>
-                </w:rt>
-                <w:rubyBase>
-                  <w:r>
-                    <w:rPr>
-                      <w:rFonts w:ascii="BIZ UDPゴシック" w:hAnsi="BIZ UDPゴシック" w:eastAsia="BIZ UDPゴシック" w:cs="BIZ UDPゴシック"/>
-                      <w:color w:val="1F2330"/>
-                      <w:sz w:val="23"/>
-                      <w:szCs w:val="23"/>
-                    </w:rPr>
-                    <w:t xml:space="preserve">残</w:t>
-                  </w:r>
-                </w:rubyBase>
-              </w:ruby>
-            </w:r>
-            <w:r>
-              <w:rPr>
-                <w:rFonts w:ascii="BIZ UDPゴシック" w:hAnsi="BIZ UDPゴシック" w:eastAsia="BIZ UDPゴシック" w:cs="BIZ UDPゴシック"/>
-                <w:color w:val="1F2330"/>
-                <w:sz w:val="23"/>
-                <w:szCs w:val="23"/>
-              </w:rPr>
-              <w:t xml:space="preserve">るのは</w:t>
-            </w:r>
-            <w:r>
-              <w:ruby>
-                <w:rubyPr>
-                  <w:rubyAlign w:val="center"/>
-                  <w:hps w:val="12"/>
-                  <w:hpsRaise w:val="21"/>
-                  <w:hpsBaseText w:val="23"/>
-                  <w:lid w:val="ja-JP"/>
-                </w:rubyPr>
-                <w:rt>
-                  <w:r>
-                    <w:rPr>
-                      <w:rFonts w:ascii="BIZ UDPゴシック" w:hAnsi="BIZ UDPゴシック" w:eastAsia="BIZ UDPゴシック" w:cs="BIZ UDPゴシック"/>
-                      <w:color w:val="1F2330"/>
-                      <w:sz w:val="12"/>
-                      <w:szCs w:val="12"/>
-                    </w:rPr>
-                    <w:t xml:space="preserve">さいご</w:t>
-                  </w:r>
-                </w:rt>
-                <w:rubyBase>
-                  <w:r>
-                    <w:rPr>
-                      <w:rFonts w:ascii="BIZ UDPゴシック" w:hAnsi="BIZ UDPゴシック" w:eastAsia="BIZ UDPゴシック" w:cs="BIZ UDPゴシック"/>
-                      <w:color w:val="1F2330"/>
-                      <w:sz w:val="23"/>
-                      <w:szCs w:val="23"/>
-                    </w:rPr>
-                    <w:t xml:space="preserve">最後</w:t>
-                  </w:r>
-                </w:rubyBase>
-              </w:ruby>
-            </w:r>
-            <w:r>
-              <w:rPr>
-                <w:rFonts w:ascii="BIZ UDPゴシック" w:hAnsi="BIZ UDPゴシック" w:eastAsia="BIZ UDPゴシック" w:cs="BIZ UDPゴシック"/>
-                <w:color w:val="1F2330"/>
-                <w:sz w:val="23"/>
-                <w:szCs w:val="23"/>
-              </w:rPr>
-              <w:t xml:space="preserve">の1</w:t>
-            </w:r>
-            <w:r>
-              <w:ruby>
-                <w:rubyPr>
-                  <w:rubyAlign w:val="center"/>
-                  <w:hps w:val="12"/>
-                  <w:hpsRaise w:val="21"/>
-                  <w:hpsBaseText w:val="23"/>
-                  <w:lid w:val="ja-JP"/>
-                </w:rubyPr>
-                <w:rt>
-                  <w:r>
-                    <w:rPr>
-                      <w:rFonts w:ascii="BIZ UDPゴシック" w:hAnsi="BIZ UDPゴシック" w:eastAsia="BIZ UDPゴシック" w:cs="BIZ UDPゴシック"/>
-                      <w:color w:val="1F2330"/>
-                      <w:sz w:val="12"/>
-                      <w:szCs w:val="12"/>
-                    </w:rPr>
-                    <w:t xml:space="preserve">かいぶん</w:t>
-                  </w:r>
-                </w:rt>
-                <w:rubyBase>
-                  <w:r>
-                    <w:rPr>
-                      <w:rFonts w:ascii="BIZ UDPゴシック" w:hAnsi="BIZ UDPゴシック" w:eastAsia="BIZ UDPゴシック" w:cs="BIZ UDPゴシック"/>
-                      <w:color w:val="1F2330"/>
-                      <w:sz w:val="23"/>
-                      <w:szCs w:val="23"/>
-                    </w:rPr>
-                    <w:t xml:space="preserve">回分</w:t>
-                  </w:r>
-                </w:rubyBase>
-              </w:ruby>
-            </w:r>
-            <w:r>
-              <w:rPr>
-                <w:rFonts w:ascii="BIZ UDPゴシック" w:hAnsi="BIZ UDPゴシック" w:eastAsia="BIZ UDPゴシック" w:cs="BIZ UDPゴシック"/>
-                <w:color w:val="1F2330"/>
-                <w:sz w:val="23"/>
-                <w:szCs w:val="23"/>
-              </w:rPr>
-              <w:t xml:space="preserve">だけで、</w:t>
-            </w:r>
-            <w:r>
-              <w:ruby>
-                <w:rubyPr>
-                  <w:rubyAlign w:val="center"/>
-                  <w:hps w:val="12"/>
-                  <w:hpsRaise w:val="21"/>
-                  <w:hpsBaseText w:val="23"/>
-                  <w:lid w:val="ja-JP"/>
-                </w:rubyPr>
-                <w:rt>
-                  <w:r>
-                    <w:rPr>
-                      <w:rFonts w:ascii="BIZ UDPゴシック" w:hAnsi="BIZ UDPゴシック" w:eastAsia="BIZ UDPゴシック" w:cs="BIZ UDPゴシック"/>
-                      <w:color w:val="1F2330"/>
-                      <w:sz w:val="12"/>
-                      <w:szCs w:val="12"/>
-                    </w:rPr>
-                    <w:t xml:space="preserve">つぎ</w:t>
-                  </w:r>
-                </w:rt>
-                <w:rubyBase>
-                  <w:r>
-                    <w:rPr>
-                      <w:rFonts w:ascii="BIZ UDPゴシック" w:hAnsi="BIZ UDPゴシック" w:eastAsia="BIZ UDPゴシック" w:cs="BIZ UDPゴシック"/>
-                      <w:color w:val="1F2330"/>
-                      <w:sz w:val="23"/>
-                      <w:szCs w:val="23"/>
-                    </w:rPr>
-                    <w:t xml:space="preserve">次</w:t>
-                  </w:r>
-                </w:rubyBase>
-              </w:ruby>
-            </w:r>
-            <w:r>
-              <w:rPr>
-                <w:rFonts w:ascii="BIZ UDPゴシック" w:hAnsi="BIZ UDPゴシック" w:eastAsia="BIZ UDPゴシック" w:cs="BIZ UDPゴシック"/>
-                <w:color w:val="1F2330"/>
-                <w:sz w:val="23"/>
-                <w:szCs w:val="23"/>
-              </w:rPr>
-              <w:t xml:space="preserve">に</w:t>
-            </w:r>
-            <w:r>
-              <w:ruby>
-                <w:rubyPr>
-                  <w:rubyAlign w:val="center"/>
-                  <w:hps w:val="12"/>
-                  <w:hpsRaise w:val="21"/>
-                  <w:hpsBaseText w:val="23"/>
-                  <w:lid w:val="ja-JP"/>
-                </w:rubyPr>
-                <w:rt>
-                  <w:r>
-                    <w:rPr>
-                      <w:rFonts w:ascii="BIZ UDPゴシック" w:hAnsi="BIZ UDPゴシック" w:eastAsia="BIZ UDPゴシック" w:cs="BIZ UDPゴシック"/>
-                      <w:color w:val="1F2330"/>
-                      <w:sz w:val="12"/>
-                      <w:szCs w:val="12"/>
-                    </w:rPr>
-                    <w:t xml:space="preserve">ろくおん</w:t>
-                  </w:r>
-                </w:rt>
-                <w:rubyBase>
-                  <w:r>
-                    <w:rPr>
-                      <w:rFonts w:ascii="BIZ UDPゴシック" w:hAnsi="BIZ UDPゴシック" w:eastAsia="BIZ UDPゴシック" w:cs="BIZ UDPゴシック"/>
-                      <w:color w:val="1F2330"/>
-                      <w:sz w:val="23"/>
-                      <w:szCs w:val="23"/>
-                    </w:rPr>
-                    <w:t xml:space="preserve">録音</w:t>
-                  </w:r>
-                </w:rubyBase>
-              </w:ruby>
-            </w:r>
-            <w:r>
-              <w:rPr>
-                <w:rFonts w:ascii="BIZ UDPゴシック" w:hAnsi="BIZ UDPゴシック" w:eastAsia="BIZ UDPゴシック" w:cs="BIZ UDPゴシック"/>
-                <w:color w:val="1F2330"/>
-                <w:sz w:val="23"/>
-                <w:szCs w:val="23"/>
-              </w:rPr>
-              <w:t xml:space="preserve">すると</w:t>
-            </w:r>
-            <w:r>
-              <w:ruby>
-                <w:rubyPr>
-                  <w:rubyAlign w:val="center"/>
-                  <w:hps w:val="12"/>
-                  <w:hpsRaise w:val="21"/>
-                  <w:hpsBaseText w:val="23"/>
-                  <w:lid w:val="ja-JP"/>
-                </w:rubyPr>
-                <w:rt>
-                  <w:r>
-                    <w:rPr>
-                      <w:rFonts w:ascii="BIZ UDPゴシック" w:hAnsi="BIZ UDPゴシック" w:eastAsia="BIZ UDPゴシック" w:cs="BIZ UDPゴシック"/>
-                      <w:color w:val="1F2330"/>
-                      <w:sz w:val="12"/>
-                      <w:szCs w:val="12"/>
-                    </w:rPr>
-                    <w:t xml:space="preserve">き</w:t>
-                  </w:r>
-                </w:rt>
-                <w:rubyBase>
-                  <w:r>
-                    <w:rPr>
-                      <w:rFonts w:ascii="BIZ UDPゴシック" w:hAnsi="BIZ UDPゴシック" w:eastAsia="BIZ UDPゴシック" w:cs="BIZ UDPゴシック"/>
-                      <w:color w:val="1F2330"/>
-                      <w:sz w:val="23"/>
-                      <w:szCs w:val="23"/>
-                    </w:rPr>
-                    <w:t xml:space="preserve">消</w:t>
-                  </w:r>
-                </w:rubyBase>
-              </w:ruby>
-            </w:r>
-            <w:r>
-              <w:rPr>
-                <w:rFonts w:ascii="BIZ UDPゴシック" w:hAnsi="BIZ UDPゴシック" w:eastAsia="BIZ UDPゴシック" w:cs="BIZ UDPゴシック"/>
-                <w:color w:val="1F2330"/>
-                <w:sz w:val="23"/>
-                <w:szCs w:val="23"/>
-              </w:rPr>
-              <w:t xml:space="preserve">えます。</w:t>
-            </w:r>
-          </w:p>
-          <w:p>
-            <w:pPr>
-              <w:spacing w:after="40" w:before="0" w:line="440" w:lineRule="exact"/>
-              <w:ind w:left="227" w:hanging="227"/>
-            </w:pPr>
-            <w:r>
-              <w:rPr>
-                <w:rFonts w:ascii="BIZ UDPゴシック" w:hAnsi="BIZ UDPゴシック" w:eastAsia="BIZ UDPゴシック" w:cs="BIZ UDPゴシック"/>
-                <w:color w:val="1F2330"/>
-                <w:sz w:val="23"/>
-                <w:szCs w:val="23"/>
-              </w:rPr>
-              <w:t xml:space="preserve">・</w:t>
-            </w:r>
-            <w:r>
-              <w:ruby>
-                <w:rubyPr>
-                  <w:rubyAlign w:val="center"/>
-                  <w:hps w:val="12"/>
-                  <w:hpsRaise w:val="21"/>
-                  <w:hpsBaseText w:val="23"/>
-                  <w:lid w:val="ja-JP"/>
-                </w:rubyPr>
-                <w:rt>
-                  <w:r>
-                    <w:rPr>
-                      <w:rFonts w:ascii="BIZ UDPゴシック" w:hAnsi="BIZ UDPゴシック" w:eastAsia="BIZ UDPゴシック" w:cs="BIZ UDPゴシック"/>
-                      <w:color w:val="1F2330"/>
-                      <w:sz w:val="12"/>
-                      <w:szCs w:val="12"/>
-                    </w:rPr>
-                    <w:t xml:space="preserve">はっぴょう</w:t>
-                  </w:r>
-                </w:rt>
-                <w:rubyBase>
-                  <w:r>
-                    <w:rPr>
-                      <w:rFonts w:ascii="BIZ UDPゴシック" w:hAnsi="BIZ UDPゴシック" w:eastAsia="BIZ UDPゴシック" w:cs="BIZ UDPゴシック"/>
-                      <w:color w:val="1F2330"/>
-                      <w:sz w:val="23"/>
-                      <w:szCs w:val="23"/>
-                    </w:rPr>
-                    <w:t xml:space="preserve">発表</w:t>
-                  </w:r>
-                </w:rubyBase>
-              </w:ruby>
-            </w:r>
-            <w:r>
-              <w:rPr>
-                <w:rFonts w:ascii="BIZ UDPゴシック" w:hAnsi="BIZ UDPゴシック" w:eastAsia="BIZ UDPゴシック" w:cs="BIZ UDPゴシック"/>
-                <w:color w:val="1F2330"/>
-                <w:sz w:val="23"/>
-                <w:szCs w:val="23"/>
-              </w:rPr>
-              <w:t xml:space="preserve">するときも、だれのことか、わからないようにします。</w:t>
-            </w:r>
-          </w:p>
-        </w:tc>
-      </w:tr>
-      <w:tr>
-        <w:trPr>
-          <w:cantSplit/>
-        </w:trPr>
-        <w:tc>
-          <w:tcPr>
-            <w:tcW w:type="dxa" w:w="2211"/>
+            <w:tcW w:type="dxa" w:w="1928"/>
             <w:shd w:val="clear" w:color="auto" w:fill="E7E9F5"/>
             <w:vAlign w:val="center"/>
           </w:tcPr>
@@ -2611,13 +707,13 @@
                 <w:sz w:val="23"/>
                 <w:szCs w:val="23"/>
               </w:rPr>
-              <w:t xml:space="preserve">やめたいときは？</w:t>
+              <w:t xml:space="preserve">問い合わせ</w:t>
             </w:r>
           </w:p>
         </w:tc>
         <w:tc>
           <w:tcPr>
-            <w:tcW w:type="dxa" w:w="7767"/>
+            <w:tcW w:type="dxa" w:w="8050"/>
             <w:vAlign w:val="center"/>
           </w:tcPr>
           <w:p>
@@ -2632,1144 +728,7 @@
                 <w:sz w:val="23"/>
                 <w:szCs w:val="23"/>
               </w:rPr>
-              <w:t xml:space="preserve">・いつでも、</w:t>
-            </w:r>
-            <w:r>
-              <w:ruby>
-                <w:rubyPr>
-                  <w:rubyAlign w:val="center"/>
-                  <w:hps w:val="12"/>
-                  <w:hpsRaise w:val="21"/>
-                  <w:hpsBaseText w:val="23"/>
-                  <w:lid w:val="ja-JP"/>
-                </w:rubyPr>
-                <w:rt>
-                  <w:r>
-                    <w:rPr>
-                      <w:rFonts w:ascii="BIZ UDPゴシック" w:hAnsi="BIZ UDPゴシック" w:eastAsia="BIZ UDPゴシック" w:cs="BIZ UDPゴシック"/>
-                      <w:color w:val="1F2330"/>
-                      <w:sz w:val="12"/>
-                      <w:szCs w:val="12"/>
-                    </w:rPr>
-                    <w:t xml:space="preserve">りゆう</w:t>
-                  </w:r>
-                </w:rt>
-                <w:rubyBase>
-                  <w:r>
-                    <w:rPr>
-                      <w:rFonts w:ascii="BIZ UDPゴシック" w:hAnsi="BIZ UDPゴシック" w:eastAsia="BIZ UDPゴシック" w:cs="BIZ UDPゴシック"/>
-                      <w:color w:val="1F2330"/>
-                      <w:sz w:val="23"/>
-                      <w:szCs w:val="23"/>
-                    </w:rPr>
-                    <w:t xml:space="preserve">理由</w:t>
-                  </w:r>
-                </w:rubyBase>
-              </w:ruby>
-            </w:r>
-            <w:r>
-              <w:rPr>
-                <w:rFonts w:ascii="BIZ UDPゴシック" w:hAnsi="BIZ UDPゴシック" w:eastAsia="BIZ UDPゴシック" w:cs="BIZ UDPゴシック"/>
-                <w:color w:val="1F2330"/>
-                <w:sz w:val="23"/>
-                <w:szCs w:val="23"/>
-              </w:rPr>
-              <w:t xml:space="preserve">なしでやめられます。おうちの</w:t>
-            </w:r>
-            <w:r>
-              <w:ruby>
-                <w:rubyPr>
-                  <w:rubyAlign w:val="center"/>
-                  <w:hps w:val="12"/>
-                  <w:hpsRaise w:val="21"/>
-                  <w:hpsBaseText w:val="23"/>
-                  <w:lid w:val="ja-JP"/>
-                </w:rubyPr>
-                <w:rt>
-                  <w:r>
-                    <w:rPr>
-                      <w:rFonts w:ascii="BIZ UDPゴシック" w:hAnsi="BIZ UDPゴシック" w:eastAsia="BIZ UDPゴシック" w:cs="BIZ UDPゴシック"/>
-                      <w:color w:val="1F2330"/>
-                      <w:sz w:val="12"/>
-                      <w:szCs w:val="12"/>
-                    </w:rPr>
-                    <w:t xml:space="preserve">ひと</w:t>
-                  </w:r>
-                </w:rt>
-                <w:rubyBase>
-                  <w:r>
-                    <w:rPr>
-                      <w:rFonts w:ascii="BIZ UDPゴシック" w:hAnsi="BIZ UDPゴシック" w:eastAsia="BIZ UDPゴシック" w:cs="BIZ UDPゴシック"/>
-                      <w:color w:val="1F2330"/>
-                      <w:sz w:val="23"/>
-                      <w:szCs w:val="23"/>
-                    </w:rPr>
-                    <w:t xml:space="preserve">人</w:t>
-                  </w:r>
-                </w:rubyBase>
-              </w:ruby>
-            </w:r>
-            <w:r>
-              <w:rPr>
-                <w:rFonts w:ascii="BIZ UDPゴシック" w:hAnsi="BIZ UDPゴシック" w:eastAsia="BIZ UDPゴシック" w:cs="BIZ UDPゴシック"/>
-                <w:color w:val="1F2330"/>
-                <w:sz w:val="23"/>
-                <w:szCs w:val="23"/>
-              </w:rPr>
-              <w:t xml:space="preserve">か</w:t>
-            </w:r>
-            <w:r>
-              <w:ruby>
-                <w:rubyPr>
-                  <w:rubyAlign w:val="center"/>
-                  <w:hps w:val="12"/>
-                  <w:hpsRaise w:val="21"/>
-                  <w:hpsBaseText w:val="23"/>
-                  <w:lid w:val="ja-JP"/>
-                </w:rubyPr>
-                <w:rt>
-                  <w:r>
-                    <w:rPr>
-                      <w:rFonts w:ascii="BIZ UDPゴシック" w:hAnsi="BIZ UDPゴシック" w:eastAsia="BIZ UDPゴシック" w:cs="BIZ UDPゴシック"/>
-                      <w:color w:val="1F2330"/>
-                      <w:sz w:val="12"/>
-                      <w:szCs w:val="12"/>
-                    </w:rPr>
-                    <w:t xml:space="preserve">せんせい</w:t>
-                  </w:r>
-                </w:rt>
-                <w:rubyBase>
-                  <w:r>
-                    <w:rPr>
-                      <w:rFonts w:ascii="BIZ UDPゴシック" w:hAnsi="BIZ UDPゴシック" w:eastAsia="BIZ UDPゴシック" w:cs="BIZ UDPゴシック"/>
-                      <w:color w:val="1F2330"/>
-                      <w:sz w:val="23"/>
-                      <w:szCs w:val="23"/>
-                    </w:rPr>
-                    <w:t xml:space="preserve">先生</w:t>
-                  </w:r>
-                </w:rubyBase>
-              </w:ruby>
-            </w:r>
-            <w:r>
-              <w:rPr>
-                <w:rFonts w:ascii="BIZ UDPゴシック" w:hAnsi="BIZ UDPゴシック" w:eastAsia="BIZ UDPゴシック" w:cs="BIZ UDPゴシック"/>
-                <w:color w:val="1F2330"/>
-                <w:sz w:val="23"/>
-                <w:szCs w:val="23"/>
-              </w:rPr>
-              <w:t xml:space="preserve">に</w:t>
-            </w:r>
-            <w:r>
-              <w:ruby>
-                <w:rubyPr>
-                  <w:rubyAlign w:val="center"/>
-                  <w:hps w:val="12"/>
-                  <w:hpsRaise w:val="21"/>
-                  <w:hpsBaseText w:val="23"/>
-                  <w:lid w:val="ja-JP"/>
-                </w:rubyPr>
-                <w:rt>
-                  <w:r>
-                    <w:rPr>
-                      <w:rFonts w:ascii="BIZ UDPゴシック" w:hAnsi="BIZ UDPゴシック" w:eastAsia="BIZ UDPゴシック" w:cs="BIZ UDPゴシック"/>
-                      <w:color w:val="1F2330"/>
-                      <w:sz w:val="12"/>
-                      <w:szCs w:val="12"/>
-                    </w:rPr>
-                    <w:t xml:space="preserve">つた</w:t>
-                  </w:r>
-                </w:rt>
-                <w:rubyBase>
-                  <w:r>
-                    <w:rPr>
-                      <w:rFonts w:ascii="BIZ UDPゴシック" w:hAnsi="BIZ UDPゴシック" w:eastAsia="BIZ UDPゴシック" w:cs="BIZ UDPゴシック"/>
-                      <w:color w:val="1F2330"/>
-                      <w:sz w:val="23"/>
-                      <w:szCs w:val="23"/>
-                    </w:rPr>
-                    <w:t xml:space="preserve">伝</w:t>
-                  </w:r>
-                </w:rubyBase>
-              </w:ruby>
-            </w:r>
-            <w:r>
-              <w:rPr>
-                <w:rFonts w:ascii="BIZ UDPゴシック" w:hAnsi="BIZ UDPゴシック" w:eastAsia="BIZ UDPゴシック" w:cs="BIZ UDPゴシック"/>
-                <w:color w:val="1F2330"/>
-                <w:sz w:val="23"/>
-                <w:szCs w:val="23"/>
-              </w:rPr>
-              <w:t xml:space="preserve">えてください。</w:t>
-            </w:r>
-          </w:p>
-          <w:p>
-            <w:pPr>
-              <w:spacing w:after="40" w:before="0" w:line="440" w:lineRule="exact"/>
-              <w:ind w:left="227" w:hanging="227"/>
-            </w:pPr>
-            <w:r>
-              <w:rPr>
-                <w:rFonts w:ascii="BIZ UDPゴシック" w:hAnsi="BIZ UDPゴシック" w:eastAsia="BIZ UDPゴシック" w:cs="BIZ UDPゴシック"/>
-                <w:color w:val="1F2330"/>
-                <w:sz w:val="23"/>
-                <w:szCs w:val="23"/>
-              </w:rPr>
-              <w:t xml:space="preserve">・</w:t>
-            </w:r>
-            <w:r>
-              <w:ruby>
-                <w:rubyPr>
-                  <w:rubyAlign w:val="center"/>
-                  <w:hps w:val="12"/>
-                  <w:hpsRaise w:val="21"/>
-                  <w:hpsBaseText w:val="23"/>
-                  <w:lid w:val="ja-JP"/>
-                </w:rubyPr>
-                <w:rt>
-                  <w:r>
-                    <w:rPr>
-                      <w:rFonts w:ascii="BIZ UDPゴシック" w:hAnsi="BIZ UDPゴシック" w:eastAsia="BIZ UDPゴシック" w:cs="BIZ UDPゴシック"/>
-                      <w:color w:val="1F2330"/>
-                      <w:sz w:val="12"/>
-                      <w:szCs w:val="12"/>
-                    </w:rPr>
-                    <w:t xml:space="preserve">せいせき</w:t>
-                  </w:r>
-                </w:rt>
-                <w:rubyBase>
-                  <w:r>
-                    <w:rPr>
-                      <w:rFonts w:ascii="BIZ UDPゴシック" w:hAnsi="BIZ UDPゴシック" w:eastAsia="BIZ UDPゴシック" w:cs="BIZ UDPゴシック"/>
-                      <w:color w:val="1F2330"/>
-                      <w:sz w:val="23"/>
-                      <w:szCs w:val="23"/>
-                    </w:rPr>
-                    <w:t xml:space="preserve">成績</w:t>
-                  </w:r>
-                </w:rubyBase>
-              </w:ruby>
-            </w:r>
-            <w:r>
-              <w:rPr>
-                <w:rFonts w:ascii="BIZ UDPゴシック" w:hAnsi="BIZ UDPゴシック" w:eastAsia="BIZ UDPゴシック" w:cs="BIZ UDPゴシック"/>
-                <w:color w:val="1F2330"/>
-                <w:sz w:val="23"/>
-                <w:szCs w:val="23"/>
-              </w:rPr>
-              <w:t xml:space="preserve">や</w:t>
-            </w:r>
-            <w:r>
-              <w:ruby>
-                <w:rubyPr>
-                  <w:rubyAlign w:val="center"/>
-                  <w:hps w:val="12"/>
-                  <w:hpsRaise w:val="21"/>
-                  <w:hpsBaseText w:val="23"/>
-                  <w:lid w:val="ja-JP"/>
-                </w:rubyPr>
-                <w:rt>
-                  <w:r>
-                    <w:rPr>
-                      <w:rFonts w:ascii="BIZ UDPゴシック" w:hAnsi="BIZ UDPゴシック" w:eastAsia="BIZ UDPゴシック" w:cs="BIZ UDPゴシック"/>
-                      <w:color w:val="1F2330"/>
-                      <w:sz w:val="12"/>
-                      <w:szCs w:val="12"/>
-                    </w:rPr>
-                    <w:t xml:space="preserve">がっこう</w:t>
-                  </w:r>
-                </w:rt>
-                <w:rubyBase>
-                  <w:r>
-                    <w:rPr>
-                      <w:rFonts w:ascii="BIZ UDPゴシック" w:hAnsi="BIZ UDPゴシック" w:eastAsia="BIZ UDPゴシック" w:cs="BIZ UDPゴシック"/>
-                      <w:color w:val="1F2330"/>
-                      <w:sz w:val="23"/>
-                      <w:szCs w:val="23"/>
-                    </w:rPr>
-                    <w:t xml:space="preserve">学校</w:t>
-                  </w:r>
-                </w:rubyBase>
-              </w:ruby>
-            </w:r>
-            <w:r>
-              <w:rPr>
-                <w:rFonts w:ascii="BIZ UDPゴシック" w:hAnsi="BIZ UDPゴシック" w:eastAsia="BIZ UDPゴシック" w:cs="BIZ UDPゴシック"/>
-                <w:color w:val="1F2330"/>
-                <w:sz w:val="23"/>
-                <w:szCs w:val="23"/>
-              </w:rPr>
-              <w:t xml:space="preserve">での</w:t>
-            </w:r>
-            <w:r>
-              <w:ruby>
-                <w:rubyPr>
-                  <w:rubyAlign w:val="center"/>
-                  <w:hps w:val="12"/>
-                  <w:hpsRaise w:val="21"/>
-                  <w:hpsBaseText w:val="23"/>
-                  <w:lid w:val="ja-JP"/>
-                </w:rubyPr>
-                <w:rt>
-                  <w:r>
-                    <w:rPr>
-                      <w:rFonts w:ascii="BIZ UDPゴシック" w:hAnsi="BIZ UDPゴシック" w:eastAsia="BIZ UDPゴシック" w:cs="BIZ UDPゴシック"/>
-                      <w:color w:val="1F2330"/>
-                      <w:sz w:val="12"/>
-                      <w:szCs w:val="12"/>
-                    </w:rPr>
-                    <w:t xml:space="preserve">ひょうか</w:t>
-                  </w:r>
-                </w:rt>
-                <w:rubyBase>
-                  <w:r>
-                    <w:rPr>
-                      <w:rFonts w:ascii="BIZ UDPゴシック" w:hAnsi="BIZ UDPゴシック" w:eastAsia="BIZ UDPゴシック" w:cs="BIZ UDPゴシック"/>
-                      <w:color w:val="1F2330"/>
-                      <w:sz w:val="23"/>
-                      <w:szCs w:val="23"/>
-                    </w:rPr>
-                    <w:t xml:space="preserve">評価</w:t>
-                  </w:r>
-                </w:rubyBase>
-              </w:ruby>
-            </w:r>
-            <w:r>
-              <w:rPr>
-                <w:rFonts w:ascii="BIZ UDPゴシック" w:hAnsi="BIZ UDPゴシック" w:eastAsia="BIZ UDPゴシック" w:cs="BIZ UDPゴシック"/>
-                <w:color w:val="1F2330"/>
-                <w:sz w:val="23"/>
-                <w:szCs w:val="23"/>
-              </w:rPr>
-              <w:t xml:space="preserve">には</w:t>
-            </w:r>
-            <w:r>
-              <w:ruby>
-                <w:rubyPr>
-                  <w:rubyAlign w:val="center"/>
-                  <w:hps w:val="12"/>
-                  <w:hpsRaise w:val="21"/>
-                  <w:hpsBaseText w:val="23"/>
-                  <w:lid w:val="ja-JP"/>
-                </w:rubyPr>
-                <w:rt>
-                  <w:r>
-                    <w:rPr>
-                      <w:rFonts w:ascii="BIZ UDPゴシック" w:hAnsi="BIZ UDPゴシック" w:eastAsia="BIZ UDPゴシック" w:cs="BIZ UDPゴシック"/>
-                      <w:color w:val="1F2330"/>
-                      <w:sz w:val="12"/>
-                      <w:szCs w:val="12"/>
-                    </w:rPr>
-                    <w:t xml:space="preserve">かんけい</w:t>
-                  </w:r>
-                </w:rt>
-                <w:rubyBase>
-                  <w:r>
-                    <w:rPr>
-                      <w:rFonts w:ascii="BIZ UDPゴシック" w:hAnsi="BIZ UDPゴシック" w:eastAsia="BIZ UDPゴシック" w:cs="BIZ UDPゴシック"/>
-                      <w:color w:val="1F2330"/>
-                      <w:sz w:val="23"/>
-                      <w:szCs w:val="23"/>
-                    </w:rPr>
-                    <w:t xml:space="preserve">関係</w:t>
-                  </w:r>
-                </w:rubyBase>
-              </w:ruby>
-            </w:r>
-            <w:r>
-              <w:rPr>
-                <w:rFonts w:ascii="BIZ UDPゴシック" w:hAnsi="BIZ UDPゴシック" w:eastAsia="BIZ UDPゴシック" w:cs="BIZ UDPゴシック"/>
-                <w:color w:val="1F2330"/>
-                <w:sz w:val="23"/>
-                <w:szCs w:val="23"/>
-              </w:rPr>
-              <w:t xml:space="preserve">ありません。</w:t>
-            </w:r>
-          </w:p>
-          <w:p>
-            <w:pPr>
-              <w:spacing w:after="40" w:before="0" w:line="440" w:lineRule="exact"/>
-              <w:ind w:left="227" w:hanging="227"/>
-            </w:pPr>
-            <w:r>
-              <w:rPr>
-                <w:rFonts w:ascii="BIZ UDPゴシック" w:hAnsi="BIZ UDPゴシック" w:eastAsia="BIZ UDPゴシック" w:cs="BIZ UDPゴシック"/>
-                <w:color w:val="1F2330"/>
-                <w:sz w:val="23"/>
-                <w:szCs w:val="23"/>
-              </w:rPr>
-              <w:t xml:space="preserve">・やめたら</w:t>
-            </w:r>
-            <w:r>
-              <w:ruby>
-                <w:rubyPr>
-                  <w:rubyAlign w:val="center"/>
-                  <w:hps w:val="12"/>
-                  <w:hpsRaise w:val="21"/>
-                  <w:hpsBaseText w:val="23"/>
-                  <w:lid w:val="ja-JP"/>
-                </w:rubyPr>
-                <w:rt>
-                  <w:r>
-                    <w:rPr>
-                      <w:rFonts w:ascii="BIZ UDPゴシック" w:hAnsi="BIZ UDPゴシック" w:eastAsia="BIZ UDPゴシック" w:cs="BIZ UDPゴシック"/>
-                      <w:color w:val="1F2330"/>
-                      <w:sz w:val="12"/>
-                      <w:szCs w:val="12"/>
-                    </w:rPr>
-                    <w:t xml:space="preserve">きろく</w:t>
-                  </w:r>
-                </w:rt>
-                <w:rubyBase>
-                  <w:r>
-                    <w:rPr>
-                      <w:rFonts w:ascii="BIZ UDPゴシック" w:hAnsi="BIZ UDPゴシック" w:eastAsia="BIZ UDPゴシック" w:cs="BIZ UDPゴシック"/>
-                      <w:color w:val="1F2330"/>
-                      <w:sz w:val="23"/>
-                      <w:szCs w:val="23"/>
-                    </w:rPr>
-                    <w:t xml:space="preserve">記録</w:t>
-                  </w:r>
-                </w:rubyBase>
-              </w:ruby>
-            </w:r>
-            <w:r>
-              <w:rPr>
-                <w:rFonts w:ascii="BIZ UDPゴシック" w:hAnsi="BIZ UDPゴシック" w:eastAsia="BIZ UDPゴシック" w:cs="BIZ UDPゴシック"/>
-                <w:color w:val="1F2330"/>
-                <w:sz w:val="23"/>
-                <w:szCs w:val="23"/>
-              </w:rPr>
-              <w:t xml:space="preserve">を</w:t>
-            </w:r>
-            <w:r>
-              <w:ruby>
-                <w:rubyPr>
-                  <w:rubyAlign w:val="center"/>
-                  <w:hps w:val="12"/>
-                  <w:hpsRaise w:val="21"/>
-                  <w:hpsBaseText w:val="23"/>
-                  <w:lid w:val="ja-JP"/>
-                </w:rubyPr>
-                <w:rt>
-                  <w:r>
-                    <w:rPr>
-                      <w:rFonts w:ascii="BIZ UDPゴシック" w:hAnsi="BIZ UDPゴシック" w:eastAsia="BIZ UDPゴシック" w:cs="BIZ UDPゴシック"/>
-                      <w:color w:val="1F2330"/>
-                      <w:sz w:val="12"/>
-                      <w:szCs w:val="12"/>
-                    </w:rPr>
-                    <w:t xml:space="preserve">け</w:t>
-                  </w:r>
-                </w:rt>
-                <w:rubyBase>
-                  <w:r>
-                    <w:rPr>
-                      <w:rFonts w:ascii="BIZ UDPゴシック" w:hAnsi="BIZ UDPゴシック" w:eastAsia="BIZ UDPゴシック" w:cs="BIZ UDPゴシック"/>
-                      <w:color w:val="1F2330"/>
-                      <w:sz w:val="23"/>
-                      <w:szCs w:val="23"/>
-                    </w:rPr>
-                    <w:t xml:space="preserve">消</w:t>
-                  </w:r>
-                </w:rubyBase>
-              </w:ruby>
-            </w:r>
-            <w:r>
-              <w:rPr>
-                <w:rFonts w:ascii="BIZ UDPゴシック" w:hAnsi="BIZ UDPゴシック" w:eastAsia="BIZ UDPゴシック" w:cs="BIZ UDPゴシック"/>
-                <w:color w:val="1F2330"/>
-                <w:sz w:val="23"/>
-                <w:szCs w:val="23"/>
-              </w:rPr>
-              <w:t xml:space="preserve">します（まとめたり</w:t>
-            </w:r>
-            <w:r>
-              <w:ruby>
-                <w:rubyPr>
-                  <w:rubyAlign w:val="center"/>
-                  <w:hps w:val="12"/>
-                  <w:hpsRaise w:val="21"/>
-                  <w:hpsBaseText w:val="23"/>
-                  <w:lid w:val="ja-JP"/>
-                </w:rubyPr>
-                <w:rt>
-                  <w:r>
-                    <w:rPr>
-                      <w:rFonts w:ascii="BIZ UDPゴシック" w:hAnsi="BIZ UDPゴシック" w:eastAsia="BIZ UDPゴシック" w:cs="BIZ UDPゴシック"/>
-                      <w:color w:val="1F2330"/>
-                      <w:sz w:val="12"/>
-                      <w:szCs w:val="12"/>
-                    </w:rPr>
-                    <w:t xml:space="preserve">はっぴょう</w:t>
-                  </w:r>
-                </w:rt>
-                <w:rubyBase>
-                  <w:r>
-                    <w:rPr>
-                      <w:rFonts w:ascii="BIZ UDPゴシック" w:hAnsi="BIZ UDPゴシック" w:eastAsia="BIZ UDPゴシック" w:cs="BIZ UDPゴシック"/>
-                      <w:color w:val="1F2330"/>
-                      <w:sz w:val="23"/>
-                      <w:szCs w:val="23"/>
-                    </w:rPr>
-                    <w:t xml:space="preserve">発表</w:t>
-                  </w:r>
-                </w:rubyBase>
-              </w:ruby>
-            </w:r>
-            <w:r>
-              <w:rPr>
-                <w:rFonts w:ascii="BIZ UDPゴシック" w:hAnsi="BIZ UDPゴシック" w:eastAsia="BIZ UDPゴシック" w:cs="BIZ UDPゴシック"/>
-                <w:color w:val="1F2330"/>
-                <w:sz w:val="23"/>
-                <w:szCs w:val="23"/>
-              </w:rPr>
-              <w:t xml:space="preserve">したりした</w:t>
-            </w:r>
-            <w:r>
-              <w:ruby>
-                <w:rubyPr>
-                  <w:rubyAlign w:val="center"/>
-                  <w:hps w:val="12"/>
-                  <w:hpsRaise w:val="21"/>
-                  <w:hpsBaseText w:val="23"/>
-                  <w:lid w:val="ja-JP"/>
-                </w:rubyPr>
-                <w:rt>
-                  <w:r>
-                    <w:rPr>
-                      <w:rFonts w:ascii="BIZ UDPゴシック" w:hAnsi="BIZ UDPゴシック" w:eastAsia="BIZ UDPゴシック" w:cs="BIZ UDPゴシック"/>
-                      <w:color w:val="1F2330"/>
-                      <w:sz w:val="12"/>
-                      <w:szCs w:val="12"/>
-                    </w:rPr>
-                    <w:t xml:space="preserve">けっか</w:t>
-                  </w:r>
-                </w:rt>
-                <w:rubyBase>
-                  <w:r>
-                    <w:rPr>
-                      <w:rFonts w:ascii="BIZ UDPゴシック" w:hAnsi="BIZ UDPゴシック" w:eastAsia="BIZ UDPゴシック" w:cs="BIZ UDPゴシック"/>
-                      <w:color w:val="1F2330"/>
-                      <w:sz w:val="23"/>
-                      <w:szCs w:val="23"/>
-                    </w:rPr>
-                    <w:t xml:space="preserve">結果</w:t>
-                  </w:r>
-                </w:rubyBase>
-              </w:ruby>
-            </w:r>
-            <w:r>
-              <w:rPr>
-                <w:rFonts w:ascii="BIZ UDPゴシック" w:hAnsi="BIZ UDPゴシック" w:eastAsia="BIZ UDPゴシック" w:cs="BIZ UDPゴシック"/>
-                <w:color w:val="1F2330"/>
-                <w:sz w:val="23"/>
-                <w:szCs w:val="23"/>
-              </w:rPr>
-              <w:t xml:space="preserve">は</w:t>
-            </w:r>
-            <w:r>
-              <w:ruby>
-                <w:rubyPr>
-                  <w:rubyAlign w:val="center"/>
-                  <w:hps w:val="12"/>
-                  <w:hpsRaise w:val="21"/>
-                  <w:hpsBaseText w:val="23"/>
-                  <w:lid w:val="ja-JP"/>
-                </w:rubyPr>
-                <w:rt>
-                  <w:r>
-                    <w:rPr>
-                      <w:rFonts w:ascii="BIZ UDPゴシック" w:hAnsi="BIZ UDPゴシック" w:eastAsia="BIZ UDPゴシック" w:cs="BIZ UDPゴシック"/>
-                      <w:color w:val="1F2330"/>
-                      <w:sz w:val="12"/>
-                      <w:szCs w:val="12"/>
-                    </w:rPr>
-                    <w:t xml:space="preserve">け</w:t>
-                  </w:r>
-                </w:rt>
-                <w:rubyBase>
-                  <w:r>
-                    <w:rPr>
-                      <w:rFonts w:ascii="BIZ UDPゴシック" w:hAnsi="BIZ UDPゴシック" w:eastAsia="BIZ UDPゴシック" w:cs="BIZ UDPゴシック"/>
-                      <w:color w:val="1F2330"/>
-                      <w:sz w:val="23"/>
-                      <w:szCs w:val="23"/>
-                    </w:rPr>
-                    <w:t xml:space="preserve">消</w:t>
-                  </w:r>
-                </w:rubyBase>
-              </w:ruby>
-            </w:r>
-            <w:r>
-              <w:rPr>
-                <w:rFonts w:ascii="BIZ UDPゴシック" w:hAnsi="BIZ UDPゴシック" w:eastAsia="BIZ UDPゴシック" w:cs="BIZ UDPゴシック"/>
-                <w:color w:val="1F2330"/>
-                <w:sz w:val="23"/>
-                <w:szCs w:val="23"/>
-              </w:rPr>
-              <w:t xml:space="preserve">せません）。</w:t>
-            </w:r>
-          </w:p>
-        </w:tc>
-      </w:tr>
-      <w:tr>
-        <w:trPr>
-          <w:cantSplit/>
-        </w:trPr>
-        <w:tc>
-          <w:tcPr>
-            <w:tcW w:type="dxa" w:w="2211"/>
-            <w:shd w:val="clear" w:color="auto" w:fill="E7E9F5"/>
-            <w:vAlign w:val="center"/>
-          </w:tcPr>
-          <w:p>
-            <w:pPr>
-              <w:spacing w:after="0" w:before="0" w:line="440" w:lineRule="exact"/>
-            </w:pPr>
-            <w:r>
-              <w:ruby>
-                <w:rubyPr>
-                  <w:rubyAlign w:val="center"/>
-                  <w:hps w:val="12"/>
-                  <w:hpsRaise w:val="21"/>
-                  <w:hpsBaseText w:val="23"/>
-                  <w:lid w:val="ja-JP"/>
-                </w:rubyPr>
-                <w:rt>
-                  <w:r>
-                    <w:rPr>
-                      <w:rFonts w:ascii="BIZ UDPゴシック" w:hAnsi="BIZ UDPゴシック" w:eastAsia="BIZ UDPゴシック" w:cs="BIZ UDPゴシック"/>
-                      <w:color w:val="0E1E45"/>
-                      <w:sz w:val="12"/>
-                      <w:szCs w:val="12"/>
-                    </w:rPr>
-                    <w:t xml:space="preserve">き</w:t>
-                  </w:r>
-                </w:rt>
-                <w:rubyBase>
-                  <w:r>
-                    <w:rPr>
-                      <w:rFonts w:ascii="BIZ UDPゴシック" w:hAnsi="BIZ UDPゴシック" w:eastAsia="BIZ UDPゴシック" w:cs="BIZ UDPゴシック"/>
-                      <w:b/>
-                      <w:bCs/>
-                      <w:color w:val="0E1E45"/>
-                      <w:sz w:val="23"/>
-                      <w:szCs w:val="23"/>
-                    </w:rPr>
-                    <w:t xml:space="preserve">気</w:t>
-                  </w:r>
-                </w:rubyBase>
-              </w:ruby>
-            </w:r>
-            <w:r>
-              <w:rPr>
-                <w:rFonts w:ascii="BIZ UDPゴシック" w:hAnsi="BIZ UDPゴシック" w:eastAsia="BIZ UDPゴシック" w:cs="BIZ UDPゴシック"/>
-                <w:b/>
-                <w:bCs/>
-                <w:color w:val="0E1E45"/>
-                <w:sz w:val="23"/>
-                <w:szCs w:val="23"/>
-              </w:rPr>
-              <w:t xml:space="preserve">をつけること</w:t>
-            </w:r>
-          </w:p>
-        </w:tc>
-        <w:tc>
-          <w:tcPr>
-            <w:tcW w:type="dxa" w:w="7767"/>
-            <w:vAlign w:val="center"/>
-          </w:tcPr>
-          <w:p>
-            <w:pPr>
-              <w:spacing w:after="40" w:before="0" w:line="440" w:lineRule="exact"/>
-              <w:ind w:left="227" w:hanging="227"/>
-            </w:pPr>
-            <w:r>
-              <w:rPr>
-                <w:rFonts w:ascii="BIZ UDPゴシック" w:hAnsi="BIZ UDPゴシック" w:eastAsia="BIZ UDPゴシック" w:cs="BIZ UDPゴシック"/>
-                <w:color w:val="1F2330"/>
-                <w:sz w:val="23"/>
-                <w:szCs w:val="23"/>
-              </w:rPr>
-              <w:t xml:space="preserve">・いやな</w:t>
-            </w:r>
-            <w:r>
-              <w:ruby>
-                <w:rubyPr>
-                  <w:rubyAlign w:val="center"/>
-                  <w:hps w:val="12"/>
-                  <w:hpsRaise w:val="21"/>
-                  <w:hpsBaseText w:val="23"/>
-                  <w:lid w:val="ja-JP"/>
-                </w:rubyPr>
-                <w:rt>
-                  <w:r>
-                    <w:rPr>
-                      <w:rFonts w:ascii="BIZ UDPゴシック" w:hAnsi="BIZ UDPゴシック" w:eastAsia="BIZ UDPゴシック" w:cs="BIZ UDPゴシック"/>
-                      <w:color w:val="1F2330"/>
-                      <w:sz w:val="12"/>
-                      <w:szCs w:val="12"/>
-                    </w:rPr>
-                    <w:t xml:space="preserve">きも</w:t>
-                  </w:r>
-                </w:rt>
-                <w:rubyBase>
-                  <w:r>
-                    <w:rPr>
-                      <w:rFonts w:ascii="BIZ UDPゴシック" w:hAnsi="BIZ UDPゴシック" w:eastAsia="BIZ UDPゴシック" w:cs="BIZ UDPゴシック"/>
-                      <w:color w:val="1F2330"/>
-                      <w:sz w:val="23"/>
-                      <w:szCs w:val="23"/>
-                    </w:rPr>
-                    <w:t xml:space="preserve">気持</w:t>
-                  </w:r>
-                </w:rubyBase>
-              </w:ruby>
-            </w:r>
-            <w:r>
-              <w:rPr>
-                <w:rFonts w:ascii="BIZ UDPゴシック" w:hAnsi="BIZ UDPゴシック" w:eastAsia="BIZ UDPゴシック" w:cs="BIZ UDPゴシック"/>
-                <w:color w:val="1F2330"/>
-                <w:sz w:val="23"/>
-                <w:szCs w:val="23"/>
-              </w:rPr>
-              <w:t xml:space="preserve">ちになったら、</w:t>
-            </w:r>
-            <w:r>
-              <w:ruby>
-                <w:rubyPr>
-                  <w:rubyAlign w:val="center"/>
-                  <w:hps w:val="12"/>
-                  <w:hpsRaise w:val="21"/>
-                  <w:hpsBaseText w:val="23"/>
-                  <w:lid w:val="ja-JP"/>
-                </w:rubyPr>
-                <w:rt>
-                  <w:r>
-                    <w:rPr>
-                      <w:rFonts w:ascii="BIZ UDPゴシック" w:hAnsi="BIZ UDPゴシック" w:eastAsia="BIZ UDPゴシック" w:cs="BIZ UDPゴシック"/>
-                      <w:color w:val="1F2330"/>
-                      <w:sz w:val="12"/>
-                      <w:szCs w:val="12"/>
-                    </w:rPr>
-                    <w:t xml:space="preserve">やす</w:t>
-                  </w:r>
-                </w:rt>
-                <w:rubyBase>
-                  <w:r>
-                    <w:rPr>
-                      <w:rFonts w:ascii="BIZ UDPゴシック" w:hAnsi="BIZ UDPゴシック" w:eastAsia="BIZ UDPゴシック" w:cs="BIZ UDPゴシック"/>
-                      <w:color w:val="1F2330"/>
-                      <w:sz w:val="23"/>
-                      <w:szCs w:val="23"/>
-                    </w:rPr>
-                    <w:t xml:space="preserve">休</w:t>
-                  </w:r>
-                </w:rubyBase>
-              </w:ruby>
-            </w:r>
-            <w:r>
-              <w:rPr>
-                <w:rFonts w:ascii="BIZ UDPゴシック" w:hAnsi="BIZ UDPゴシック" w:eastAsia="BIZ UDPゴシック" w:cs="BIZ UDPゴシック"/>
-                <w:color w:val="1F2330"/>
-                <w:sz w:val="23"/>
-                <w:szCs w:val="23"/>
-              </w:rPr>
-              <w:t xml:space="preserve">んで、おうちの</w:t>
-            </w:r>
-            <w:r>
-              <w:ruby>
-                <w:rubyPr>
-                  <w:rubyAlign w:val="center"/>
-                  <w:hps w:val="12"/>
-                  <w:hpsRaise w:val="21"/>
-                  <w:hpsBaseText w:val="23"/>
-                  <w:lid w:val="ja-JP"/>
-                </w:rubyPr>
-                <w:rt>
-                  <w:r>
-                    <w:rPr>
-                      <w:rFonts w:ascii="BIZ UDPゴシック" w:hAnsi="BIZ UDPゴシック" w:eastAsia="BIZ UDPゴシック" w:cs="BIZ UDPゴシック"/>
-                      <w:color w:val="1F2330"/>
-                      <w:sz w:val="12"/>
-                      <w:szCs w:val="12"/>
-                    </w:rPr>
-                    <w:t xml:space="preserve">ひと</w:t>
-                  </w:r>
-                </w:rt>
-                <w:rubyBase>
-                  <w:r>
-                    <w:rPr>
-                      <w:rFonts w:ascii="BIZ UDPゴシック" w:hAnsi="BIZ UDPゴシック" w:eastAsia="BIZ UDPゴシック" w:cs="BIZ UDPゴシック"/>
-                      <w:color w:val="1F2330"/>
-                      <w:sz w:val="23"/>
-                      <w:szCs w:val="23"/>
-                    </w:rPr>
-                    <w:t xml:space="preserve">人</w:t>
-                  </w:r>
-                </w:rubyBase>
-              </w:ruby>
-            </w:r>
-            <w:r>
-              <w:rPr>
-                <w:rFonts w:ascii="BIZ UDPゴシック" w:hAnsi="BIZ UDPゴシック" w:eastAsia="BIZ UDPゴシック" w:cs="BIZ UDPゴシック"/>
-                <w:color w:val="1F2330"/>
-                <w:sz w:val="23"/>
-                <w:szCs w:val="23"/>
-              </w:rPr>
-              <w:t xml:space="preserve">か</w:t>
-            </w:r>
-            <w:r>
-              <w:ruby>
-                <w:rubyPr>
-                  <w:rubyAlign w:val="center"/>
-                  <w:hps w:val="12"/>
-                  <w:hpsRaise w:val="21"/>
-                  <w:hpsBaseText w:val="23"/>
-                  <w:lid w:val="ja-JP"/>
-                </w:rubyPr>
-                <w:rt>
-                  <w:r>
-                    <w:rPr>
-                      <w:rFonts w:ascii="BIZ UDPゴシック" w:hAnsi="BIZ UDPゴシック" w:eastAsia="BIZ UDPゴシック" w:cs="BIZ UDPゴシック"/>
-                      <w:color w:val="1F2330"/>
-                      <w:sz w:val="12"/>
-                      <w:szCs w:val="12"/>
-                    </w:rPr>
-                    <w:t xml:space="preserve">せんせい</w:t>
-                  </w:r>
-                </w:rt>
-                <w:rubyBase>
-                  <w:r>
-                    <w:rPr>
-                      <w:rFonts w:ascii="BIZ UDPゴシック" w:hAnsi="BIZ UDPゴシック" w:eastAsia="BIZ UDPゴシック" w:cs="BIZ UDPゴシック"/>
-                      <w:color w:val="1F2330"/>
-                      <w:sz w:val="23"/>
-                      <w:szCs w:val="23"/>
-                    </w:rPr>
-                    <w:t xml:space="preserve">先生</w:t>
-                  </w:r>
-                </w:rubyBase>
-              </w:ruby>
-            </w:r>
-            <w:r>
-              <w:rPr>
-                <w:rFonts w:ascii="BIZ UDPゴシック" w:hAnsi="BIZ UDPゴシック" w:eastAsia="BIZ UDPゴシック" w:cs="BIZ UDPゴシック"/>
-                <w:color w:val="1F2330"/>
-                <w:sz w:val="23"/>
-                <w:szCs w:val="23"/>
-              </w:rPr>
-              <w:t xml:space="preserve">に</w:t>
-            </w:r>
-            <w:r>
-              <w:ruby>
-                <w:rubyPr>
-                  <w:rubyAlign w:val="center"/>
-                  <w:hps w:val="12"/>
-                  <w:hpsRaise w:val="21"/>
-                  <w:hpsBaseText w:val="23"/>
-                  <w:lid w:val="ja-JP"/>
-                </w:rubyPr>
-                <w:rt>
-                  <w:r>
-                    <w:rPr>
-                      <w:rFonts w:ascii="BIZ UDPゴシック" w:hAnsi="BIZ UDPゴシック" w:eastAsia="BIZ UDPゴシック" w:cs="BIZ UDPゴシック"/>
-                      <w:color w:val="1F2330"/>
-                      <w:sz w:val="12"/>
-                      <w:szCs w:val="12"/>
-                    </w:rPr>
-                    <w:t xml:space="preserve">つた</w:t>
-                  </w:r>
-                </w:rt>
-                <w:rubyBase>
-                  <w:r>
-                    <w:rPr>
-                      <w:rFonts w:ascii="BIZ UDPゴシック" w:hAnsi="BIZ UDPゴシック" w:eastAsia="BIZ UDPゴシック" w:cs="BIZ UDPゴシック"/>
-                      <w:color w:val="1F2330"/>
-                      <w:sz w:val="23"/>
-                      <w:szCs w:val="23"/>
-                    </w:rPr>
-                    <w:t xml:space="preserve">伝</w:t>
-                  </w:r>
-                </w:rubyBase>
-              </w:ruby>
-            </w:r>
-            <w:r>
-              <w:rPr>
-                <w:rFonts w:ascii="BIZ UDPゴシック" w:hAnsi="BIZ UDPゴシック" w:eastAsia="BIZ UDPゴシック" w:cs="BIZ UDPゴシック"/>
-                <w:color w:val="1F2330"/>
-                <w:sz w:val="23"/>
-                <w:szCs w:val="23"/>
-              </w:rPr>
-              <w:t xml:space="preserve">えてください。</w:t>
-            </w:r>
-          </w:p>
-          <w:p>
-            <w:pPr>
-              <w:spacing w:after="40" w:before="0" w:line="440" w:lineRule="exact"/>
-              <w:ind w:left="227" w:hanging="227"/>
-            </w:pPr>
-            <w:r>
-              <w:rPr>
-                <w:rFonts w:ascii="BIZ UDPゴシック" w:hAnsi="BIZ UDPゴシック" w:eastAsia="BIZ UDPゴシック" w:cs="BIZ UDPゴシック"/>
-                <w:color w:val="1F2330"/>
-                <w:sz w:val="23"/>
-                <w:szCs w:val="23"/>
-              </w:rPr>
-              <w:t xml:space="preserve">・アプリを</w:t>
-            </w:r>
-            <w:r>
-              <w:ruby>
-                <w:rubyPr>
-                  <w:rubyAlign w:val="center"/>
-                  <w:hps w:val="12"/>
-                  <w:hpsRaise w:val="21"/>
-                  <w:hpsBaseText w:val="23"/>
-                  <w:lid w:val="ja-JP"/>
-                </w:rubyPr>
-                <w:rt>
-                  <w:r>
-                    <w:rPr>
-                      <w:rFonts w:ascii="BIZ UDPゴシック" w:hAnsi="BIZ UDPゴシック" w:eastAsia="BIZ UDPゴシック" w:cs="BIZ UDPゴシック"/>
-                      <w:color w:val="1F2330"/>
-                      <w:sz w:val="12"/>
-                      <w:szCs w:val="12"/>
-                    </w:rPr>
-                    <w:t xml:space="preserve">つか</w:t>
-                  </w:r>
-                </w:rt>
-                <w:rubyBase>
-                  <w:r>
-                    <w:rPr>
-                      <w:rFonts w:ascii="BIZ UDPゴシック" w:hAnsi="BIZ UDPゴシック" w:eastAsia="BIZ UDPゴシック" w:cs="BIZ UDPゴシック"/>
-                      <w:color w:val="1F2330"/>
-                      <w:sz w:val="23"/>
-                      <w:szCs w:val="23"/>
-                    </w:rPr>
-                    <w:t xml:space="preserve">使</w:t>
-                  </w:r>
-                </w:rubyBase>
-              </w:ruby>
-            </w:r>
-            <w:r>
-              <w:rPr>
-                <w:rFonts w:ascii="BIZ UDPゴシック" w:hAnsi="BIZ UDPゴシック" w:eastAsia="BIZ UDPゴシック" w:cs="BIZ UDPゴシック"/>
-                <w:color w:val="1F2330"/>
-                <w:sz w:val="23"/>
-                <w:szCs w:val="23"/>
-              </w:rPr>
-              <w:t xml:space="preserve">っても、</w:t>
-            </w:r>
-            <w:r>
-              <w:ruby>
-                <w:rubyPr>
-                  <w:rubyAlign w:val="center"/>
-                  <w:hps w:val="12"/>
-                  <w:hpsRaise w:val="21"/>
-                  <w:hpsBaseText w:val="23"/>
-                  <w:lid w:val="ja-JP"/>
-                </w:rubyPr>
-                <w:rt>
-                  <w:r>
-                    <w:rPr>
-                      <w:rFonts w:ascii="BIZ UDPゴシック" w:hAnsi="BIZ UDPゴシック" w:eastAsia="BIZ UDPゴシック" w:cs="BIZ UDPゴシック"/>
-                      <w:color w:val="1F2330"/>
-                      <w:sz w:val="12"/>
-                      <w:szCs w:val="12"/>
-                    </w:rPr>
-                    <w:t xml:space="preserve">はつおん</w:t>
-                  </w:r>
-                </w:rt>
-                <w:rubyBase>
-                  <w:r>
-                    <w:rPr>
-                      <w:rFonts w:ascii="BIZ UDPゴシック" w:hAnsi="BIZ UDPゴシック" w:eastAsia="BIZ UDPゴシック" w:cs="BIZ UDPゴシック"/>
-                      <w:color w:val="1F2330"/>
-                      <w:sz w:val="23"/>
-                      <w:szCs w:val="23"/>
-                    </w:rPr>
-                    <w:t xml:space="preserve">発音</w:t>
-                  </w:r>
-                </w:rubyBase>
-              </w:ruby>
-            </w:r>
-            <w:r>
-              <w:rPr>
-                <w:rFonts w:ascii="BIZ UDPゴシック" w:hAnsi="BIZ UDPゴシック" w:eastAsia="BIZ UDPゴシック" w:cs="BIZ UDPゴシック"/>
-                <w:color w:val="1F2330"/>
-                <w:sz w:val="23"/>
-                <w:szCs w:val="23"/>
-              </w:rPr>
-              <w:t xml:space="preserve">がよくならないこともあります。</w:t>
-            </w:r>
-          </w:p>
-        </w:tc>
-      </w:tr>
-      <w:tr>
-        <w:trPr>
-          <w:cantSplit/>
-        </w:trPr>
-        <w:tc>
-          <w:tcPr>
-            <w:tcW w:type="dxa" w:w="2211"/>
-            <w:shd w:val="clear" w:color="auto" w:fill="E7E9F5"/>
-            <w:vAlign w:val="center"/>
-          </w:tcPr>
-          <w:p>
-            <w:pPr>
-              <w:spacing w:after="0" w:before="0" w:line="440" w:lineRule="exact"/>
-            </w:pPr>
-            <w:r>
-              <w:ruby>
-                <w:rubyPr>
-                  <w:rubyAlign w:val="center"/>
-                  <w:hps w:val="12"/>
-                  <w:hpsRaise w:val="21"/>
-                  <w:hpsBaseText w:val="23"/>
-                  <w:lid w:val="ja-JP"/>
-                </w:rubyPr>
-                <w:rt>
-                  <w:r>
-                    <w:rPr>
-                      <w:rFonts w:ascii="BIZ UDPゴシック" w:hAnsi="BIZ UDPゴシック" w:eastAsia="BIZ UDPゴシック" w:cs="BIZ UDPゴシック"/>
-                      <w:color w:val="0E1E45"/>
-                      <w:sz w:val="12"/>
-                      <w:szCs w:val="12"/>
-                    </w:rPr>
-                    <w:t xml:space="preserve">しつもん</w:t>
-                  </w:r>
-                </w:rt>
-                <w:rubyBase>
-                  <w:r>
-                    <w:rPr>
-                      <w:rFonts w:ascii="BIZ UDPゴシック" w:hAnsi="BIZ UDPゴシック" w:eastAsia="BIZ UDPゴシック" w:cs="BIZ UDPゴシック"/>
-                      <w:b/>
-                      <w:bCs/>
-                      <w:color w:val="0E1E45"/>
-                      <w:sz w:val="23"/>
-                      <w:szCs w:val="23"/>
-                    </w:rPr>
-                    <w:t xml:space="preserve">質問</w:t>
-                  </w:r>
-                </w:rubyBase>
-              </w:ruby>
-            </w:r>
-            <w:r>
-              <w:rPr>
-                <w:rFonts w:ascii="BIZ UDPゴシック" w:hAnsi="BIZ UDPゴシック" w:eastAsia="BIZ UDPゴシック" w:cs="BIZ UDPゴシック"/>
-                <w:b/>
-                <w:bCs/>
-                <w:color w:val="0E1E45"/>
-                <w:sz w:val="23"/>
-                <w:szCs w:val="23"/>
-              </w:rPr>
-              <w:t xml:space="preserve">は？</w:t>
-            </w:r>
-          </w:p>
-        </w:tc>
-        <w:tc>
-          <w:tcPr>
-            <w:tcW w:type="dxa" w:w="7767"/>
-            <w:vAlign w:val="center"/>
-          </w:tcPr>
-          <w:p>
-            <w:pPr>
-              <w:spacing w:after="40" w:before="0" w:line="440" w:lineRule="exact"/>
-              <w:ind w:left="227" w:hanging="227"/>
-            </w:pPr>
-            <w:r>
-              <w:rPr>
-                <w:rFonts w:ascii="BIZ UDPゴシック" w:hAnsi="BIZ UDPゴシック" w:eastAsia="BIZ UDPゴシック" w:cs="BIZ UDPゴシック"/>
-                <w:color w:val="1F2330"/>
-                <w:sz w:val="23"/>
-                <w:szCs w:val="23"/>
-              </w:rPr>
-              <w:t xml:space="preserve">・</w:t>
-            </w:r>
-            <w:r>
-              <w:ruby>
-                <w:rubyPr>
-                  <w:rubyAlign w:val="center"/>
-                  <w:hps w:val="12"/>
-                  <w:hpsRaise w:val="21"/>
-                  <w:hpsBaseText w:val="23"/>
-                  <w:lid w:val="ja-JP"/>
-                </w:rubyPr>
-                <w:rt>
-                  <w:r>
-                    <w:rPr>
-                      <w:rFonts w:ascii="BIZ UDPゴシック" w:hAnsi="BIZ UDPゴシック" w:eastAsia="BIZ UDPゴシック" w:cs="BIZ UDPゴシック"/>
-                      <w:color w:val="1F2330"/>
-                      <w:sz w:val="12"/>
-                      <w:szCs w:val="12"/>
-                    </w:rPr>
-                    <w:t xml:space="preserve">たんとう</w:t>
-                  </w:r>
-                </w:rt>
-                <w:rubyBase>
-                  <w:r>
-                    <w:rPr>
-                      <w:rFonts w:ascii="BIZ UDPゴシック" w:hAnsi="BIZ UDPゴシック" w:eastAsia="BIZ UDPゴシック" w:cs="BIZ UDPゴシック"/>
-                      <w:color w:val="1F2330"/>
-                      <w:sz w:val="23"/>
-                      <w:szCs w:val="23"/>
-                    </w:rPr>
-                    <w:t xml:space="preserve">担当</w:t>
-                  </w:r>
-                </w:rubyBase>
-              </w:ruby>
-            </w:r>
-            <w:r>
-              <w:rPr>
-                <w:rFonts w:ascii="BIZ UDPゴシック" w:hAnsi="BIZ UDPゴシック" w:eastAsia="BIZ UDPゴシック" w:cs="BIZ UDPゴシック"/>
-                <w:color w:val="1F2330"/>
-                <w:sz w:val="23"/>
-                <w:szCs w:val="23"/>
-              </w:rPr>
-              <w:t xml:space="preserve">の</w:t>
-            </w:r>
-            <w:r>
-              <w:ruby>
-                <w:rubyPr>
-                  <w:rubyAlign w:val="center"/>
-                  <w:hps w:val="12"/>
-                  <w:hpsRaise w:val="21"/>
-                  <w:hpsBaseText w:val="23"/>
-                  <w:lid w:val="ja-JP"/>
-                </w:rubyPr>
-                <w:rt>
-                  <w:r>
-                    <w:rPr>
-                      <w:rFonts w:ascii="BIZ UDPゴシック" w:hAnsi="BIZ UDPゴシック" w:eastAsia="BIZ UDPゴシック" w:cs="BIZ UDPゴシック"/>
-                      <w:color w:val="1F2330"/>
-                      <w:sz w:val="12"/>
-                      <w:szCs w:val="12"/>
-                    </w:rPr>
-                    <w:t xml:space="preserve">せんせい</w:t>
-                  </w:r>
-                </w:rt>
-                <w:rubyBase>
-                  <w:r>
-                    <w:rPr>
-                      <w:rFonts w:ascii="BIZ UDPゴシック" w:hAnsi="BIZ UDPゴシック" w:eastAsia="BIZ UDPゴシック" w:cs="BIZ UDPゴシック"/>
-                      <w:color w:val="1F2330"/>
-                      <w:sz w:val="23"/>
-                      <w:szCs w:val="23"/>
-                    </w:rPr>
-                    <w:t xml:space="preserve">先生</w:t>
-                  </w:r>
-                </w:rubyBase>
-              </w:ruby>
-            </w:r>
-            <w:r>
-              <w:rPr>
-                <w:rFonts w:ascii="BIZ UDPゴシック" w:hAnsi="BIZ UDPゴシック" w:eastAsia="BIZ UDPゴシック" w:cs="BIZ UDPゴシック"/>
-                <w:color w:val="1F2330"/>
-                <w:sz w:val="23"/>
-                <w:szCs w:val="23"/>
-              </w:rPr>
-              <w:t xml:space="preserve">（</w:t>
+              <w:t xml:space="preserve">・担当の先生（</w:t>
             </w:r>
             <w:r>
               <w:rPr>
@@ -3814,82 +773,7 @@
                 <w:sz w:val="23"/>
                 <w:szCs w:val="23"/>
               </w:rPr>
-              <w:t xml:space="preserve">）か、</w:t>
-            </w:r>
-            <w:r>
-              <w:ruby>
-                <w:rubyPr>
-                  <w:rubyAlign w:val="center"/>
-                  <w:hps w:val="12"/>
-                  <w:hpsRaise w:val="21"/>
-                  <w:hpsBaseText w:val="23"/>
-                  <w:lid w:val="ja-JP"/>
-                </w:rubyPr>
-                <w:rt>
-                  <w:r>
-                    <w:rPr>
-                      <w:rFonts w:ascii="BIZ UDPゴシック" w:hAnsi="BIZ UDPゴシック" w:eastAsia="BIZ UDPゴシック" w:cs="BIZ UDPゴシック"/>
-                      <w:color w:val="1F2330"/>
-                      <w:sz w:val="12"/>
-                      <w:szCs w:val="12"/>
-                    </w:rPr>
-                    <w:t xml:space="preserve">けんきゅうしゃ</w:t>
-                  </w:r>
-                </w:rt>
-                <w:rubyBase>
-                  <w:r>
-                    <w:rPr>
-                      <w:rFonts w:ascii="BIZ UDPゴシック" w:hAnsi="BIZ UDPゴシック" w:eastAsia="BIZ UDPゴシック" w:cs="BIZ UDPゴシック"/>
-                      <w:color w:val="1F2330"/>
-                      <w:sz w:val="23"/>
-                      <w:szCs w:val="23"/>
-                    </w:rPr>
-                    <w:t xml:space="preserve">研究者</w:t>
-                  </w:r>
-                </w:rubyBase>
-              </w:ruby>
-            </w:r>
-            <w:r>
-              <w:rPr>
-                <w:rFonts w:ascii="BIZ UDPゴシック" w:hAnsi="BIZ UDPゴシック" w:eastAsia="BIZ UDPゴシック" w:cs="BIZ UDPゴシック"/>
-                <w:color w:val="1F2330"/>
-                <w:sz w:val="23"/>
-                <w:szCs w:val="23"/>
-              </w:rPr>
-              <w:t xml:space="preserve">の</w:t>
-            </w:r>
-            <w:r>
-              <w:ruby>
-                <w:rubyPr>
-                  <w:rubyAlign w:val="center"/>
-                  <w:hps w:val="12"/>
-                  <w:hpsRaise w:val="21"/>
-                  <w:hpsBaseText w:val="23"/>
-                  <w:lid w:val="ja-JP"/>
-                </w:rubyPr>
-                <w:rt>
-                  <w:r>
-                    <w:rPr>
-                      <w:rFonts w:ascii="BIZ UDPゴシック" w:hAnsi="BIZ UDPゴシック" w:eastAsia="BIZ UDPゴシック" w:cs="BIZ UDPゴシック"/>
-                      <w:color w:val="1F2330"/>
-                      <w:sz w:val="12"/>
-                      <w:szCs w:val="12"/>
-                    </w:rPr>
-                    <w:t xml:space="preserve">まえだ</w:t>
-                  </w:r>
-                </w:rt>
-                <w:rubyBase>
-                  <w:r>
-                    <w:rPr>
-                      <w:rFonts w:ascii="BIZ UDPゴシック" w:hAnsi="BIZ UDPゴシック" w:eastAsia="BIZ UDPゴシック" w:cs="BIZ UDPゴシック"/>
-                      <w:color w:val="1F2330"/>
-                      <w:sz w:val="23"/>
-                      <w:szCs w:val="23"/>
-                    </w:rPr>
-                    <w:t xml:space="preserve">前田</w:t>
-                  </w:r>
-                </w:rubyBase>
-              </w:ruby>
+              <w:t xml:space="preserve">）、または研究者の前田</w:t>
             </w:r>
             <w:r>
               <w:ruby>
@@ -3931,49 +815,7 @@
                 <w:sz w:val="23"/>
                 <w:szCs w:val="23"/>
               </w:rPr>
-              <w:t xml:space="preserve">に</w:t>
-            </w:r>
-            <w:r>
-              <w:ruby>
-                <w:rubyPr>
-                  <w:rubyAlign w:val="center"/>
-                  <w:hps w:val="12"/>
-                  <w:hpsRaise w:val="21"/>
-                  <w:hpsBaseText w:val="23"/>
-                  <w:lid w:val="ja-JP"/>
-                </w:rubyPr>
-                <w:rt>
-                  <w:r>
-                    <w:rPr>
-                      <w:rFonts w:ascii="BIZ UDPゴシック" w:hAnsi="BIZ UDPゴシック" w:eastAsia="BIZ UDPゴシック" w:cs="BIZ UDPゴシック"/>
-                      <w:color w:val="1F2330"/>
-                      <w:sz w:val="12"/>
-                      <w:szCs w:val="12"/>
-                    </w:rPr>
-                    <w:t xml:space="preserve">き</w:t>
-                  </w:r>
-                </w:rt>
-                <w:rubyBase>
-                  <w:r>
-                    <w:rPr>
-                      <w:rFonts w:ascii="BIZ UDPゴシック" w:hAnsi="BIZ UDPゴシック" w:eastAsia="BIZ UDPゴシック" w:cs="BIZ UDPゴシック"/>
-                      <w:color w:val="1F2330"/>
-                      <w:sz w:val="23"/>
-                      <w:szCs w:val="23"/>
-                    </w:rPr>
-                    <w:t xml:space="preserve">聞</w:t>
-                  </w:r>
-                </w:rubyBase>
-              </w:ruby>
-            </w:r>
-            <w:r>
-              <w:rPr>
-                <w:rFonts w:ascii="BIZ UDPゴシック" w:hAnsi="BIZ UDPゴシック" w:eastAsia="BIZ UDPゴシック" w:cs="BIZ UDPゴシック"/>
-                <w:color w:val="1F2330"/>
-                <w:sz w:val="23"/>
-                <w:szCs w:val="23"/>
-              </w:rPr>
-              <w:t xml:space="preserve">いてください。</w:t>
+              <w:t xml:space="preserve">（金沢工業大学）まで。</w:t>
             </w:r>
           </w:p>
         </w:tc>
@@ -3981,7 +823,7 @@
     </w:tbl>
     <w:p>
       <w:pPr>
-        <w:spacing w:before="160" w:after="60" w:line="300" w:lineRule="exact"/>
+        <w:spacing w:before="200" w:after="60" w:line="300" w:lineRule="exact"/>
       </w:pPr>
       <w:r>
         <w:rPr>
@@ -3992,7 +834,7 @@
           <w:sz w:val="23"/>
           <w:szCs w:val="23"/>
         </w:rPr>
-        <w:t xml:space="preserve">あてはまるほうに ○ をつけてください。</w:t>
+        <w:t xml:space="preserve">当てはまる方に ○ をつけてください。</w:t>
       </w:r>
     </w:p>
     <w:tbl>
@@ -4023,7 +865,7 @@
       </w:tblGrid>
       <w:tr>
         <w:trPr>
-          <w:trHeight w:val="624" w:hRule="atLeast"/>
+          <w:trHeight w:val="652" w:hRule="atLeast"/>
         </w:trPr>
         <w:tc>
           <w:tcPr>
@@ -4032,41 +874,8 @@
           </w:tcPr>
           <w:p>
             <w:pPr>
-              <w:spacing w:after="0" w:before="0" w:line="452" w:lineRule="exact"/>
+              <w:spacing w:after="0" w:before="0" w:line="312" w:lineRule="exact"/>
             </w:pPr>
-            <w:r>
-              <w:ruby>
-                <w:rubyPr>
-                  <w:rubyAlign w:val="center"/>
-                  <w:hps w:val="12"/>
-                  <w:hpsRaise w:val="22"/>
-                  <w:hpsBaseText w:val="24"/>
-                  <w:lid w:val="ja-JP"/>
-                </w:rubyPr>
-                <w:rt>
-                  <w:r>
-                    <w:rPr>
-                      <w:rFonts w:ascii="BIZ UDPゴシック" w:hAnsi="BIZ UDPゴシック" w:eastAsia="BIZ UDPゴシック" w:cs="BIZ UDPゴシック"/>
-                      <w:sz w:val="12"/>
-                      <w:szCs w:val="12"/>
-                    </w:rPr>
-                    <w:t xml:space="preserve">せつめい</w:t>
-                  </w:r>
-                </w:rt>
-                <w:rubyBase>
-                  <w:r>
-                    <w:rPr>
-                      <w:rFonts w:ascii="BIZ UDPゴシック" w:hAnsi="BIZ UDPゴシック" w:eastAsia="BIZ UDPゴシック" w:cs="BIZ UDPゴシック"/>
-                      <w:b/>
-                      <w:bCs/>
-                      <w:sz w:val="24"/>
-                      <w:szCs w:val="24"/>
-                    </w:rPr>
-                    <w:t xml:space="preserve">説明</w:t>
-                  </w:r>
-                </w:rubyBase>
-              </w:ruby>
-            </w:r>
             <w:r>
               <w:rPr>
                 <w:rFonts w:ascii="BIZ UDPゴシック" w:hAnsi="BIZ UDPゴシック" w:eastAsia="BIZ UDPゴシック" w:cs="BIZ UDPゴシック"/>
@@ -4075,7 +884,7 @@
                 <w:sz w:val="24"/>
                 <w:szCs w:val="24"/>
               </w:rPr>
-              <w:t xml:space="preserve">が、わかりました。</w:t>
+              <w:t xml:space="preserve">説明の内容を理解しました。</w:t>
             </w:r>
           </w:p>
         </w:tc>
@@ -4124,7 +933,7 @@
       </w:tr>
       <w:tr>
         <w:trPr>
-          <w:trHeight w:val="624" w:hRule="atLeast"/>
+          <w:trHeight w:val="652" w:hRule="atLeast"/>
         </w:trPr>
         <w:tc>
           <w:tcPr>
@@ -4133,41 +942,8 @@
           </w:tcPr>
           <w:p>
             <w:pPr>
-              <w:spacing w:after="0" w:before="0" w:line="452" w:lineRule="exact"/>
+              <w:spacing w:after="0" w:before="0" w:line="312" w:lineRule="exact"/>
             </w:pPr>
-            <w:r>
-              <w:ruby>
-                <w:rubyPr>
-                  <w:rubyAlign w:val="center"/>
-                  <w:hps w:val="12"/>
-                  <w:hpsRaise w:val="22"/>
-                  <w:hpsBaseText w:val="24"/>
-                  <w:lid w:val="ja-JP"/>
-                </w:rubyPr>
-                <w:rt>
-                  <w:r>
-                    <w:rPr>
-                      <w:rFonts w:ascii="BIZ UDPゴシック" w:hAnsi="BIZ UDPゴシック" w:eastAsia="BIZ UDPゴシック" w:cs="BIZ UDPゴシック"/>
-                      <w:sz w:val="12"/>
-                      <w:szCs w:val="12"/>
-                    </w:rPr>
-                    <w:t xml:space="preserve">みみ</w:t>
-                  </w:r>
-                </w:rt>
-                <w:rubyBase>
-                  <w:r>
-                    <w:rPr>
-                      <w:rFonts w:ascii="BIZ UDPゴシック" w:hAnsi="BIZ UDPゴシック" w:eastAsia="BIZ UDPゴシック" w:cs="BIZ UDPゴシック"/>
-                      <w:b/>
-                      <w:bCs/>
-                      <w:sz w:val="24"/>
-                      <w:szCs w:val="24"/>
-                    </w:rPr>
-                    <w:t xml:space="preserve">耳</w:t>
-                  </w:r>
-                </w:rubyBase>
-              </w:ruby>
-            </w:r>
             <w:r>
               <w:rPr>
                 <w:rFonts w:ascii="BIZ UDPゴシック" w:hAnsi="BIZ UDPゴシック" w:eastAsia="BIZ UDPゴシック" w:cs="BIZ UDPゴシック"/>
@@ -4176,227 +952,12 @@
                 <w:sz w:val="24"/>
                 <w:szCs w:val="24"/>
               </w:rPr>
-              <w:t xml:space="preserve">の</w:t>
-            </w:r>
-            <w:r>
-              <w:ruby>
-                <w:rubyPr>
-                  <w:rubyAlign w:val="center"/>
-                  <w:hps w:val="12"/>
-                  <w:hpsRaise w:val="22"/>
-                  <w:hpsBaseText w:val="24"/>
-                  <w:lid w:val="ja-JP"/>
-                </w:rubyPr>
-                <w:rt>
-                  <w:r>
-                    <w:rPr>
-                      <w:rFonts w:ascii="BIZ UDPゴシック" w:hAnsi="BIZ UDPゴシック" w:eastAsia="BIZ UDPゴシック" w:cs="BIZ UDPゴシック"/>
-                      <w:sz w:val="12"/>
-                      <w:szCs w:val="12"/>
-                    </w:rPr>
-                    <w:t xml:space="preserve">き</w:t>
-                  </w:r>
-                </w:rt>
-                <w:rubyBase>
-                  <w:r>
-                    <w:rPr>
-                      <w:rFonts w:ascii="BIZ UDPゴシック" w:hAnsi="BIZ UDPゴシック" w:eastAsia="BIZ UDPゴシック" w:cs="BIZ UDPゴシック"/>
-                      <w:b/>
-                      <w:bCs/>
-                      <w:sz w:val="24"/>
-                      <w:szCs w:val="24"/>
-                    </w:rPr>
-                    <w:t xml:space="preserve">聞</w:t>
-                  </w:r>
-                </w:rubyBase>
-              </w:ruby>
-            </w:r>
-            <w:r>
-              <w:rPr>
-                <w:rFonts w:ascii="BIZ UDPゴシック" w:hAnsi="BIZ UDPゴシック" w:eastAsia="BIZ UDPゴシック" w:cs="BIZ UDPゴシック"/>
-                <w:b/>
-                <w:bCs/>
-                <w:sz w:val="24"/>
-                <w:szCs w:val="24"/>
-              </w:rPr>
-              <w:t xml:space="preserve">こえの</w:t>
-            </w:r>
-            <w:r>
-              <w:ruby>
-                <w:rubyPr>
-                  <w:rubyAlign w:val="center"/>
-                  <w:hps w:val="12"/>
-                  <w:hpsRaise w:val="22"/>
-                  <w:hpsBaseText w:val="24"/>
-                  <w:lid w:val="ja-JP"/>
-                </w:rubyPr>
-                <w:rt>
-                  <w:r>
-                    <w:rPr>
-                      <w:rFonts w:ascii="BIZ UDPゴシック" w:hAnsi="BIZ UDPゴシック" w:eastAsia="BIZ UDPゴシック" w:cs="BIZ UDPゴシック"/>
-                      <w:sz w:val="12"/>
-                      <w:szCs w:val="12"/>
-                    </w:rPr>
-                    <w:t xml:space="preserve">ていど</w:t>
-                  </w:r>
-                </w:rt>
-                <w:rubyBase>
-                  <w:r>
-                    <w:rPr>
-                      <w:rFonts w:ascii="BIZ UDPゴシック" w:hAnsi="BIZ UDPゴシック" w:eastAsia="BIZ UDPゴシック" w:cs="BIZ UDPゴシック"/>
-                      <w:b/>
-                      <w:bCs/>
-                      <w:sz w:val="24"/>
-                      <w:szCs w:val="24"/>
-                    </w:rPr>
-                    <w:t xml:space="preserve">程度</w:t>
-                  </w:r>
-                </w:rubyBase>
-              </w:ruby>
-            </w:r>
-            <w:r>
-              <w:rPr>
-                <w:rFonts w:ascii="BIZ UDPゴシック" w:hAnsi="BIZ UDPゴシック" w:eastAsia="BIZ UDPゴシック" w:cs="BIZ UDPゴシック"/>
-                <w:b/>
-                <w:bCs/>
-                <w:sz w:val="24"/>
-                <w:szCs w:val="24"/>
-              </w:rPr>
-              <w:t xml:space="preserve">を、</w:t>
-            </w:r>
-            <w:r>
-              <w:ruby>
-                <w:rubyPr>
-                  <w:rubyAlign w:val="center"/>
-                  <w:hps w:val="12"/>
-                  <w:hpsRaise w:val="22"/>
-                  <w:hpsBaseText w:val="24"/>
-                  <w:lid w:val="ja-JP"/>
-                </w:rubyPr>
-                <w:rt>
-                  <w:r>
-                    <w:rPr>
-                      <w:rFonts w:ascii="BIZ UDPゴシック" w:hAnsi="BIZ UDPゴシック" w:eastAsia="BIZ UDPゴシック" w:cs="BIZ UDPゴシック"/>
-                      <w:sz w:val="12"/>
-                      <w:szCs w:val="12"/>
-                    </w:rPr>
-                    <w:t xml:space="preserve">がっこう</w:t>
-                  </w:r>
-                </w:rt>
-                <w:rubyBase>
-                  <w:r>
-                    <w:rPr>
-                      <w:rFonts w:ascii="BIZ UDPゴシック" w:hAnsi="BIZ UDPゴシック" w:eastAsia="BIZ UDPゴシック" w:cs="BIZ UDPゴシック"/>
-                      <w:b/>
-                      <w:bCs/>
-                      <w:sz w:val="24"/>
-                      <w:szCs w:val="24"/>
-                    </w:rPr>
-                    <w:t xml:space="preserve">学校</w:t>
-                  </w:r>
-                </w:rubyBase>
-              </w:ruby>
-            </w:r>
-            <w:r>
-              <w:rPr>
-                <w:rFonts w:ascii="BIZ UDPゴシック" w:hAnsi="BIZ UDPゴシック" w:eastAsia="BIZ UDPゴシック" w:cs="BIZ UDPゴシック"/>
-                <w:b/>
-                <w:bCs/>
-                <w:sz w:val="24"/>
-                <w:szCs w:val="24"/>
-              </w:rPr>
-              <w:t xml:space="preserve">から</w:t>
-            </w:r>
-            <w:r>
-              <w:ruby>
-                <w:rubyPr>
-                  <w:rubyAlign w:val="center"/>
-                  <w:hps w:val="12"/>
-                  <w:hpsRaise w:val="22"/>
-                  <w:hpsBaseText w:val="24"/>
-                  <w:lid w:val="ja-JP"/>
-                </w:rubyPr>
-                <w:rt>
-                  <w:r>
-                    <w:rPr>
-                      <w:rFonts w:ascii="BIZ UDPゴシック" w:hAnsi="BIZ UDPゴシック" w:eastAsia="BIZ UDPゴシック" w:cs="BIZ UDPゴシック"/>
-                      <w:sz w:val="12"/>
-                      <w:szCs w:val="12"/>
-                    </w:rPr>
-                    <w:t xml:space="preserve">けんきゅうしゃ</w:t>
-                  </w:r>
-                </w:rt>
-                <w:rubyBase>
-                  <w:r>
-                    <w:rPr>
-                      <w:rFonts w:ascii="BIZ UDPゴシック" w:hAnsi="BIZ UDPゴシック" w:eastAsia="BIZ UDPゴシック" w:cs="BIZ UDPゴシック"/>
-                      <w:b/>
-                      <w:bCs/>
-                      <w:sz w:val="24"/>
-                      <w:szCs w:val="24"/>
-                    </w:rPr>
-                    <w:t xml:space="preserve">研究者</w:t>
-                  </w:r>
-                </w:rubyBase>
-              </w:ruby>
-            </w:r>
-            <w:r>
-              <w:rPr>
-                <w:rFonts w:ascii="BIZ UDPゴシック" w:hAnsi="BIZ UDPゴシック" w:eastAsia="BIZ UDPゴシック" w:cs="BIZ UDPゴシック"/>
-                <w:b/>
-                <w:bCs/>
-                <w:sz w:val="24"/>
-                <w:szCs w:val="24"/>
-              </w:rPr>
-              <w:t xml:space="preserve">に</w:t>
-            </w:r>
-            <w:r>
-              <w:ruby>
-                <w:rubyPr>
-                  <w:rubyAlign w:val="center"/>
-                  <w:hps w:val="12"/>
-                  <w:hpsRaise w:val="22"/>
-                  <w:hpsBaseText w:val="24"/>
-                  <w:lid w:val="ja-JP"/>
-                </w:rubyPr>
-                <w:rt>
-                  <w:r>
-                    <w:rPr>
-                      <w:rFonts w:ascii="BIZ UDPゴシック" w:hAnsi="BIZ UDPゴシック" w:eastAsia="BIZ UDPゴシック" w:cs="BIZ UDPゴシック"/>
-                      <w:sz w:val="12"/>
-                      <w:szCs w:val="12"/>
-                    </w:rPr>
-                    <w:t xml:space="preserve">つた</w:t>
-                  </w:r>
-                </w:rt>
-                <w:rubyBase>
-                  <w:r>
-                    <w:rPr>
-                      <w:rFonts w:ascii="BIZ UDPゴシック" w:hAnsi="BIZ UDPゴシック" w:eastAsia="BIZ UDPゴシック" w:cs="BIZ UDPゴシック"/>
-                      <w:b/>
-                      <w:bCs/>
-                      <w:sz w:val="24"/>
-                      <w:szCs w:val="24"/>
-                    </w:rPr>
-                    <w:t xml:space="preserve">伝</w:t>
-                  </w:r>
-                </w:rubyBase>
-              </w:ruby>
-            </w:r>
-            <w:r>
-              <w:rPr>
-                <w:rFonts w:ascii="BIZ UDPゴシック" w:hAnsi="BIZ UDPゴシック" w:eastAsia="BIZ UDPゴシック" w:cs="BIZ UDPゴシック"/>
-                <w:b/>
-                <w:bCs/>
-                <w:sz w:val="24"/>
-                <w:szCs w:val="24"/>
-              </w:rPr>
-              <w:t xml:space="preserve">えてよいです。</w:t>
+              <w:t xml:space="preserve">聞こえの程度を、学校から研究者に伝えることに同意します。</w:t>
             </w:r>
           </w:p>
           <w:p>
             <w:pPr>
-              <w:spacing w:after="0" w:before="0" w:line="368" w:lineRule="exact"/>
+              <w:spacing w:after="0" w:before="0" w:line="246" w:lineRule="exact"/>
             </w:pPr>
             <w:r>
               <w:rPr>
@@ -4405,49 +966,7 @@
                 <w:sz w:val="19"/>
                 <w:szCs w:val="19"/>
               </w:rPr>
-              <w:t xml:space="preserve">「いいえ」でも</w:t>
-            </w:r>
-            <w:r>
-              <w:ruby>
-                <w:rubyPr>
-                  <w:rubyAlign w:val="center"/>
-                  <w:hps w:val="10"/>
-                  <w:hpsRaise w:val="17"/>
-                  <w:hpsBaseText w:val="19"/>
-                  <w:lid w:val="ja-JP"/>
-                </w:rubyPr>
-                <w:rt>
-                  <w:r>
-                    <w:rPr>
-                      <w:rFonts w:ascii="BIZ UDPゴシック" w:hAnsi="BIZ UDPゴシック" w:eastAsia="BIZ UDPゴシック" w:cs="BIZ UDPゴシック"/>
-                      <w:color w:val="5A6070"/>
-                      <w:sz w:val="10"/>
-                      <w:szCs w:val="10"/>
-                    </w:rPr>
-                    <w:t xml:space="preserve">さんか</w:t>
-                  </w:r>
-                </w:rt>
-                <w:rubyBase>
-                  <w:r>
-                    <w:rPr>
-                      <w:rFonts w:ascii="BIZ UDPゴシック" w:hAnsi="BIZ UDPゴシック" w:eastAsia="BIZ UDPゴシック" w:cs="BIZ UDPゴシック"/>
-                      <w:color w:val="5A6070"/>
-                      <w:sz w:val="19"/>
-                      <w:szCs w:val="19"/>
-                    </w:rPr>
-                    <w:t xml:space="preserve">参加</w:t>
-                  </w:r>
-                </w:rubyBase>
-              </w:ruby>
-            </w:r>
-            <w:r>
-              <w:rPr>
-                <w:rFonts w:ascii="BIZ UDPゴシック" w:hAnsi="BIZ UDPゴシック" w:eastAsia="BIZ UDPゴシック" w:cs="BIZ UDPゴシック"/>
-                <w:color w:val="5A6070"/>
-                <w:sz w:val="19"/>
-                <w:szCs w:val="19"/>
-              </w:rPr>
-              <w:t xml:space="preserve">できます。</w:t>
+              <w:t xml:space="preserve">「いいえ」でも参加できます。</w:t>
             </w:r>
           </w:p>
         </w:tc>
@@ -4496,7 +1015,7 @@
       </w:tr>
       <w:tr>
         <w:trPr>
-          <w:trHeight w:val="624" w:hRule="atLeast"/>
+          <w:trHeight w:val="652" w:hRule="atLeast"/>
         </w:trPr>
         <w:tc>
           <w:tcPr>
@@ -4506,7 +1025,7 @@
           </w:tcPr>
           <w:p>
             <w:pPr>
-              <w:spacing w:after="0" w:before="0" w:line="488" w:lineRule="exact"/>
+              <w:spacing w:after="0" w:before="0" w:line="338" w:lineRule="exact"/>
             </w:pPr>
             <w:r>
               <w:rPr>
@@ -4517,99 +1036,7 @@
                 <w:sz w:val="26"/>
                 <w:szCs w:val="26"/>
               </w:rPr>
-              <w:t xml:space="preserve">この</w:t>
-            </w:r>
-            <w:r>
-              <w:ruby>
-                <w:rubyPr>
-                  <w:rubyAlign w:val="center"/>
-                  <w:hps w:val="13"/>
-                  <w:hpsRaise w:val="24"/>
-                  <w:hpsBaseText w:val="26"/>
-                  <w:lid w:val="ja-JP"/>
-                </w:rubyPr>
-                <w:rt>
-                  <w:r>
-                    <w:rPr>
-                      <w:rFonts w:ascii="BIZ UDPゴシック" w:hAnsi="BIZ UDPゴシック" w:eastAsia="BIZ UDPゴシック" w:cs="BIZ UDPゴシック"/>
-                      <w:color w:val="0E1E45"/>
-                      <w:sz w:val="13"/>
-                      <w:szCs w:val="13"/>
-                    </w:rPr>
-                    <w:t xml:space="preserve">けんきゅう</w:t>
-                  </w:r>
-                </w:rt>
-                <w:rubyBase>
-                  <w:r>
-                    <w:rPr>
-                      <w:rFonts w:ascii="BIZ UDPゴシック" w:hAnsi="BIZ UDPゴシック" w:eastAsia="BIZ UDPゴシック" w:cs="BIZ UDPゴシック"/>
-                      <w:b/>
-                      <w:bCs/>
-                      <w:color w:val="0E1E45"/>
-                      <w:sz w:val="26"/>
-                      <w:szCs w:val="26"/>
-                    </w:rPr>
-                    <w:t xml:space="preserve">研究</w:t>
-                  </w:r>
-                </w:rubyBase>
-              </w:ruby>
-            </w:r>
-            <w:r>
-              <w:rPr>
-                <w:rFonts w:ascii="BIZ UDPゴシック" w:hAnsi="BIZ UDPゴシック" w:eastAsia="BIZ UDPゴシック" w:cs="BIZ UDPゴシック"/>
-                <w:b/>
-                <w:bCs/>
-                <w:color w:val="0E1E45"/>
-                <w:sz w:val="26"/>
-                <w:szCs w:val="26"/>
-              </w:rPr>
-              <w:t xml:space="preserve">に</w:t>
-            </w:r>
-            <w:r>
-              <w:ruby>
-                <w:rubyPr>
-                  <w:rubyAlign w:val="center"/>
-                  <w:hps w:val="13"/>
-                  <w:hpsRaise w:val="24"/>
-                  <w:hpsBaseText w:val="26"/>
-                  <w:lid w:val="ja-JP"/>
-                </w:rubyPr>
-                <w:rt>
-                  <w:r>
-                    <w:rPr>
-                      <w:rFonts w:ascii="BIZ UDPゴシック" w:hAnsi="BIZ UDPゴシック" w:eastAsia="BIZ UDPゴシック" w:cs="BIZ UDPゴシック"/>
-                      <w:color w:val="0E1E45"/>
-                      <w:sz w:val="13"/>
-                      <w:szCs w:val="13"/>
-                    </w:rPr>
-                    <w:t xml:space="preserve">さんか</w:t>
-                  </w:r>
-                </w:rt>
-                <w:rubyBase>
-                  <w:r>
-                    <w:rPr>
-                      <w:rFonts w:ascii="BIZ UDPゴシック" w:hAnsi="BIZ UDPゴシック" w:eastAsia="BIZ UDPゴシック" w:cs="BIZ UDPゴシック"/>
-                      <w:b/>
-                      <w:bCs/>
-                      <w:color w:val="0E1E45"/>
-                      <w:sz w:val="26"/>
-                      <w:szCs w:val="26"/>
-                    </w:rPr>
-                    <w:t xml:space="preserve">参加</w:t>
-                  </w:r>
-                </w:rubyBase>
-              </w:ruby>
-            </w:r>
-            <w:r>
-              <w:rPr>
-                <w:rFonts w:ascii="BIZ UDPゴシック" w:hAnsi="BIZ UDPゴシック" w:eastAsia="BIZ UDPゴシック" w:cs="BIZ UDPゴシック"/>
-                <w:b/>
-                <w:bCs/>
-                <w:color w:val="0E1E45"/>
-                <w:sz w:val="26"/>
-                <w:szCs w:val="26"/>
-              </w:rPr>
-              <w:t xml:space="preserve">します。</w:t>
+              <w:t xml:space="preserve">この研究に参加します。</w:t>
             </w:r>
           </w:p>
         </w:tc>
@@ -4663,41 +1090,8 @@
     </w:tbl>
     <w:p>
       <w:pPr>
-        <w:spacing w:before="60" w:after="40" w:line="380" w:lineRule="exact"/>
+        <w:spacing w:before="60" w:after="40" w:line="260" w:lineRule="exact"/>
       </w:pPr>
-      <w:r>
-        <w:ruby>
-          <w:rubyPr>
-            <w:rubyAlign w:val="center"/>
-            <w:hps w:val="10"/>
-            <w:hpsRaise w:val="18"/>
-            <w:hpsBaseText w:val="20"/>
-            <w:lid w:val="ja-JP"/>
-          </w:rubyPr>
-          <w:rt>
-            <w:r>
-              <w:rPr>
-                <w:rFonts w:ascii="BIZ UDPゴシック" w:hAnsi="BIZ UDPゴシック" w:eastAsia="BIZ UDPゴシック" w:cs="BIZ UDPゴシック"/>
-                <w:color w:val="5A6070"/>
-                <w:sz w:val="10"/>
-                <w:szCs w:val="10"/>
-              </w:rPr>
-              <w:t xml:space="preserve">さんか</w:t>
-            </w:r>
-          </w:rt>
-          <w:rubyBase>
-            <w:r>
-              <w:rPr>
-                <w:rFonts w:ascii="BIZ UDPゴシック" w:hAnsi="BIZ UDPゴシック" w:eastAsia="BIZ UDPゴシック" w:cs="BIZ UDPゴシック"/>
-                <w:color w:val="5A6070"/>
-                <w:sz w:val="20"/>
-                <w:szCs w:val="20"/>
-              </w:rPr>
-              <w:t xml:space="preserve">参加</w:t>
-            </w:r>
-          </w:rubyBase>
-        </w:ruby>
-      </w:r>
       <w:r>
         <w:rPr>
           <w:rFonts w:ascii="BIZ UDPゴシック" w:hAnsi="BIZ UDPゴシック" w:eastAsia="BIZ UDPゴシック" w:cs="BIZ UDPゴシック"/>
@@ -4705,180 +1099,12 @@
           <w:sz w:val="20"/>
           <w:szCs w:val="20"/>
         </w:rPr>
-        <w:t xml:space="preserve">するのは、あなたと、おうちの</w:t>
-      </w:r>
-      <w:r>
-        <w:ruby>
-          <w:rubyPr>
-            <w:rubyAlign w:val="center"/>
-            <w:hps w:val="10"/>
-            <w:hpsRaise w:val="18"/>
-            <w:hpsBaseText w:val="20"/>
-            <w:lid w:val="ja-JP"/>
-          </w:rubyPr>
-          <w:rt>
-            <w:r>
-              <w:rPr>
-                <w:rFonts w:ascii="BIZ UDPゴシック" w:hAnsi="BIZ UDPゴシック" w:eastAsia="BIZ UDPゴシック" w:cs="BIZ UDPゴシック"/>
-                <w:color w:val="5A6070"/>
-                <w:sz w:val="10"/>
-                <w:szCs w:val="10"/>
-              </w:rPr>
-              <w:t xml:space="preserve">ひと</w:t>
-            </w:r>
-          </w:rt>
-          <w:rubyBase>
-            <w:r>
-              <w:rPr>
-                <w:rFonts w:ascii="BIZ UDPゴシック" w:hAnsi="BIZ UDPゴシック" w:eastAsia="BIZ UDPゴシック" w:cs="BIZ UDPゴシック"/>
-                <w:color w:val="5A6070"/>
-                <w:sz w:val="20"/>
-                <w:szCs w:val="20"/>
-              </w:rPr>
-              <w:t xml:space="preserve">人</w:t>
-            </w:r>
-          </w:rubyBase>
-        </w:ruby>
-      </w:r>
-      <w:r>
-        <w:rPr>
-          <w:rFonts w:ascii="BIZ UDPゴシック" w:hAnsi="BIZ UDPゴシック" w:eastAsia="BIZ UDPゴシック" w:cs="BIZ UDPゴシック"/>
-          <w:color w:val="5A6070"/>
-          <w:sz w:val="20"/>
-          <w:szCs w:val="20"/>
-        </w:rPr>
-        <w:t xml:space="preserve">の</w:t>
-      </w:r>
-      <w:r>
-        <w:ruby>
-          <w:rubyPr>
-            <w:rubyAlign w:val="center"/>
-            <w:hps w:val="10"/>
-            <w:hpsRaise w:val="18"/>
-            <w:hpsBaseText w:val="20"/>
-            <w:lid w:val="ja-JP"/>
-          </w:rubyPr>
-          <w:rt>
-            <w:r>
-              <w:rPr>
-                <w:rFonts w:ascii="BIZ UDPゴシック" w:hAnsi="BIZ UDPゴシック" w:eastAsia="BIZ UDPゴシック" w:cs="BIZ UDPゴシック"/>
-                <w:color w:val="5A6070"/>
-                <w:sz w:val="10"/>
-                <w:szCs w:val="10"/>
-              </w:rPr>
-              <w:t xml:space="preserve">りょうほう</w:t>
-            </w:r>
-          </w:rt>
-          <w:rubyBase>
-            <w:r>
-              <w:rPr>
-                <w:rFonts w:ascii="BIZ UDPゴシック" w:hAnsi="BIZ UDPゴシック" w:eastAsia="BIZ UDPゴシック" w:cs="BIZ UDPゴシック"/>
-                <w:color w:val="5A6070"/>
-                <w:sz w:val="20"/>
-                <w:szCs w:val="20"/>
-              </w:rPr>
-              <w:t xml:space="preserve">両方</w:t>
-            </w:r>
-          </w:rubyBase>
-        </w:ruby>
-      </w:r>
-      <w:r>
-        <w:rPr>
-          <w:rFonts w:ascii="BIZ UDPゴシック" w:hAnsi="BIZ UDPゴシック" w:eastAsia="BIZ UDPゴシック" w:cs="BIZ UDPゴシック"/>
-          <w:color w:val="5A6070"/>
-          <w:sz w:val="20"/>
-          <w:szCs w:val="20"/>
-        </w:rPr>
-        <w:t xml:space="preserve">が「</w:t>
-      </w:r>
-      <w:r>
-        <w:ruby>
-          <w:rubyPr>
-            <w:rubyAlign w:val="center"/>
-            <w:hps w:val="10"/>
-            <w:hpsRaise w:val="18"/>
-            <w:hpsBaseText w:val="20"/>
-            <w:lid w:val="ja-JP"/>
-          </w:rubyPr>
-          <w:rt>
-            <w:r>
-              <w:rPr>
-                <w:rFonts w:ascii="BIZ UDPゴシック" w:hAnsi="BIZ UDPゴシック" w:eastAsia="BIZ UDPゴシック" w:cs="BIZ UDPゴシック"/>
-                <w:color w:val="5A6070"/>
-                <w:sz w:val="10"/>
-                <w:szCs w:val="10"/>
-              </w:rPr>
-              <w:t xml:space="preserve">さんか</w:t>
-            </w:r>
-          </w:rt>
-          <w:rubyBase>
-            <w:r>
-              <w:rPr>
-                <w:rFonts w:ascii="BIZ UDPゴシック" w:hAnsi="BIZ UDPゴシック" w:eastAsia="BIZ UDPゴシック" w:cs="BIZ UDPゴシック"/>
-                <w:color w:val="5A6070"/>
-                <w:sz w:val="20"/>
-                <w:szCs w:val="20"/>
-              </w:rPr>
-              <w:t xml:space="preserve">参加</w:t>
-            </w:r>
-          </w:rubyBase>
-        </w:ruby>
-      </w:r>
-      <w:r>
-        <w:rPr>
-          <w:rFonts w:ascii="BIZ UDPゴシック" w:hAnsi="BIZ UDPゴシック" w:eastAsia="BIZ UDPゴシック" w:cs="BIZ UDPゴシック"/>
-          <w:color w:val="5A6070"/>
-          <w:sz w:val="20"/>
-          <w:szCs w:val="20"/>
-        </w:rPr>
-        <w:t xml:space="preserve">する」と</w:t>
-      </w:r>
-      <w:r>
-        <w:ruby>
-          <w:rubyPr>
-            <w:rubyAlign w:val="center"/>
-            <w:hps w:val="10"/>
-            <w:hpsRaise w:val="18"/>
-            <w:hpsBaseText w:val="20"/>
-            <w:lid w:val="ja-JP"/>
-          </w:rubyPr>
-          <w:rt>
-            <w:r>
-              <w:rPr>
-                <w:rFonts w:ascii="BIZ UDPゴシック" w:hAnsi="BIZ UDPゴシック" w:eastAsia="BIZ UDPゴシック" w:cs="BIZ UDPゴシック"/>
-                <w:color w:val="5A6070"/>
-                <w:sz w:val="10"/>
-                <w:szCs w:val="10"/>
-              </w:rPr>
-              <w:t xml:space="preserve">き</w:t>
-            </w:r>
-          </w:rt>
-          <w:rubyBase>
-            <w:r>
-              <w:rPr>
-                <w:rFonts w:ascii="BIZ UDPゴシック" w:hAnsi="BIZ UDPゴシック" w:eastAsia="BIZ UDPゴシック" w:cs="BIZ UDPゴシック"/>
-                <w:color w:val="5A6070"/>
-                <w:sz w:val="20"/>
-                <w:szCs w:val="20"/>
-              </w:rPr>
-              <w:t xml:space="preserve">決</w:t>
-            </w:r>
-          </w:rubyBase>
-        </w:ruby>
-      </w:r>
-      <w:r>
-        <w:rPr>
-          <w:rFonts w:ascii="BIZ UDPゴシック" w:hAnsi="BIZ UDPゴシック" w:eastAsia="BIZ UDPゴシック" w:cs="BIZ UDPゴシック"/>
-          <w:color w:val="5A6070"/>
-          <w:sz w:val="20"/>
-          <w:szCs w:val="20"/>
-        </w:rPr>
-        <w:t xml:space="preserve">めたときだけです。</w:t>
+        <w:t xml:space="preserve">あなたと保護者の両方が「参加します」に同意したときに、参加が決まります。</w:t>
       </w:r>
     </w:p>
     <w:p>
       <w:pPr>
-        <w:spacing w:after="0" w:line="100" w:lineRule="exact"/>
+        <w:spacing w:after="0" w:line="120" w:lineRule="exact"/>
       </w:pPr>
     </w:p>
     <w:tbl>
@@ -4920,42 +1146,18 @@
           </w:tcPr>
           <w:p>
             <w:pPr>
-              <w:spacing w:after="0" w:before="0" w:line="392" w:lineRule="exact"/>
+              <w:spacing w:after="0" w:before="0" w:line="274" w:lineRule="exact"/>
             </w:pPr>
             <w:r>
-              <w:ruby>
-                <w:rubyPr>
-                  <w:rubyAlign w:val="center"/>
-                  <w:hps w:val="10"/>
-                  <w:hpsRaise w:val="19"/>
-                  <w:hpsBaseText w:val="21"/>
-                  <w:lid w:val="ja-JP"/>
-                </w:rubyPr>
-                <w:rt>
-                  <w:r>
-                    <w:rPr>
-                      <w:rFonts w:ascii="BIZ UDPゴシック" w:hAnsi="BIZ UDPゴシック" w:eastAsia="BIZ UDPゴシック" w:cs="BIZ UDPゴシック"/>
-                      <w:color w:val="1F2330"/>
-                      <w:sz w:val="10"/>
-                      <w:szCs w:val="10"/>
-                    </w:rPr>
-                    <w:t xml:space="preserve">ひづけ</w:t>
-                  </w:r>
-                </w:rt>
-                <w:rubyBase>
-                  <w:r>
-                    <w:rPr>
-                      <w:rFonts w:ascii="BIZ UDPゴシック" w:hAnsi="BIZ UDPゴシック" w:eastAsia="BIZ UDPゴシック" w:cs="BIZ UDPゴシック"/>
-                      <w:b/>
-                      <w:bCs/>
-                      <w:color w:val="1F2330"/>
-                      <w:sz w:val="21"/>
-                      <w:szCs w:val="21"/>
-                    </w:rPr>
-                    <w:t xml:space="preserve">日付</w:t>
-                  </w:r>
-                </w:rubyBase>
-              </w:ruby>
+              <w:rPr>
+                <w:rFonts w:ascii="BIZ UDPゴシック" w:hAnsi="BIZ UDPゴシック" w:eastAsia="BIZ UDPゴシック" w:cs="BIZ UDPゴシック"/>
+                <w:b/>
+                <w:bCs/>
+                <w:color w:val="1F2330"/>
+                <w:sz w:val="21"/>
+                <w:szCs w:val="21"/>
+              </w:rPr>
+              <w:t xml:space="preserve">日付</w:t>
             </w:r>
           </w:p>
         </w:tc>
@@ -4966,7 +1168,7 @@
           </w:tcPr>
           <w:p>
             <w:pPr>
-              <w:spacing w:after="0" w:before="0" w:line="416" w:lineRule="exact"/>
+              <w:spacing w:after="0" w:before="0" w:line="286" w:lineRule="exact"/>
             </w:pPr>
             <w:r>
               <w:rPr>
@@ -4975,124 +1177,7 @@
                 <w:sz w:val="22"/>
                 <w:szCs w:val="22"/>
               </w:rPr>
-              <w:t xml:space="preserve">2026</w:t>
-            </w:r>
-            <w:r>
-              <w:ruby>
-                <w:rubyPr>
-                  <w:rubyAlign w:val="center"/>
-                  <w:hps w:val="11"/>
-                  <w:hpsRaise w:val="20"/>
-                  <w:hpsBaseText w:val="22"/>
-                  <w:lid w:val="ja-JP"/>
-                </w:rubyPr>
-                <w:rt>
-                  <w:r>
-                    <w:rPr>
-                      <w:rFonts w:ascii="BIZ UDPゴシック" w:hAnsi="BIZ UDPゴシック" w:eastAsia="BIZ UDPゴシック" w:cs="BIZ UDPゴシック"/>
-                      <w:color w:val="1F2330"/>
-                      <w:sz w:val="11"/>
-                      <w:szCs w:val="11"/>
-                    </w:rPr>
-                    <w:t xml:space="preserve">ねん</w:t>
-                  </w:r>
-                </w:rt>
-                <w:rubyBase>
-                  <w:r>
-                    <w:rPr>
-                      <w:rFonts w:ascii="BIZ UDPゴシック" w:hAnsi="BIZ UDPゴシック" w:eastAsia="BIZ UDPゴシック" w:cs="BIZ UDPゴシック"/>
-                      <w:color w:val="1F2330"/>
-                      <w:sz w:val="22"/>
-                      <w:szCs w:val="22"/>
-                    </w:rPr>
-                    <w:t xml:space="preserve">年</w:t>
-                  </w:r>
-                </w:rubyBase>
-              </w:ruby>
-            </w:r>
-            <w:r>
-              <w:rPr>
-                <w:rFonts w:ascii="BIZ UDPゴシック" w:hAnsi="BIZ UDPゴシック" w:eastAsia="BIZ UDPゴシック" w:cs="BIZ UDPゴシック"/>
-                <w:color w:val="1F2330"/>
-                <w:sz w:val="22"/>
-                <w:szCs w:val="22"/>
-              </w:rPr>
-              <w:t xml:space="preserve">　　　</w:t>
-            </w:r>
-            <w:r>
-              <w:ruby>
-                <w:rubyPr>
-                  <w:rubyAlign w:val="center"/>
-                  <w:hps w:val="11"/>
-                  <w:hpsRaise w:val="20"/>
-                  <w:hpsBaseText w:val="22"/>
-                  <w:lid w:val="ja-JP"/>
-                </w:rubyPr>
-                <w:rt>
-                  <w:r>
-                    <w:rPr>
-                      <w:rFonts w:ascii="BIZ UDPゴシック" w:hAnsi="BIZ UDPゴシック" w:eastAsia="BIZ UDPゴシック" w:cs="BIZ UDPゴシック"/>
-                      <w:color w:val="1F2330"/>
-                      <w:sz w:val="11"/>
-                      <w:szCs w:val="11"/>
-                    </w:rPr>
-                    <w:t xml:space="preserve">がつ</w:t>
-                  </w:r>
-                </w:rt>
-                <w:rubyBase>
-                  <w:r>
-                    <w:rPr>
-                      <w:rFonts w:ascii="BIZ UDPゴシック" w:hAnsi="BIZ UDPゴシック" w:eastAsia="BIZ UDPゴシック" w:cs="BIZ UDPゴシック"/>
-                      <w:color w:val="1F2330"/>
-                      <w:sz w:val="22"/>
-                      <w:szCs w:val="22"/>
-                    </w:rPr>
-                    <w:t xml:space="preserve">月</w:t>
-                  </w:r>
-                </w:rubyBase>
-              </w:ruby>
-            </w:r>
-            <w:r>
-              <w:rPr>
-                <w:rFonts w:ascii="BIZ UDPゴシック" w:hAnsi="BIZ UDPゴシック" w:eastAsia="BIZ UDPゴシック" w:cs="BIZ UDPゴシック"/>
-                <w:color w:val="1F2330"/>
-                <w:sz w:val="22"/>
-                <w:szCs w:val="22"/>
-              </w:rPr>
-              <w:t xml:space="preserve">　　　</w:t>
-            </w:r>
-            <w:r>
-              <w:ruby>
-                <w:rubyPr>
-                  <w:rubyAlign w:val="center"/>
-                  <w:hps w:val="11"/>
-                  <w:hpsRaise w:val="20"/>
-                  <w:hpsBaseText w:val="22"/>
-                  <w:lid w:val="ja-JP"/>
-                </w:rubyPr>
-                <w:rt>
-                  <w:r>
-                    <w:rPr>
-                      <w:rFonts w:ascii="BIZ UDPゴシック" w:hAnsi="BIZ UDPゴシック" w:eastAsia="BIZ UDPゴシック" w:cs="BIZ UDPゴシック"/>
-                      <w:color w:val="1F2330"/>
-                      <w:sz w:val="11"/>
-                      <w:szCs w:val="11"/>
-                    </w:rPr>
-                    <w:t xml:space="preserve">にち</w:t>
-                  </w:r>
-                </w:rt>
-                <w:rubyBase>
-                  <w:r>
-                    <w:rPr>
-                      <w:rFonts w:ascii="BIZ UDPゴシック" w:hAnsi="BIZ UDPゴシック" w:eastAsia="BIZ UDPゴシック" w:cs="BIZ UDPゴシック"/>
-                      <w:color w:val="1F2330"/>
-                      <w:sz w:val="22"/>
-                      <w:szCs w:val="22"/>
-                    </w:rPr>
-                    <w:t xml:space="preserve">日</w:t>
-                  </w:r>
-                </w:rubyBase>
-              </w:ruby>
+              <w:t xml:space="preserve">2026年　　　月　　　日</w:t>
             </w:r>
           </w:p>
         </w:tc>
@@ -5104,42 +1189,18 @@
           </w:tcPr>
           <w:p>
             <w:pPr>
-              <w:spacing w:after="0" w:before="0" w:line="392" w:lineRule="exact"/>
+              <w:spacing w:after="0" w:before="0" w:line="274" w:lineRule="exact"/>
             </w:pPr>
             <w:r>
-              <w:ruby>
-                <w:rubyPr>
-                  <w:rubyAlign w:val="center"/>
-                  <w:hps w:val="10"/>
-                  <w:hpsRaise w:val="19"/>
-                  <w:hpsBaseText w:val="21"/>
-                  <w:lid w:val="ja-JP"/>
-                </w:rubyPr>
-                <w:rt>
-                  <w:r>
-                    <w:rPr>
-                      <w:rFonts w:ascii="BIZ UDPゴシック" w:hAnsi="BIZ UDPゴシック" w:eastAsia="BIZ UDPゴシック" w:cs="BIZ UDPゴシック"/>
-                      <w:color w:val="1F2330"/>
-                      <w:sz w:val="10"/>
-                      <w:szCs w:val="10"/>
-                    </w:rPr>
-                    <w:t xml:space="preserve">なまえ</w:t>
-                  </w:r>
-                </w:rt>
-                <w:rubyBase>
-                  <w:r>
-                    <w:rPr>
-                      <w:rFonts w:ascii="BIZ UDPゴシック" w:hAnsi="BIZ UDPゴシック" w:eastAsia="BIZ UDPゴシック" w:cs="BIZ UDPゴシック"/>
-                      <w:b/>
-                      <w:bCs/>
-                      <w:color w:val="1F2330"/>
-                      <w:sz w:val="21"/>
-                      <w:szCs w:val="21"/>
-                    </w:rPr>
-                    <w:t xml:space="preserve">名前</w:t>
-                  </w:r>
-                </w:rubyBase>
-              </w:ruby>
+              <w:rPr>
+                <w:rFonts w:ascii="BIZ UDPゴシック" w:hAnsi="BIZ UDPゴシック" w:eastAsia="BIZ UDPゴシック" w:cs="BIZ UDPゴシック"/>
+                <w:b/>
+                <w:bCs/>
+                <w:color w:val="1F2330"/>
+                <w:sz w:val="21"/>
+                <w:szCs w:val="21"/>
+              </w:rPr>
+              <w:t xml:space="preserve">氏名</w:t>
             </w:r>
           </w:p>
         </w:tc>
@@ -5175,43 +1236,8 @@
           </w:tcPr>
           <w:p>
             <w:pPr>
-              <w:spacing w:after="0" w:before="0" w:line="392" w:lineRule="exact"/>
+              <w:spacing w:after="0" w:before="0" w:line="274" w:lineRule="exact"/>
             </w:pPr>
-            <w:r>
-              <w:ruby>
-                <w:rubyPr>
-                  <w:rubyAlign w:val="center"/>
-                  <w:hps w:val="10"/>
-                  <w:hpsRaise w:val="19"/>
-                  <w:hpsBaseText w:val="21"/>
-                  <w:lid w:val="ja-JP"/>
-                </w:rubyPr>
-                <w:rt>
-                  <w:r>
-                    <w:rPr>
-                      <w:rFonts w:ascii="BIZ UDPゴシック" w:hAnsi="BIZ UDPゴシック" w:eastAsia="BIZ UDPゴシック" w:cs="BIZ UDPゴシック"/>
-                      <w:color w:val="1F2330"/>
-                      <w:sz w:val="10"/>
-                      <w:szCs w:val="10"/>
-                    </w:rPr>
-                    <w:t xml:space="preserve">せつめい</w:t>
-                  </w:r>
-                </w:rt>
-                <w:rubyBase>
-                  <w:r>
-                    <w:rPr>
-                      <w:rFonts w:ascii="BIZ UDPゴシック" w:hAnsi="BIZ UDPゴシック" w:eastAsia="BIZ UDPゴシック" w:cs="BIZ UDPゴシック"/>
-                      <w:b/>
-                      <w:bCs/>
-                      <w:color w:val="1F2330"/>
-                      <w:sz w:val="21"/>
-                      <w:szCs w:val="21"/>
-                    </w:rPr>
-                    <w:t xml:space="preserve">説明</w:t>
-                  </w:r>
-                </w:rubyBase>
-              </w:ruby>
-            </w:r>
             <w:r>
               <w:rPr>
                 <w:rFonts w:ascii="BIZ UDPゴシック" w:hAnsi="BIZ UDPゴシック" w:eastAsia="BIZ UDPゴシック" w:cs="BIZ UDPゴシック"/>
@@ -5221,42 +1247,7 @@
                 <w:sz w:val="21"/>
                 <w:szCs w:val="21"/>
               </w:rPr>
-              <w:t xml:space="preserve">した</w:t>
-            </w:r>
-            <w:r>
-              <w:ruby>
-                <w:rubyPr>
-                  <w:rubyAlign w:val="center"/>
-                  <w:hps w:val="10"/>
-                  <w:hpsRaise w:val="19"/>
-                  <w:hpsBaseText w:val="21"/>
-                  <w:lid w:val="ja-JP"/>
-                </w:rubyPr>
-                <w:rt>
-                  <w:r>
-                    <w:rPr>
-                      <w:rFonts w:ascii="BIZ UDPゴシック" w:hAnsi="BIZ UDPゴシック" w:eastAsia="BIZ UDPゴシック" w:cs="BIZ UDPゴシック"/>
-                      <w:color w:val="1F2330"/>
-                      <w:sz w:val="10"/>
-                      <w:szCs w:val="10"/>
-                    </w:rPr>
-                    <w:t xml:space="preserve">ひと</w:t>
-                  </w:r>
-                </w:rt>
-                <w:rubyBase>
-                  <w:r>
-                    <w:rPr>
-                      <w:rFonts w:ascii="BIZ UDPゴシック" w:hAnsi="BIZ UDPゴシック" w:eastAsia="BIZ UDPゴシック" w:cs="BIZ UDPゴシック"/>
-                      <w:b/>
-                      <w:bCs/>
-                      <w:color w:val="1F2330"/>
-                      <w:sz w:val="21"/>
-                      <w:szCs w:val="21"/>
-                    </w:rPr>
-                    <w:t xml:space="preserve">人</w:t>
-                  </w:r>
-                </w:rubyBase>
-              </w:ruby>
+              <w:t xml:space="preserve">説明者</w:t>
             </w:r>
           </w:p>
         </w:tc>
@@ -5271,7 +1262,7 @@
     </w:tbl>
     <w:p>
       <w:pPr>
-        <w:spacing w:before="80" w:after="40" w:line="368" w:lineRule="exact"/>
+        <w:spacing w:before="100" w:after="40" w:line="246" w:lineRule="exact"/>
       </w:pPr>
       <w:r>
         <w:rPr>
@@ -5280,133 +1271,7 @@
           <w:sz w:val="19"/>
           <w:szCs w:val="19"/>
         </w:rPr>
-        <w:t xml:space="preserve">※ この</w:t>
-      </w:r>
-      <w:r>
-        <w:ruby>
-          <w:rubyPr>
-            <w:rubyAlign w:val="center"/>
-            <w:hps w:val="10"/>
-            <w:hpsRaise w:val="17"/>
-            <w:hpsBaseText w:val="19"/>
-            <w:lid w:val="ja-JP"/>
-          </w:rubyPr>
-          <w:rt>
-            <w:r>
-              <w:rPr>
-                <w:rFonts w:ascii="BIZ UDPゴシック" w:hAnsi="BIZ UDPゴシック" w:eastAsia="BIZ UDPゴシック" w:cs="BIZ UDPゴシック"/>
-                <w:color w:val="5A6070"/>
-                <w:sz w:val="10"/>
-                <w:szCs w:val="10"/>
-              </w:rPr>
-              <w:t xml:space="preserve">かみ</w:t>
-            </w:r>
-          </w:rt>
-          <w:rubyBase>
-            <w:r>
-              <w:rPr>
-                <w:rFonts w:ascii="BIZ UDPゴシック" w:hAnsi="BIZ UDPゴシック" w:eastAsia="BIZ UDPゴシック" w:cs="BIZ UDPゴシック"/>
-                <w:color w:val="5A6070"/>
-                <w:sz w:val="19"/>
-                <w:szCs w:val="19"/>
-              </w:rPr>
-              <w:t xml:space="preserve">紙</w:t>
-            </w:r>
-          </w:rubyBase>
-        </w:ruby>
-      </w:r>
-      <w:r>
-        <w:rPr>
-          <w:rFonts w:ascii="BIZ UDPゴシック" w:hAnsi="BIZ UDPゴシック" w:eastAsia="BIZ UDPゴシック" w:cs="BIZ UDPゴシック"/>
-          <w:color w:val="5A6070"/>
-          <w:sz w:val="19"/>
-          <w:szCs w:val="19"/>
-        </w:rPr>
-        <w:t xml:space="preserve">は、</w:t>
-      </w:r>
-      <w:r>
-        <w:ruby>
-          <w:rubyPr>
-            <w:rubyAlign w:val="center"/>
-            <w:hps w:val="10"/>
-            <w:hpsRaise w:val="17"/>
-            <w:hpsBaseText w:val="19"/>
-            <w:lid w:val="ja-JP"/>
-          </w:rubyPr>
-          <w:rt>
-            <w:r>
-              <w:rPr>
-                <w:rFonts w:ascii="BIZ UDPゴシック" w:hAnsi="BIZ UDPゴシック" w:eastAsia="BIZ UDPゴシック" w:cs="BIZ UDPゴシック"/>
-                <w:color w:val="5A6070"/>
-                <w:sz w:val="10"/>
-                <w:szCs w:val="10"/>
-              </w:rPr>
-              <w:t xml:space="preserve">たんとう</w:t>
-            </w:r>
-          </w:rt>
-          <w:rubyBase>
-            <w:r>
-              <w:rPr>
-                <w:rFonts w:ascii="BIZ UDPゴシック" w:hAnsi="BIZ UDPゴシック" w:eastAsia="BIZ UDPゴシック" w:cs="BIZ UDPゴシック"/>
-                <w:color w:val="5A6070"/>
-                <w:sz w:val="19"/>
-                <w:szCs w:val="19"/>
-              </w:rPr>
-              <w:t xml:space="preserve">担当</w:t>
-            </w:r>
-          </w:rubyBase>
-        </w:ruby>
-      </w:r>
-      <w:r>
-        <w:rPr>
-          <w:rFonts w:ascii="BIZ UDPゴシック" w:hAnsi="BIZ UDPゴシック" w:eastAsia="BIZ UDPゴシック" w:cs="BIZ UDPゴシック"/>
-          <w:color w:val="5A6070"/>
-          <w:sz w:val="19"/>
-          <w:szCs w:val="19"/>
-        </w:rPr>
-        <w:t xml:space="preserve">の</w:t>
-      </w:r>
-      <w:r>
-        <w:ruby>
-          <w:rubyPr>
-            <w:rubyAlign w:val="center"/>
-            <w:hps w:val="10"/>
-            <w:hpsRaise w:val="17"/>
-            <w:hpsBaseText w:val="19"/>
-            <w:lid w:val="ja-JP"/>
-          </w:rubyPr>
-          <w:rt>
-            <w:r>
-              <w:rPr>
-                <w:rFonts w:ascii="BIZ UDPゴシック" w:hAnsi="BIZ UDPゴシック" w:eastAsia="BIZ UDPゴシック" w:cs="BIZ UDPゴシック"/>
-                <w:color w:val="5A6070"/>
-                <w:sz w:val="10"/>
-                <w:szCs w:val="10"/>
-              </w:rPr>
-              <w:t xml:space="preserve">せんせい</w:t>
-            </w:r>
-          </w:rt>
-          <w:rubyBase>
-            <w:r>
-              <w:rPr>
-                <w:rFonts w:ascii="BIZ UDPゴシック" w:hAnsi="BIZ UDPゴシック" w:eastAsia="BIZ UDPゴシック" w:cs="BIZ UDPゴシック"/>
-                <w:color w:val="5A6070"/>
-                <w:sz w:val="19"/>
-                <w:szCs w:val="19"/>
-              </w:rPr>
-              <w:t xml:space="preserve">先生</w:t>
-            </w:r>
-          </w:rubyBase>
-        </w:ruby>
-      </w:r>
-      <w:r>
-        <w:rPr>
-          <w:rFonts w:ascii="BIZ UDPゴシック" w:hAnsi="BIZ UDPゴシック" w:eastAsia="BIZ UDPゴシック" w:cs="BIZ UDPゴシック"/>
-          <w:color w:val="5A6070"/>
-          <w:sz w:val="19"/>
-          <w:szCs w:val="19"/>
-        </w:rPr>
-        <w:t xml:space="preserve">にわたしてください。コピーを、あなたにもわたします。</w:t>
+        <w:t xml:space="preserve">※ この用紙は担当の先生に提出してください。控えとして、コピーをあなたに渡します。</w:t>
       </w:r>
     </w:p>
     <w:sectPr>

--- a/docs/同意書とアンケート/02_生徒用_同意書.docx
+++ b/docs/同意書とアンケート/02_生徒用_同意書.docx
@@ -10,7 +10,7 @@
       </w:pPr>
       <w:r>
         <w:rPr>
-          <w:rFonts w:ascii="BIZ UDPゴシック" w:hAnsi="BIZ UDPゴシック" w:eastAsia="BIZ UDPゴシック" w:cs="BIZ UDPゴシック"/>
+          <w:rFonts w:ascii="BIZ UDゴシック" w:hAnsi="BIZ UDゴシック" w:eastAsia="BIZ UDゴシック" w:cs="BIZ UDゴシック"/>
           <w:b/>
           <w:bCs/>
           <w:color w:val="0E1E45"/>
@@ -23,47 +23,47 @@
     <w:p>
       <w:pPr>
         <w:keepNext/>
-        <w:spacing w:before="0" w:after="120" w:line="312" w:lineRule="exact"/>
+        <w:spacing w:before="0" w:after="120" w:line="300" w:lineRule="exact"/>
         <w:jc w:val="center"/>
       </w:pPr>
       <w:r>
         <w:rPr>
-          <w:rFonts w:ascii="BIZ UDPゴシック" w:hAnsi="BIZ UDPゴシック" w:eastAsia="BIZ UDPゴシック" w:cs="BIZ UDPゴシック"/>
+          <w:rFonts w:ascii="BIZ UDゴシック" w:hAnsi="BIZ UDゴシック" w:eastAsia="BIZ UDゴシック" w:cs="BIZ UDゴシック"/>
           <w:color w:val="5A6070"/>
-          <w:sz w:val="24"/>
-          <w:szCs w:val="24"/>
+          <w:sz w:val="23"/>
+          <w:szCs w:val="23"/>
         </w:rPr>
         <w:t xml:space="preserve">（生徒用）</w:t>
       </w:r>
     </w:p>
     <w:p>
       <w:pPr>
-        <w:spacing w:before="0" w:after="120" w:line="300" w:lineRule="exact"/>
+        <w:spacing w:before="0" w:after="120" w:line="286" w:lineRule="exact"/>
       </w:pPr>
       <w:r>
         <w:rPr>
-          <w:rFonts w:ascii="BIZ UDPゴシック" w:hAnsi="BIZ UDPゴシック" w:eastAsia="BIZ UDPゴシック" w:cs="BIZ UDPゴシック"/>
+          <w:rFonts w:ascii="BIZ UDゴシック" w:hAnsi="BIZ UDゴシック" w:eastAsia="BIZ UDゴシック" w:cs="BIZ UDゴシック"/>
           <w:color w:val="1F2330"/>
-          <w:sz w:val="23"/>
-          <w:szCs w:val="23"/>
+          <w:sz w:val="22"/>
+          <w:szCs w:val="22"/>
         </w:rPr>
         <w:t xml:space="preserve">発音を目で確かめられるアプリ「SP-PS」が、発音の練習に役立つかを調べる研究への協力をお願いします。</w:t>
       </w:r>
       <w:r>
         <w:rPr>
-          <w:rFonts w:ascii="BIZ UDPゴシック" w:hAnsi="BIZ UDPゴシック" w:eastAsia="BIZ UDPゴシック" w:cs="BIZ UDPゴシック"/>
+          <w:rFonts w:ascii="BIZ UDゴシック" w:hAnsi="BIZ UDゴシック" w:eastAsia="BIZ UDゴシック" w:cs="BIZ UDゴシック"/>
           <w:b/>
           <w:bCs/>
           <w:color w:val="1F2330"/>
-          <w:sz w:val="23"/>
-          <w:szCs w:val="23"/>
+          <w:sz w:val="22"/>
+          <w:szCs w:val="22"/>
         </w:rPr>
         <w:t xml:space="preserve">参加するかどうかは、あなた自身で決めてください。</w:t>
       </w:r>
     </w:p>
     <w:tbl>
       <w:tblPr>
-        <w:tblW w:type="dxa" w:w="9979"/>
+        <w:tblW w:type="dxa" w:w="10092"/>
         <w:jc w:val="center"/>
         <w:tblBorders>
           <w:top w:val="single" w:sz="6" w:space="0" w:color="9AA0B8"/>
@@ -83,8 +83,8 @@
         <w:tblLook w:firstColumn="1" w:firstRow="1" w:lastColumn="0" w:lastRow="0" w:noHBand="0" w:noVBand="1" w:val="04A0"/>
       </w:tblPr>
       <w:tblGrid>
-        <w:gridCol w:w="1927"/>
-        <w:gridCol w:w="8051"/>
+        <w:gridCol w:w="1701"/>
+        <w:gridCol w:w="8391"/>
       </w:tblGrid>
       <w:tr>
         <w:trPr>
@@ -92,22 +92,22 @@
         </w:trPr>
         <w:tc>
           <w:tcPr>
-            <w:tcW w:type="dxa" w:w="1928"/>
+            <w:tcW w:type="dxa" w:w="1701"/>
             <w:shd w:val="clear" w:color="auto" w:fill="E7E9F5"/>
             <w:vAlign w:val="center"/>
           </w:tcPr>
           <w:p>
             <w:pPr>
-              <w:spacing w:after="0" w:before="0" w:line="300" w:lineRule="exact"/>
+              <w:spacing w:after="0" w:before="0" w:line="274" w:lineRule="exact"/>
             </w:pPr>
             <w:r>
               <w:rPr>
-                <w:rFonts w:ascii="BIZ UDPゴシック" w:hAnsi="BIZ UDPゴシック" w:eastAsia="BIZ UDPゴシック" w:cs="BIZ UDPゴシック"/>
+                <w:rFonts w:ascii="BIZ UDゴシック" w:hAnsi="BIZ UDゴシック" w:eastAsia="BIZ UDゴシック" w:cs="BIZ UDゴシック"/>
                 <w:b/>
                 <w:bCs/>
                 <w:color w:val="0E1E45"/>
-                <w:sz w:val="23"/>
-                <w:szCs w:val="23"/>
+                <w:sz w:val="21"/>
+                <w:szCs w:val="21"/>
               </w:rPr>
               <w:t xml:space="preserve">研究の内容</w:t>
             </w:r>
@@ -115,50 +115,50 @@
         </w:tc>
         <w:tc>
           <w:tcPr>
-            <w:tcW w:type="dxa" w:w="8050"/>
+            <w:tcW w:type="dxa" w:w="8391"/>
             <w:vAlign w:val="center"/>
           </w:tcPr>
           <w:p>
             <w:pPr>
-              <w:spacing w:after="40" w:before="0" w:line="300" w:lineRule="exact"/>
+              <w:spacing w:after="20" w:before="0" w:line="286" w:lineRule="exact"/>
               <w:ind w:left="227" w:hanging="227"/>
             </w:pPr>
             <w:r>
               <w:rPr>
-                <w:rFonts w:ascii="BIZ UDPゴシック" w:hAnsi="BIZ UDPゴシック" w:eastAsia="BIZ UDPゴシック" w:cs="BIZ UDPゴシック"/>
+                <w:rFonts w:ascii="BIZ UDゴシック" w:hAnsi="BIZ UDゴシック" w:eastAsia="BIZ UDゴシック" w:cs="BIZ UDゴシック"/>
                 <w:color w:val="1F2330"/>
-                <w:sz w:val="23"/>
-                <w:szCs w:val="23"/>
+                <w:sz w:val="22"/>
+                <w:szCs w:val="22"/>
               </w:rPr>
               <w:t xml:space="preserve">・約1か月間、自宅でスマートフォン（保護者のものでも可）を使い、発音の練習をします。1回1〜2分で、毎日行う必要はありません。</w:t>
             </w:r>
           </w:p>
           <w:p>
             <w:pPr>
-              <w:spacing w:after="40" w:before="0" w:line="300" w:lineRule="exact"/>
+              <w:spacing w:after="20" w:before="0" w:line="286" w:lineRule="exact"/>
               <w:ind w:left="227" w:hanging="227"/>
             </w:pPr>
             <w:r>
               <w:rPr>
-                <w:rFonts w:ascii="BIZ UDPゴシック" w:hAnsi="BIZ UDPゴシック" w:eastAsia="BIZ UDPゴシック" w:cs="BIZ UDPゴシック"/>
+                <w:rFonts w:ascii="BIZ UDゴシック" w:hAnsi="BIZ UDゴシック" w:eastAsia="BIZ UDゴシック" w:cs="BIZ UDゴシック"/>
                 <w:color w:val="1F2330"/>
-                <w:sz w:val="23"/>
-                <w:szCs w:val="23"/>
+                <w:sz w:val="22"/>
+                <w:szCs w:val="22"/>
               </w:rPr>
               <w:t xml:space="preserve">・お手本の映像は、保護者に録画してもらいます。</w:t>
             </w:r>
           </w:p>
           <w:p>
             <w:pPr>
-              <w:spacing w:after="40" w:before="0" w:line="300" w:lineRule="exact"/>
+              <w:spacing w:after="20" w:before="0" w:line="286" w:lineRule="exact"/>
               <w:ind w:left="227" w:hanging="227"/>
             </w:pPr>
             <w:r>
               <w:rPr>
-                <w:rFonts w:ascii="BIZ UDPゴシック" w:hAnsi="BIZ UDPゴシック" w:eastAsia="BIZ UDPゴシック" w:cs="BIZ UDPゴシック"/>
+                <w:rFonts w:ascii="BIZ UDゴシック" w:hAnsi="BIZ UDゴシック" w:eastAsia="BIZ UDゴシック" w:cs="BIZ UDゴシック"/>
                 <w:color w:val="1F2330"/>
-                <w:sz w:val="23"/>
-                <w:szCs w:val="23"/>
+                <w:sz w:val="22"/>
+                <w:szCs w:val="22"/>
               </w:rPr>
               <w:t xml:space="preserve">・終了後に1回、アンケート（10〜15分）に答えます。</w:t>
             </w:r>
@@ -171,22 +171,22 @@
         </w:trPr>
         <w:tc>
           <w:tcPr>
-            <w:tcW w:type="dxa" w:w="1928"/>
+            <w:tcW w:type="dxa" w:w="1701"/>
             <w:shd w:val="clear" w:color="auto" w:fill="E7E9F5"/>
             <w:vAlign w:val="center"/>
           </w:tcPr>
           <w:p>
             <w:pPr>
-              <w:spacing w:after="0" w:before="0" w:line="300" w:lineRule="exact"/>
+              <w:spacing w:after="0" w:before="0" w:line="274" w:lineRule="exact"/>
             </w:pPr>
             <w:r>
               <w:rPr>
-                <w:rFonts w:ascii="BIZ UDPゴシック" w:hAnsi="BIZ UDPゴシック" w:eastAsia="BIZ UDPゴシック" w:cs="BIZ UDPゴシック"/>
+                <w:rFonts w:ascii="BIZ UDゴシック" w:hAnsi="BIZ UDゴシック" w:eastAsia="BIZ UDゴシック" w:cs="BIZ UDゴシック"/>
                 <w:b/>
                 <w:bCs/>
                 <w:color w:val="0E1E45"/>
-                <w:sz w:val="23"/>
-                <w:szCs w:val="23"/>
+                <w:sz w:val="21"/>
+                <w:szCs w:val="21"/>
               </w:rPr>
               <w:t xml:space="preserve">記録される情報</w:t>
             </w:r>
@@ -194,65 +194,65 @@
         </w:tc>
         <w:tc>
           <w:tcPr>
-            <w:tcW w:type="dxa" w:w="8050"/>
+            <w:tcW w:type="dxa" w:w="8391"/>
             <w:vAlign w:val="center"/>
           </w:tcPr>
           <w:p>
             <w:pPr>
-              <w:spacing w:after="40" w:before="0" w:line="300" w:lineRule="exact"/>
+              <w:spacing w:after="20" w:before="0" w:line="286" w:lineRule="exact"/>
               <w:ind w:left="227" w:hanging="227"/>
             </w:pPr>
             <w:r>
               <w:rPr>
-                <w:rFonts w:ascii="BIZ UDPゴシック" w:hAnsi="BIZ UDPゴシック" w:eastAsia="BIZ UDPゴシック" w:cs="BIZ UDPゴシック"/>
+                <w:rFonts w:ascii="BIZ UDゴシック" w:hAnsi="BIZ UDゴシック" w:eastAsia="BIZ UDゴシック" w:cs="BIZ UDゴシック"/>
                 <w:color w:val="1F2330"/>
-                <w:sz w:val="23"/>
-                <w:szCs w:val="23"/>
+                <w:sz w:val="22"/>
+                <w:szCs w:val="22"/>
               </w:rPr>
               <w:t xml:space="preserve">・練習の点数（声と口の動きのタイミングのずれを含む）・日時・単語と、アンケートの回答を記録します。</w:t>
             </w:r>
           </w:p>
           <w:p>
             <w:pPr>
-              <w:spacing w:after="40" w:before="0" w:line="300" w:lineRule="exact"/>
+              <w:spacing w:after="20" w:before="0" w:line="286" w:lineRule="exact"/>
               <w:ind w:left="227" w:hanging="227"/>
             </w:pPr>
             <w:r>
               <w:rPr>
-                <w:rFonts w:ascii="BIZ UDPゴシック" w:hAnsi="BIZ UDPゴシック" w:eastAsia="BIZ UDPゴシック" w:cs="BIZ UDPゴシック"/>
+                <w:rFonts w:ascii="BIZ UDゴシック" w:hAnsi="BIZ UDゴシック" w:eastAsia="BIZ UDゴシック" w:cs="BIZ UDゴシック"/>
                 <w:color w:val="1F2330"/>
-                <w:sz w:val="23"/>
-                <w:szCs w:val="23"/>
+                <w:sz w:val="22"/>
+                <w:szCs w:val="22"/>
               </w:rPr>
               <w:t xml:space="preserve">・アプリには氏名を入れず、番号（例：A01）で使います。</w:t>
             </w:r>
           </w:p>
           <w:p>
             <w:pPr>
-              <w:spacing w:after="40" w:before="0" w:line="300" w:lineRule="exact"/>
+              <w:spacing w:after="20" w:before="0" w:line="286" w:lineRule="exact"/>
               <w:ind w:left="227" w:hanging="227"/>
             </w:pPr>
             <w:r>
               <w:rPr>
-                <w:rFonts w:ascii="BIZ UDPゴシック" w:hAnsi="BIZ UDPゴシック" w:eastAsia="BIZ UDPゴシック" w:cs="BIZ UDPゴシック"/>
+                <w:rFonts w:ascii="BIZ UDゴシック" w:hAnsi="BIZ UDゴシック" w:eastAsia="BIZ UDゴシック" w:cs="BIZ UDゴシック"/>
                 <w:color w:val="1F2330"/>
-                <w:sz w:val="23"/>
-                <w:szCs w:val="23"/>
+                <w:sz w:val="22"/>
+                <w:szCs w:val="22"/>
               </w:rPr>
               <w:t xml:space="preserve">・聞こえの程度は、あなたと保護者の両方が同意した場合だけ、学校から研究者に伝えます。</w:t>
             </w:r>
           </w:p>
           <w:p>
             <w:pPr>
-              <w:spacing w:after="40" w:before="0" w:line="440" w:lineRule="exact"/>
+              <w:spacing w:after="20" w:before="0" w:line="416" w:lineRule="exact"/>
               <w:ind w:left="227" w:hanging="227"/>
             </w:pPr>
             <w:r>
               <w:rPr>
-                <w:rFonts w:ascii="BIZ UDPゴシック" w:hAnsi="BIZ UDPゴシック" w:eastAsia="BIZ UDPゴシック" w:cs="BIZ UDPゴシック"/>
+                <w:rFonts w:ascii="BIZ UDゴシック" w:hAnsi="BIZ UDゴシック" w:eastAsia="BIZ UDゴシック" w:cs="BIZ UDゴシック"/>
                 <w:color w:val="1F2330"/>
-                <w:sz w:val="23"/>
-                <w:szCs w:val="23"/>
+                <w:sz w:val="22"/>
+                <w:szCs w:val="22"/>
               </w:rPr>
               <w:t xml:space="preserve">・あなたの声と顔の映像は、点数をつけることと結果の表示にだけ使い、記録としては残しません。直前の1回分だけが残り、次に録音すると</w:t>
             </w:r>
@@ -260,18 +260,18 @@
               <w:ruby>
                 <w:rubyPr>
                   <w:rubyAlign w:val="center"/>
-                  <w:hps w:val="12"/>
-                  <w:hpsRaise w:val="21"/>
-                  <w:hpsBaseText w:val="23"/>
+                  <w:hps w:val="11"/>
+                  <w:hpsRaise w:val="20"/>
+                  <w:hpsBaseText w:val="22"/>
                   <w:lid w:val="ja-JP"/>
                 </w:rubyPr>
                 <w:rt>
                   <w:r>
                     <w:rPr>
-                      <w:rFonts w:ascii="BIZ UDPゴシック" w:hAnsi="BIZ UDPゴシック" w:eastAsia="BIZ UDPゴシック" w:cs="BIZ UDPゴシック"/>
+                      <w:rFonts w:ascii="BIZ UDゴシック" w:hAnsi="BIZ UDゴシック" w:eastAsia="BIZ UDゴシック" w:cs="BIZ UDゴシック"/>
                       <w:color w:val="1F2330"/>
-                      <w:sz w:val="12"/>
-                      <w:szCs w:val="12"/>
+                      <w:sz w:val="11"/>
+                      <w:szCs w:val="11"/>
                     </w:rPr>
                     <w:t xml:space="preserve">しょうきょ</w:t>
                   </w:r>
@@ -279,10 +279,10 @@
                 <w:rubyBase>
                   <w:r>
                     <w:rPr>
-                      <w:rFonts w:ascii="BIZ UDPゴシック" w:hAnsi="BIZ UDPゴシック" w:eastAsia="BIZ UDPゴシック" w:cs="BIZ UDPゴシック"/>
+                      <w:rFonts w:ascii="BIZ UDゴシック" w:hAnsi="BIZ UDゴシック" w:eastAsia="BIZ UDゴシック" w:cs="BIZ UDゴシック"/>
                       <w:color w:val="1F2330"/>
-                      <w:sz w:val="23"/>
-                      <w:szCs w:val="23"/>
+                      <w:sz w:val="22"/>
+                      <w:szCs w:val="22"/>
                     </w:rPr>
                     <w:t xml:space="preserve">消去</w:t>
                   </w:r>
@@ -291,40 +291,40 @@
             </w:r>
             <w:r>
               <w:rPr>
-                <w:rFonts w:ascii="BIZ UDPゴシック" w:hAnsi="BIZ UDPゴシック" w:eastAsia="BIZ UDPゴシック" w:cs="BIZ UDPゴシック"/>
+                <w:rFonts w:ascii="BIZ UDゴシック" w:hAnsi="BIZ UDゴシック" w:eastAsia="BIZ UDゴシック" w:cs="BIZ UDゴシック"/>
                 <w:color w:val="1F2330"/>
-                <w:sz w:val="23"/>
-                <w:szCs w:val="23"/>
+                <w:sz w:val="22"/>
+                <w:szCs w:val="22"/>
               </w:rPr>
               <w:t xml:space="preserve">されます。</w:t>
             </w:r>
           </w:p>
           <w:p>
             <w:pPr>
-              <w:spacing w:after="40" w:before="0" w:line="300" w:lineRule="exact"/>
+              <w:spacing w:after="20" w:before="0" w:line="286" w:lineRule="exact"/>
               <w:ind w:left="227" w:hanging="227"/>
             </w:pPr>
             <w:r>
               <w:rPr>
-                <w:rFonts w:ascii="BIZ UDPゴシック" w:hAnsi="BIZ UDPゴシック" w:eastAsia="BIZ UDPゴシック" w:cs="BIZ UDPゴシック"/>
+                <w:rFonts w:ascii="BIZ UDゴシック" w:hAnsi="BIZ UDゴシック" w:eastAsia="BIZ UDゴシック" w:cs="BIZ UDゴシック"/>
                 <w:color w:val="1F2330"/>
-                <w:sz w:val="23"/>
-                <w:szCs w:val="23"/>
+                <w:sz w:val="22"/>
+                <w:szCs w:val="22"/>
               </w:rPr>
               <w:t xml:space="preserve">・保護者が録画したお手本の声と映像は、練習のために保存し、あなたのアカウントの中だけで使います（発表はしません）。</w:t>
             </w:r>
           </w:p>
           <w:p>
             <w:pPr>
-              <w:spacing w:after="40" w:before="0" w:line="440" w:lineRule="exact"/>
+              <w:spacing w:after="20" w:before="0" w:line="416" w:lineRule="exact"/>
               <w:ind w:left="227" w:hanging="227"/>
             </w:pPr>
             <w:r>
               <w:rPr>
-                <w:rFonts w:ascii="BIZ UDPゴシック" w:hAnsi="BIZ UDPゴシック" w:eastAsia="BIZ UDPゴシック" w:cs="BIZ UDPゴシック"/>
+                <w:rFonts w:ascii="BIZ UDゴシック" w:hAnsi="BIZ UDゴシック" w:eastAsia="BIZ UDゴシック" w:cs="BIZ UDゴシック"/>
                 <w:color w:val="1F2330"/>
-                <w:sz w:val="23"/>
-                <w:szCs w:val="23"/>
+                <w:sz w:val="22"/>
+                <w:szCs w:val="22"/>
               </w:rPr>
               <w:t xml:space="preserve">・研究結果を発表するときは、個人が</w:t>
             </w:r>
@@ -332,18 +332,18 @@
               <w:ruby>
                 <w:rubyPr>
                   <w:rubyAlign w:val="center"/>
-                  <w:hps w:val="12"/>
-                  <w:hpsRaise w:val="21"/>
-                  <w:hpsBaseText w:val="23"/>
+                  <w:hps w:val="11"/>
+                  <w:hpsRaise w:val="20"/>
+                  <w:hpsBaseText w:val="22"/>
                   <w:lid w:val="ja-JP"/>
                 </w:rubyPr>
                 <w:rt>
                   <w:r>
                     <w:rPr>
-                      <w:rFonts w:ascii="BIZ UDPゴシック" w:hAnsi="BIZ UDPゴシック" w:eastAsia="BIZ UDPゴシック" w:cs="BIZ UDPゴシック"/>
+                      <w:rFonts w:ascii="BIZ UDゴシック" w:hAnsi="BIZ UDゴシック" w:eastAsia="BIZ UDゴシック" w:cs="BIZ UDゴシック"/>
                       <w:color w:val="1F2330"/>
-                      <w:sz w:val="12"/>
-                      <w:szCs w:val="12"/>
+                      <w:sz w:val="11"/>
+                      <w:szCs w:val="11"/>
                     </w:rPr>
                     <w:t xml:space="preserve">とくてい</w:t>
                   </w:r>
@@ -351,10 +351,10 @@
                 <w:rubyBase>
                   <w:r>
                     <w:rPr>
-                      <w:rFonts w:ascii="BIZ UDPゴシック" w:hAnsi="BIZ UDPゴシック" w:eastAsia="BIZ UDPゴシック" w:cs="BIZ UDPゴシック"/>
+                      <w:rFonts w:ascii="BIZ UDゴシック" w:hAnsi="BIZ UDゴシック" w:eastAsia="BIZ UDゴシック" w:cs="BIZ UDゴシック"/>
                       <w:color w:val="1F2330"/>
-                      <w:sz w:val="23"/>
-                      <w:szCs w:val="23"/>
+                      <w:sz w:val="22"/>
+                      <w:szCs w:val="22"/>
                     </w:rPr>
                     <w:t xml:space="preserve">特定</w:t>
                   </w:r>
@@ -363,10 +363,10 @@
             </w:r>
             <w:r>
               <w:rPr>
-                <w:rFonts w:ascii="BIZ UDPゴシック" w:hAnsi="BIZ UDPゴシック" w:eastAsia="BIZ UDPゴシック" w:cs="BIZ UDPゴシック"/>
+                <w:rFonts w:ascii="BIZ UDゴシック" w:hAnsi="BIZ UDゴシック" w:eastAsia="BIZ UDゴシック" w:cs="BIZ UDゴシック"/>
                 <w:color w:val="1F2330"/>
-                <w:sz w:val="23"/>
-                <w:szCs w:val="23"/>
+                <w:sz w:val="22"/>
+                <w:szCs w:val="22"/>
               </w:rPr>
               <w:t xml:space="preserve">されない形にします。</w:t>
             </w:r>
@@ -379,22 +379,22 @@
         </w:trPr>
         <w:tc>
           <w:tcPr>
-            <w:tcW w:type="dxa" w:w="1928"/>
+            <w:tcW w:type="dxa" w:w="1701"/>
             <w:shd w:val="clear" w:color="auto" w:fill="E7E9F5"/>
             <w:vAlign w:val="center"/>
           </w:tcPr>
           <w:p>
             <w:pPr>
-              <w:spacing w:after="0" w:before="0" w:line="300" w:lineRule="exact"/>
+              <w:spacing w:after="0" w:before="0" w:line="274" w:lineRule="exact"/>
             </w:pPr>
             <w:r>
               <w:rPr>
-                <w:rFonts w:ascii="BIZ UDPゴシック" w:hAnsi="BIZ UDPゴシック" w:eastAsia="BIZ UDPゴシック" w:cs="BIZ UDPゴシック"/>
+                <w:rFonts w:ascii="BIZ UDゴシック" w:hAnsi="BIZ UDゴシック" w:eastAsia="BIZ UDゴシック" w:cs="BIZ UDゴシック"/>
                 <w:b/>
                 <w:bCs/>
                 <w:color w:val="0E1E45"/>
-                <w:sz w:val="23"/>
-                <w:szCs w:val="23"/>
+                <w:sz w:val="21"/>
+                <w:szCs w:val="21"/>
               </w:rPr>
               <w:t xml:space="preserve">参加の取りやめ</w:t>
             </w:r>
@@ -402,50 +402,50 @@
         </w:tc>
         <w:tc>
           <w:tcPr>
-            <w:tcW w:type="dxa" w:w="8050"/>
+            <w:tcW w:type="dxa" w:w="8391"/>
             <w:vAlign w:val="center"/>
           </w:tcPr>
           <w:p>
             <w:pPr>
-              <w:spacing w:after="40" w:before="0" w:line="300" w:lineRule="exact"/>
+              <w:spacing w:after="20" w:before="0" w:line="286" w:lineRule="exact"/>
               <w:ind w:left="227" w:hanging="227"/>
             </w:pPr>
             <w:r>
               <w:rPr>
-                <w:rFonts w:ascii="BIZ UDPゴシック" w:hAnsi="BIZ UDPゴシック" w:eastAsia="BIZ UDPゴシック" w:cs="BIZ UDPゴシック"/>
+                <w:rFonts w:ascii="BIZ UDゴシック" w:hAnsi="BIZ UDゴシック" w:eastAsia="BIZ UDゴシック" w:cs="BIZ UDゴシック"/>
                 <w:color w:val="1F2330"/>
-                <w:sz w:val="23"/>
-                <w:szCs w:val="23"/>
+                <w:sz w:val="22"/>
+                <w:szCs w:val="22"/>
               </w:rPr>
               <w:t xml:space="preserve">・いつでも、理由を言わずにやめられます。保護者か先生に伝えてください。</w:t>
             </w:r>
           </w:p>
           <w:p>
             <w:pPr>
-              <w:spacing w:after="40" w:before="0" w:line="300" w:lineRule="exact"/>
+              <w:spacing w:after="20" w:before="0" w:line="286" w:lineRule="exact"/>
               <w:ind w:left="227" w:hanging="227"/>
             </w:pPr>
             <w:r>
               <w:rPr>
-                <w:rFonts w:ascii="BIZ UDPゴシック" w:hAnsi="BIZ UDPゴシック" w:eastAsia="BIZ UDPゴシック" w:cs="BIZ UDPゴシック"/>
+                <w:rFonts w:ascii="BIZ UDゴシック" w:hAnsi="BIZ UDゴシック" w:eastAsia="BIZ UDゴシック" w:cs="BIZ UDゴシック"/>
                 <w:color w:val="1F2330"/>
-                <w:sz w:val="23"/>
-                <w:szCs w:val="23"/>
+                <w:sz w:val="22"/>
+                <w:szCs w:val="22"/>
               </w:rPr>
               <w:t xml:space="preserve">・参加しなくても、途中でやめても、成績や学校での評価には影響しません。</w:t>
             </w:r>
           </w:p>
           <w:p>
             <w:pPr>
-              <w:spacing w:after="40" w:before="0" w:line="440" w:lineRule="exact"/>
+              <w:spacing w:after="20" w:before="0" w:line="416" w:lineRule="exact"/>
               <w:ind w:left="227" w:hanging="227"/>
             </w:pPr>
             <w:r>
               <w:rPr>
-                <w:rFonts w:ascii="BIZ UDPゴシック" w:hAnsi="BIZ UDPゴシック" w:eastAsia="BIZ UDPゴシック" w:cs="BIZ UDPゴシック"/>
+                <w:rFonts w:ascii="BIZ UDゴシック" w:hAnsi="BIZ UDゴシック" w:eastAsia="BIZ UDゴシック" w:cs="BIZ UDゴシック"/>
                 <w:color w:val="1F2330"/>
-                <w:sz w:val="23"/>
-                <w:szCs w:val="23"/>
+                <w:sz w:val="22"/>
+                <w:szCs w:val="22"/>
               </w:rPr>
               <w:t xml:space="preserve">・やめた場合、記録は</w:t>
             </w:r>
@@ -453,18 +453,18 @@
               <w:ruby>
                 <w:rubyPr>
                   <w:rubyAlign w:val="center"/>
-                  <w:hps w:val="12"/>
-                  <w:hpsRaise w:val="21"/>
-                  <w:hpsBaseText w:val="23"/>
+                  <w:hps w:val="11"/>
+                  <w:hpsRaise w:val="20"/>
+                  <w:hpsBaseText w:val="22"/>
                   <w:lid w:val="ja-JP"/>
                 </w:rubyPr>
                 <w:rt>
                   <w:r>
                     <w:rPr>
-                      <w:rFonts w:ascii="BIZ UDPゴシック" w:hAnsi="BIZ UDPゴシック" w:eastAsia="BIZ UDPゴシック" w:cs="BIZ UDPゴシック"/>
+                      <w:rFonts w:ascii="BIZ UDゴシック" w:hAnsi="BIZ UDゴシック" w:eastAsia="BIZ UDゴシック" w:cs="BIZ UDゴシック"/>
                       <w:color w:val="1F2330"/>
-                      <w:sz w:val="12"/>
-                      <w:szCs w:val="12"/>
+                      <w:sz w:val="11"/>
+                      <w:szCs w:val="11"/>
                     </w:rPr>
                     <w:t xml:space="preserve">さくじょ</w:t>
                   </w:r>
@@ -472,10 +472,10 @@
                 <w:rubyBase>
                   <w:r>
                     <w:rPr>
-                      <w:rFonts w:ascii="BIZ UDPゴシック" w:hAnsi="BIZ UDPゴシック" w:eastAsia="BIZ UDPゴシック" w:cs="BIZ UDPゴシック"/>
+                      <w:rFonts w:ascii="BIZ UDゴシック" w:hAnsi="BIZ UDゴシック" w:eastAsia="BIZ UDゴシック" w:cs="BIZ UDゴシック"/>
                       <w:color w:val="1F2330"/>
-                      <w:sz w:val="23"/>
-                      <w:szCs w:val="23"/>
+                      <w:sz w:val="22"/>
+                      <w:szCs w:val="22"/>
                     </w:rPr>
                     <w:t xml:space="preserve">削除</w:t>
                   </w:r>
@@ -484,10 +484,10 @@
             </w:r>
             <w:r>
               <w:rPr>
-                <w:rFonts w:ascii="BIZ UDPゴシック" w:hAnsi="BIZ UDPゴシック" w:eastAsia="BIZ UDPゴシック" w:cs="BIZ UDPゴシック"/>
+                <w:rFonts w:ascii="BIZ UDゴシック" w:hAnsi="BIZ UDゴシック" w:eastAsia="BIZ UDゴシック" w:cs="BIZ UDゴシック"/>
                 <w:color w:val="1F2330"/>
-                <w:sz w:val="23"/>
-                <w:szCs w:val="23"/>
+                <w:sz w:val="22"/>
+                <w:szCs w:val="22"/>
               </w:rPr>
               <w:t xml:space="preserve">されます（すでに</w:t>
             </w:r>
@@ -495,18 +495,18 @@
               <w:ruby>
                 <w:rubyPr>
                   <w:rubyAlign w:val="center"/>
-                  <w:hps w:val="12"/>
-                  <w:hpsRaise w:val="21"/>
-                  <w:hpsBaseText w:val="23"/>
+                  <w:hps w:val="11"/>
+                  <w:hpsRaise w:val="20"/>
+                  <w:hpsBaseText w:val="22"/>
                   <w:lid w:val="ja-JP"/>
                 </w:rubyPr>
                 <w:rt>
                   <w:r>
                     <w:rPr>
-                      <w:rFonts w:ascii="BIZ UDPゴシック" w:hAnsi="BIZ UDPゴシック" w:eastAsia="BIZ UDPゴシック" w:cs="BIZ UDPゴシック"/>
+                      <w:rFonts w:ascii="BIZ UDゴシック" w:hAnsi="BIZ UDゴシック" w:eastAsia="BIZ UDゴシック" w:cs="BIZ UDゴシック"/>
                       <w:color w:val="1F2330"/>
-                      <w:sz w:val="12"/>
-                      <w:szCs w:val="12"/>
+                      <w:sz w:val="11"/>
+                      <w:szCs w:val="11"/>
                     </w:rPr>
                     <w:t xml:space="preserve">しゅうけい</w:t>
                   </w:r>
@@ -514,10 +514,10 @@
                 <w:rubyBase>
                   <w:r>
                     <w:rPr>
-                      <w:rFonts w:ascii="BIZ UDPゴシック" w:hAnsi="BIZ UDPゴシック" w:eastAsia="BIZ UDPゴシック" w:cs="BIZ UDPゴシック"/>
+                      <w:rFonts w:ascii="BIZ UDゴシック" w:hAnsi="BIZ UDゴシック" w:eastAsia="BIZ UDゴシック" w:cs="BIZ UDゴシック"/>
                       <w:color w:val="1F2330"/>
-                      <w:sz w:val="23"/>
-                      <w:szCs w:val="23"/>
+                      <w:sz w:val="22"/>
+                      <w:szCs w:val="22"/>
                     </w:rPr>
                     <w:t xml:space="preserve">集計</w:t>
                   </w:r>
@@ -526,10 +526,10 @@
             </w:r>
             <w:r>
               <w:rPr>
-                <w:rFonts w:ascii="BIZ UDPゴシック" w:hAnsi="BIZ UDPゴシック" w:eastAsia="BIZ UDPゴシック" w:cs="BIZ UDPゴシック"/>
+                <w:rFonts w:ascii="BIZ UDゴシック" w:hAnsi="BIZ UDゴシック" w:eastAsia="BIZ UDゴシック" w:cs="BIZ UDゴシック"/>
                 <w:color w:val="1F2330"/>
-                <w:sz w:val="23"/>
-                <w:szCs w:val="23"/>
+                <w:sz w:val="22"/>
+                <w:szCs w:val="22"/>
               </w:rPr>
               <w:t xml:space="preserve">・発表した結果は除きます）。</w:t>
             </w:r>
@@ -542,22 +542,22 @@
         </w:trPr>
         <w:tc>
           <w:tcPr>
-            <w:tcW w:type="dxa" w:w="1928"/>
+            <w:tcW w:type="dxa" w:w="1701"/>
             <w:shd w:val="clear" w:color="auto" w:fill="E7E9F5"/>
             <w:vAlign w:val="center"/>
           </w:tcPr>
           <w:p>
             <w:pPr>
-              <w:spacing w:after="0" w:before="0" w:line="300" w:lineRule="exact"/>
+              <w:spacing w:after="0" w:before="0" w:line="274" w:lineRule="exact"/>
             </w:pPr>
             <w:r>
               <w:rPr>
-                <w:rFonts w:ascii="BIZ UDPゴシック" w:hAnsi="BIZ UDPゴシック" w:eastAsia="BIZ UDPゴシック" w:cs="BIZ UDPゴシック"/>
+                <w:rFonts w:ascii="BIZ UDゴシック" w:hAnsi="BIZ UDゴシック" w:eastAsia="BIZ UDゴシック" w:cs="BIZ UDゴシック"/>
                 <w:b/>
                 <w:bCs/>
                 <w:color w:val="0E1E45"/>
-                <w:sz w:val="23"/>
-                <w:szCs w:val="23"/>
+                <w:sz w:val="21"/>
+                <w:szCs w:val="21"/>
               </w:rPr>
               <w:t xml:space="preserve">注意</w:t>
             </w:r>
@@ -565,20 +565,20 @@
         </w:tc>
         <w:tc>
           <w:tcPr>
-            <w:tcW w:type="dxa" w:w="8050"/>
+            <w:tcW w:type="dxa" w:w="8391"/>
             <w:vAlign w:val="center"/>
           </w:tcPr>
           <w:p>
             <w:pPr>
-              <w:spacing w:after="40" w:before="0" w:line="440" w:lineRule="exact"/>
+              <w:spacing w:after="20" w:before="0" w:line="416" w:lineRule="exact"/>
               <w:ind w:left="227" w:hanging="227"/>
             </w:pPr>
             <w:r>
               <w:rPr>
-                <w:rFonts w:ascii="BIZ UDPゴシック" w:hAnsi="BIZ UDPゴシック" w:eastAsia="BIZ UDPゴシック" w:cs="BIZ UDPゴシック"/>
+                <w:rFonts w:ascii="BIZ UDゴシック" w:hAnsi="BIZ UDゴシック" w:eastAsia="BIZ UDゴシック" w:cs="BIZ UDゴシック"/>
                 <w:color w:val="1F2330"/>
-                <w:sz w:val="23"/>
-                <w:szCs w:val="23"/>
+                <w:sz w:val="22"/>
+                <w:szCs w:val="22"/>
               </w:rPr>
               <w:t xml:space="preserve">・練習を</w:t>
             </w:r>
@@ -586,18 +586,18 @@
               <w:ruby>
                 <w:rubyPr>
                   <w:rubyAlign w:val="center"/>
-                  <w:hps w:val="12"/>
-                  <w:hpsRaise w:val="21"/>
-                  <w:hpsBaseText w:val="23"/>
+                  <w:hps w:val="11"/>
+                  <w:hpsRaise w:val="20"/>
+                  <w:hpsBaseText w:val="22"/>
                   <w:lid w:val="ja-JP"/>
                 </w:rubyPr>
                 <w:rt>
                   <w:r>
                     <w:rPr>
-                      <w:rFonts w:ascii="BIZ UDPゴシック" w:hAnsi="BIZ UDPゴシック" w:eastAsia="BIZ UDPゴシック" w:cs="BIZ UDPゴシック"/>
+                      <w:rFonts w:ascii="BIZ UDゴシック" w:hAnsi="BIZ UDゴシック" w:eastAsia="BIZ UDゴシック" w:cs="BIZ UDゴシック"/>
                       <w:color w:val="1F2330"/>
-                      <w:sz w:val="12"/>
-                      <w:szCs w:val="12"/>
+                      <w:sz w:val="11"/>
+                      <w:szCs w:val="11"/>
                     </w:rPr>
                     <w:t xml:space="preserve">ふたん</w:t>
                   </w:r>
@@ -605,10 +605,10 @@
                 <w:rubyBase>
                   <w:r>
                     <w:rPr>
-                      <w:rFonts w:ascii="BIZ UDPゴシック" w:hAnsi="BIZ UDPゴシック" w:eastAsia="BIZ UDPゴシック" w:cs="BIZ UDPゴシック"/>
+                      <w:rFonts w:ascii="BIZ UDゴシック" w:hAnsi="BIZ UDゴシック" w:eastAsia="BIZ UDゴシック" w:cs="BIZ UDゴシック"/>
                       <w:color w:val="1F2330"/>
-                      <w:sz w:val="23"/>
-                      <w:szCs w:val="23"/>
+                      <w:sz w:val="22"/>
+                      <w:szCs w:val="22"/>
                     </w:rPr>
                     <w:t xml:space="preserve">負担</w:t>
                   </w:r>
@@ -617,25 +617,25 @@
             </w:r>
             <w:r>
               <w:rPr>
-                <w:rFonts w:ascii="BIZ UDPゴシック" w:hAnsi="BIZ UDPゴシック" w:eastAsia="BIZ UDPゴシック" w:cs="BIZ UDPゴシック"/>
+                <w:rFonts w:ascii="BIZ UDゴシック" w:hAnsi="BIZ UDゴシック" w:eastAsia="BIZ UDゴシック" w:cs="BIZ UDゴシック"/>
                 <w:color w:val="1F2330"/>
-                <w:sz w:val="23"/>
-                <w:szCs w:val="23"/>
+                <w:sz w:val="22"/>
+                <w:szCs w:val="22"/>
               </w:rPr>
               <w:t xml:space="preserve">に感じたら、無理をせず保護者か先生に相談してください。</w:t>
             </w:r>
           </w:p>
           <w:p>
             <w:pPr>
-              <w:spacing w:after="40" w:before="0" w:line="440" w:lineRule="exact"/>
+              <w:spacing w:after="20" w:before="0" w:line="416" w:lineRule="exact"/>
               <w:ind w:left="227" w:hanging="227"/>
             </w:pPr>
             <w:r>
               <w:rPr>
-                <w:rFonts w:ascii="BIZ UDPゴシック" w:hAnsi="BIZ UDPゴシック" w:eastAsia="BIZ UDPゴシック" w:cs="BIZ UDPゴシック"/>
+                <w:rFonts w:ascii="BIZ UDゴシック" w:hAnsi="BIZ UDゴシック" w:eastAsia="BIZ UDゴシック" w:cs="BIZ UDゴシック"/>
                 <w:color w:val="1F2330"/>
-                <w:sz w:val="23"/>
-                <w:szCs w:val="23"/>
+                <w:sz w:val="22"/>
+                <w:szCs w:val="22"/>
               </w:rPr>
               <w:t xml:space="preserve">・アプリを使っても、発音が</w:t>
             </w:r>
@@ -643,18 +643,18 @@
               <w:ruby>
                 <w:rubyPr>
                   <w:rubyAlign w:val="center"/>
-                  <w:hps w:val="12"/>
-                  <w:hpsRaise w:val="21"/>
-                  <w:hpsBaseText w:val="23"/>
+                  <w:hps w:val="11"/>
+                  <w:hpsRaise w:val="20"/>
+                  <w:hpsBaseText w:val="22"/>
                   <w:lid w:val="ja-JP"/>
                 </w:rubyPr>
                 <w:rt>
                   <w:r>
                     <w:rPr>
-                      <w:rFonts w:ascii="BIZ UDPゴシック" w:hAnsi="BIZ UDPゴシック" w:eastAsia="BIZ UDPゴシック" w:cs="BIZ UDPゴシック"/>
+                      <w:rFonts w:ascii="BIZ UDゴシック" w:hAnsi="BIZ UDゴシック" w:eastAsia="BIZ UDゴシック" w:cs="BIZ UDゴシック"/>
                       <w:color w:val="1F2330"/>
-                      <w:sz w:val="12"/>
-                      <w:szCs w:val="12"/>
+                      <w:sz w:val="11"/>
+                      <w:szCs w:val="11"/>
                     </w:rPr>
                     <w:t xml:space="preserve">かいぜん</w:t>
                   </w:r>
@@ -662,10 +662,10 @@
                 <w:rubyBase>
                   <w:r>
                     <w:rPr>
-                      <w:rFonts w:ascii="BIZ UDPゴシック" w:hAnsi="BIZ UDPゴシック" w:eastAsia="BIZ UDPゴシック" w:cs="BIZ UDPゴシック"/>
+                      <w:rFonts w:ascii="BIZ UDゴシック" w:hAnsi="BIZ UDゴシック" w:eastAsia="BIZ UDゴシック" w:cs="BIZ UDゴシック"/>
                       <w:color w:val="1F2330"/>
-                      <w:sz w:val="23"/>
-                      <w:szCs w:val="23"/>
+                      <w:sz w:val="22"/>
+                      <w:szCs w:val="22"/>
                     </w:rPr>
                     <w:t xml:space="preserve">改善</w:t>
                   </w:r>
@@ -674,10 +674,10 @@
             </w:r>
             <w:r>
               <w:rPr>
-                <w:rFonts w:ascii="BIZ UDPゴシック" w:hAnsi="BIZ UDPゴシック" w:eastAsia="BIZ UDPゴシック" w:cs="BIZ UDPゴシック"/>
+                <w:rFonts w:ascii="BIZ UDゴシック" w:hAnsi="BIZ UDゴシック" w:eastAsia="BIZ UDゴシック" w:cs="BIZ UDゴシック"/>
                 <w:color w:val="1F2330"/>
-                <w:sz w:val="23"/>
-                <w:szCs w:val="23"/>
+                <w:sz w:val="22"/>
+                <w:szCs w:val="22"/>
               </w:rPr>
               <w:t xml:space="preserve">しない場合もあります。</w:t>
             </w:r>
@@ -690,22 +690,22 @@
         </w:trPr>
         <w:tc>
           <w:tcPr>
-            <w:tcW w:type="dxa" w:w="1928"/>
+            <w:tcW w:type="dxa" w:w="1701"/>
             <w:shd w:val="clear" w:color="auto" w:fill="E7E9F5"/>
             <w:vAlign w:val="center"/>
           </w:tcPr>
           <w:p>
             <w:pPr>
-              <w:spacing w:after="0" w:before="0" w:line="300" w:lineRule="exact"/>
+              <w:spacing w:after="0" w:before="0" w:line="274" w:lineRule="exact"/>
             </w:pPr>
             <w:r>
               <w:rPr>
-                <w:rFonts w:ascii="BIZ UDPゴシック" w:hAnsi="BIZ UDPゴシック" w:eastAsia="BIZ UDPゴシック" w:cs="BIZ UDPゴシック"/>
+                <w:rFonts w:ascii="BIZ UDゴシック" w:hAnsi="BIZ UDゴシック" w:eastAsia="BIZ UDゴシック" w:cs="BIZ UDゴシック"/>
                 <w:b/>
                 <w:bCs/>
                 <w:color w:val="0E1E45"/>
-                <w:sz w:val="23"/>
-                <w:szCs w:val="23"/>
+                <w:sz w:val="21"/>
+                <w:szCs w:val="21"/>
               </w:rPr>
               <w:t xml:space="preserve">問い合わせ</w:t>
             </w:r>
@@ -713,65 +713,65 @@
         </w:tc>
         <w:tc>
           <w:tcPr>
-            <w:tcW w:type="dxa" w:w="8050"/>
+            <w:tcW w:type="dxa" w:w="8391"/>
             <w:vAlign w:val="center"/>
           </w:tcPr>
           <w:p>
             <w:pPr>
-              <w:spacing w:after="40" w:before="0" w:line="440" w:lineRule="exact"/>
+              <w:spacing w:after="20" w:before="0" w:line="416" w:lineRule="exact"/>
               <w:ind w:left="227" w:hanging="227"/>
             </w:pPr>
             <w:r>
               <w:rPr>
-                <w:rFonts w:ascii="BIZ UDPゴシック" w:hAnsi="BIZ UDPゴシック" w:eastAsia="BIZ UDPゴシック" w:cs="BIZ UDPゴシック"/>
+                <w:rFonts w:ascii="BIZ UDゴシック" w:hAnsi="BIZ UDゴシック" w:eastAsia="BIZ UDゴシック" w:cs="BIZ UDゴシック"/>
                 <w:color w:val="1F2330"/>
-                <w:sz w:val="23"/>
-                <w:szCs w:val="23"/>
+                <w:sz w:val="22"/>
+                <w:szCs w:val="22"/>
               </w:rPr>
               <w:t xml:space="preserve">・担当の先生（</w:t>
             </w:r>
             <w:r>
               <w:rPr>
-                <w:rFonts w:ascii="BIZ UDPゴシック" w:hAnsi="BIZ UDPゴシック" w:eastAsia="BIZ UDPゴシック" w:cs="BIZ UDPゴシック"/>
+                <w:rFonts w:ascii="BIZ UDゴシック" w:hAnsi="BIZ UDゴシック" w:eastAsia="BIZ UDゴシック" w:cs="BIZ UDゴシック"/>
                 <w:b/>
                 <w:bCs/>
                 <w:color w:val="1F2330"/>
-                <w:sz w:val="23"/>
-                <w:szCs w:val="23"/>
+                <w:sz w:val="22"/>
+                <w:szCs w:val="22"/>
                 <w:highlight w:val="yellow"/>
               </w:rPr>
               <w:t xml:space="preserve">【</w:t>
             </w:r>
             <w:r>
               <w:rPr>
-                <w:rFonts w:ascii="BIZ UDPゴシック" w:hAnsi="BIZ UDPゴシック" w:eastAsia="BIZ UDPゴシック" w:cs="BIZ UDPゴシック"/>
+                <w:rFonts w:ascii="BIZ UDゴシック" w:hAnsi="BIZ UDゴシック" w:eastAsia="BIZ UDゴシック" w:cs="BIZ UDゴシック"/>
                 <w:b/>
                 <w:bCs/>
                 <w:color w:val="1F2330"/>
-                <w:sz w:val="23"/>
-                <w:szCs w:val="23"/>
+                <w:sz w:val="22"/>
+                <w:szCs w:val="22"/>
                 <w:highlight w:val="yellow"/>
               </w:rPr>
               <w:t xml:space="preserve">要記入</w:t>
             </w:r>
             <w:r>
               <w:rPr>
-                <w:rFonts w:ascii="BIZ UDPゴシック" w:hAnsi="BIZ UDPゴシック" w:eastAsia="BIZ UDPゴシック" w:cs="BIZ UDPゴシック"/>
+                <w:rFonts w:ascii="BIZ UDゴシック" w:hAnsi="BIZ UDゴシック" w:eastAsia="BIZ UDゴシック" w:cs="BIZ UDゴシック"/>
                 <w:b/>
                 <w:bCs/>
                 <w:color w:val="1F2330"/>
-                <w:sz w:val="23"/>
-                <w:szCs w:val="23"/>
+                <w:sz w:val="22"/>
+                <w:szCs w:val="22"/>
                 <w:highlight w:val="yellow"/>
               </w:rPr>
               <w:t xml:space="preserve">】</w:t>
             </w:r>
             <w:r>
               <w:rPr>
-                <w:rFonts w:ascii="BIZ UDPゴシック" w:hAnsi="BIZ UDPゴシック" w:eastAsia="BIZ UDPゴシック" w:cs="BIZ UDPゴシック"/>
+                <w:rFonts w:ascii="BIZ UDゴシック" w:hAnsi="BIZ UDゴシック" w:eastAsia="BIZ UDゴシック" w:cs="BIZ UDゴシック"/>
                 <w:color w:val="1F2330"/>
-                <w:sz w:val="23"/>
-                <w:szCs w:val="23"/>
+                <w:sz w:val="22"/>
+                <w:szCs w:val="22"/>
               </w:rPr>
               <w:t xml:space="preserve">）、または研究者の前田</w:t>
             </w:r>
@@ -779,18 +779,18 @@
               <w:ruby>
                 <w:rubyPr>
                   <w:rubyAlign w:val="center"/>
-                  <w:hps w:val="12"/>
-                  <w:hpsRaise w:val="21"/>
-                  <w:hpsBaseText w:val="23"/>
+                  <w:hps w:val="11"/>
+                  <w:hpsRaise w:val="20"/>
+                  <w:hpsBaseText w:val="22"/>
                   <w:lid w:val="ja-JP"/>
                 </w:rubyPr>
                 <w:rt>
                   <w:r>
                     <w:rPr>
-                      <w:rFonts w:ascii="BIZ UDPゴシック" w:hAnsi="BIZ UDPゴシック" w:eastAsia="BIZ UDPゴシック" w:cs="BIZ UDPゴシック"/>
+                      <w:rFonts w:ascii="BIZ UDゴシック" w:hAnsi="BIZ UDゴシック" w:eastAsia="BIZ UDゴシック" w:cs="BIZ UDゴシック"/>
                       <w:color w:val="1F2330"/>
-                      <w:sz w:val="12"/>
-                      <w:szCs w:val="12"/>
+                      <w:sz w:val="11"/>
+                      <w:szCs w:val="11"/>
                     </w:rPr>
                     <w:t xml:space="preserve">ゆうき</w:t>
                   </w:r>
@@ -798,10 +798,10 @@
                 <w:rubyBase>
                   <w:r>
                     <w:rPr>
-                      <w:rFonts w:ascii="BIZ UDPゴシック" w:hAnsi="BIZ UDPゴシック" w:eastAsia="BIZ UDPゴシック" w:cs="BIZ UDPゴシック"/>
+                      <w:rFonts w:ascii="BIZ UDゴシック" w:hAnsi="BIZ UDゴシック" w:eastAsia="BIZ UDゴシック" w:cs="BIZ UDゴシック"/>
                       <w:color w:val="1F2330"/>
-                      <w:sz w:val="23"/>
-                      <w:szCs w:val="23"/>
+                      <w:sz w:val="22"/>
+                      <w:szCs w:val="22"/>
                     </w:rPr>
                     <w:t xml:space="preserve">侑輝</w:t>
                   </w:r>
@@ -810,10 +810,10 @@
             </w:r>
             <w:r>
               <w:rPr>
-                <w:rFonts w:ascii="BIZ UDPゴシック" w:hAnsi="BIZ UDPゴシック" w:eastAsia="BIZ UDPゴシック" w:cs="BIZ UDPゴシック"/>
+                <w:rFonts w:ascii="BIZ UDゴシック" w:hAnsi="BIZ UDゴシック" w:eastAsia="BIZ UDゴシック" w:cs="BIZ UDゴシック"/>
                 <w:color w:val="1F2330"/>
-                <w:sz w:val="23"/>
-                <w:szCs w:val="23"/>
+                <w:sz w:val="22"/>
+                <w:szCs w:val="22"/>
               </w:rPr>
               <w:t xml:space="preserve">（金沢工業大学）まで。</w:t>
             </w:r>
@@ -823,23 +823,23 @@
     </w:tbl>
     <w:p>
       <w:pPr>
-        <w:spacing w:before="200" w:after="60" w:line="300" w:lineRule="exact"/>
+        <w:spacing w:before="200" w:after="60" w:line="286" w:lineRule="exact"/>
       </w:pPr>
       <w:r>
         <w:rPr>
-          <w:rFonts w:ascii="BIZ UDPゴシック" w:hAnsi="BIZ UDPゴシック" w:eastAsia="BIZ UDPゴシック" w:cs="BIZ UDPゴシック"/>
+          <w:rFonts w:ascii="BIZ UDゴシック" w:hAnsi="BIZ UDゴシック" w:eastAsia="BIZ UDゴシック" w:cs="BIZ UDゴシック"/>
           <w:b/>
           <w:bCs/>
           <w:color w:val="1F2330"/>
-          <w:sz w:val="23"/>
-          <w:szCs w:val="23"/>
+          <w:sz w:val="22"/>
+          <w:szCs w:val="22"/>
         </w:rPr>
         <w:t xml:space="preserve">当てはまる方に ○ をつけてください。</w:t>
       </w:r>
     </w:p>
     <w:tbl>
       <w:tblPr>
-        <w:tblW w:type="dxa" w:w="9979"/>
+        <w:tblW w:type="dxa" w:w="10092"/>
         <w:jc w:val="center"/>
         <w:tblBorders>
           <w:top w:val="single" w:sz="6" w:space="0" w:color="9AA0B8"/>
@@ -859,7 +859,7 @@
         <w:tblLook w:firstColumn="1" w:firstRow="1" w:lastColumn="0" w:lastRow="0" w:noHBand="0" w:noVBand="1" w:val="04A0"/>
       </w:tblPr>
       <w:tblGrid>
-        <w:gridCol w:w="7484"/>
+        <w:gridCol w:w="7597"/>
         <w:gridCol w:w="1247"/>
         <w:gridCol w:w="1247"/>
       </w:tblGrid>
@@ -869,7 +869,7 @@
         </w:trPr>
         <w:tc>
           <w:tcPr>
-            <w:tcW w:type="dxa" w:w="7483"/>
+            <w:tcW w:type="dxa" w:w="7597"/>
             <w:vAlign w:val="center"/>
           </w:tcPr>
           <w:p>
@@ -878,7 +878,7 @@
             </w:pPr>
             <w:r>
               <w:rPr>
-                <w:rFonts w:ascii="BIZ UDPゴシック" w:hAnsi="BIZ UDPゴシック" w:eastAsia="BIZ UDPゴシック" w:cs="BIZ UDPゴシック"/>
+                <w:rFonts w:ascii="BIZ UDゴシック" w:hAnsi="BIZ UDゴシック" w:eastAsia="BIZ UDゴシック" w:cs="BIZ UDゴシック"/>
                 <w:b/>
                 <w:bCs/>
                 <w:sz w:val="24"/>
@@ -900,7 +900,7 @@
             </w:pPr>
             <w:r>
               <w:rPr>
-                <w:rFonts w:ascii="BIZ UDPゴシック" w:hAnsi="BIZ UDPゴシック" w:eastAsia="BIZ UDPゴシック" w:cs="BIZ UDPゴシック"/>
+                <w:rFonts w:ascii="BIZ UDゴシック" w:hAnsi="BIZ UDゴシック" w:eastAsia="BIZ UDゴシック" w:cs="BIZ UDゴシック"/>
                 <w:color w:val="1F2330"/>
                 <w:sz w:val="26"/>
                 <w:szCs w:val="26"/>
@@ -921,7 +921,7 @@
             </w:pPr>
             <w:r>
               <w:rPr>
-                <w:rFonts w:ascii="BIZ UDPゴシック" w:hAnsi="BIZ UDPゴシック" w:eastAsia="BIZ UDPゴシック" w:cs="BIZ UDPゴシック"/>
+                <w:rFonts w:ascii="BIZ UDゴシック" w:hAnsi="BIZ UDゴシック" w:eastAsia="BIZ UDゴシック" w:cs="BIZ UDゴシック"/>
                 <w:color w:val="1F2330"/>
                 <w:sz w:val="26"/>
                 <w:szCs w:val="26"/>
@@ -937,7 +937,7 @@
         </w:trPr>
         <w:tc>
           <w:tcPr>
-            <w:tcW w:type="dxa" w:w="7483"/>
+            <w:tcW w:type="dxa" w:w="7597"/>
             <w:vAlign w:val="center"/>
           </w:tcPr>
           <w:p>
@@ -946,7 +946,7 @@
             </w:pPr>
             <w:r>
               <w:rPr>
-                <w:rFonts w:ascii="BIZ UDPゴシック" w:hAnsi="BIZ UDPゴシック" w:eastAsia="BIZ UDPゴシック" w:cs="BIZ UDPゴシック"/>
+                <w:rFonts w:ascii="BIZ UDゴシック" w:hAnsi="BIZ UDゴシック" w:eastAsia="BIZ UDゴシック" w:cs="BIZ UDゴシック"/>
                 <w:b/>
                 <w:bCs/>
                 <w:sz w:val="24"/>
@@ -961,7 +961,7 @@
             </w:pPr>
             <w:r>
               <w:rPr>
-                <w:rFonts w:ascii="BIZ UDPゴシック" w:hAnsi="BIZ UDPゴシック" w:eastAsia="BIZ UDPゴシック" w:cs="BIZ UDPゴシック"/>
+                <w:rFonts w:ascii="BIZ UDゴシック" w:hAnsi="BIZ UDゴシック" w:eastAsia="BIZ UDゴシック" w:cs="BIZ UDゴシック"/>
                 <w:color w:val="5A6070"/>
                 <w:sz w:val="19"/>
                 <w:szCs w:val="19"/>
@@ -982,7 +982,7 @@
             </w:pPr>
             <w:r>
               <w:rPr>
-                <w:rFonts w:ascii="BIZ UDPゴシック" w:hAnsi="BIZ UDPゴシック" w:eastAsia="BIZ UDPゴシック" w:cs="BIZ UDPゴシック"/>
+                <w:rFonts w:ascii="BIZ UDゴシック" w:hAnsi="BIZ UDゴシック" w:eastAsia="BIZ UDゴシック" w:cs="BIZ UDゴシック"/>
                 <w:color w:val="1F2330"/>
                 <w:sz w:val="26"/>
                 <w:szCs w:val="26"/>
@@ -1003,7 +1003,7 @@
             </w:pPr>
             <w:r>
               <w:rPr>
-                <w:rFonts w:ascii="BIZ UDPゴシック" w:hAnsi="BIZ UDPゴシック" w:eastAsia="BIZ UDPゴシック" w:cs="BIZ UDPゴシック"/>
+                <w:rFonts w:ascii="BIZ UDゴシック" w:hAnsi="BIZ UDゴシック" w:eastAsia="BIZ UDゴシック" w:cs="BIZ UDゴシック"/>
                 <w:color w:val="1F2330"/>
                 <w:sz w:val="26"/>
                 <w:szCs w:val="26"/>
@@ -1019,7 +1019,7 @@
         </w:trPr>
         <w:tc>
           <w:tcPr>
-            <w:tcW w:type="dxa" w:w="7483"/>
+            <w:tcW w:type="dxa" w:w="7597"/>
             <w:shd w:val="clear" w:color="auto" w:fill="F4F5FB"/>
             <w:vAlign w:val="center"/>
           </w:tcPr>
@@ -1029,7 +1029,7 @@
             </w:pPr>
             <w:r>
               <w:rPr>
-                <w:rFonts w:ascii="BIZ UDPゴシック" w:hAnsi="BIZ UDPゴシック" w:eastAsia="BIZ UDPゴシック" w:cs="BIZ UDPゴシック"/>
+                <w:rFonts w:ascii="BIZ UDゴシック" w:hAnsi="BIZ UDゴシック" w:eastAsia="BIZ UDゴシック" w:cs="BIZ UDゴシック"/>
                 <w:b/>
                 <w:bCs/>
                 <w:color w:val="0E1E45"/>
@@ -1052,7 +1052,7 @@
             </w:pPr>
             <w:r>
               <w:rPr>
-                <w:rFonts w:ascii="BIZ UDPゴシック" w:hAnsi="BIZ UDPゴシック" w:eastAsia="BIZ UDPゴシック" w:cs="BIZ UDPゴシック"/>
+                <w:rFonts w:ascii="BIZ UDゴシック" w:hAnsi="BIZ UDゴシック" w:eastAsia="BIZ UDゴシック" w:cs="BIZ UDゴシック"/>
                 <w:b/>
                 <w:bCs/>
                 <w:color w:val="1F2330"/>
@@ -1075,7 +1075,7 @@
             </w:pPr>
             <w:r>
               <w:rPr>
-                <w:rFonts w:ascii="BIZ UDPゴシック" w:hAnsi="BIZ UDPゴシック" w:eastAsia="BIZ UDPゴシック" w:cs="BIZ UDPゴシック"/>
+                <w:rFonts w:ascii="BIZ UDゴシック" w:hAnsi="BIZ UDゴシック" w:eastAsia="BIZ UDゴシック" w:cs="BIZ UDゴシック"/>
                 <w:b/>
                 <w:bCs/>
                 <w:color w:val="1F2330"/>
@@ -1094,7 +1094,7 @@
       </w:pPr>
       <w:r>
         <w:rPr>
-          <w:rFonts w:ascii="BIZ UDPゴシック" w:hAnsi="BIZ UDPゴシック" w:eastAsia="BIZ UDPゴシック" w:cs="BIZ UDPゴシック"/>
+          <w:rFonts w:ascii="BIZ UDゴシック" w:hAnsi="BIZ UDゴシック" w:eastAsia="BIZ UDゴシック" w:cs="BIZ UDゴシック"/>
           <w:color w:val="5A6070"/>
           <w:sz w:val="20"/>
           <w:szCs w:val="20"/>
@@ -1109,7 +1109,7 @@
     </w:p>
     <w:tbl>
       <w:tblPr>
-        <w:tblW w:type="dxa" w:w="9979"/>
+        <w:tblW w:type="dxa" w:w="10092"/>
         <w:jc w:val="center"/>
         <w:tblBorders>
           <w:top w:val="single" w:sz="6" w:space="0" w:color="9AA0B8"/>
@@ -1132,7 +1132,7 @@
         <w:gridCol w:w="1474"/>
         <w:gridCol w:w="3515"/>
         <w:gridCol w:w="1701"/>
-        <w:gridCol w:w="3288"/>
+        <w:gridCol w:w="3402"/>
       </w:tblGrid>
       <w:tr>
         <w:trPr>
@@ -1150,7 +1150,7 @@
             </w:pPr>
             <w:r>
               <w:rPr>
-                <w:rFonts w:ascii="BIZ UDPゴシック" w:hAnsi="BIZ UDPゴシック" w:eastAsia="BIZ UDPゴシック" w:cs="BIZ UDPゴシック"/>
+                <w:rFonts w:ascii="BIZ UDゴシック" w:hAnsi="BIZ UDゴシック" w:eastAsia="BIZ UDゴシック" w:cs="BIZ UDゴシック"/>
                 <w:b/>
                 <w:bCs/>
                 <w:color w:val="1F2330"/>
@@ -1172,7 +1172,7 @@
             </w:pPr>
             <w:r>
               <w:rPr>
-                <w:rFonts w:ascii="BIZ UDPゴシック" w:hAnsi="BIZ UDPゴシック" w:eastAsia="BIZ UDPゴシック" w:cs="BIZ UDPゴシック"/>
+                <w:rFonts w:ascii="BIZ UDゴシック" w:hAnsi="BIZ UDゴシック" w:eastAsia="BIZ UDゴシック" w:cs="BIZ UDゴシック"/>
                 <w:color w:val="1F2330"/>
                 <w:sz w:val="22"/>
                 <w:szCs w:val="22"/>
@@ -1193,7 +1193,7 @@
             </w:pPr>
             <w:r>
               <w:rPr>
-                <w:rFonts w:ascii="BIZ UDPゴシック" w:hAnsi="BIZ UDPゴシック" w:eastAsia="BIZ UDPゴシック" w:cs="BIZ UDPゴシック"/>
+                <w:rFonts w:ascii="BIZ UDゴシック" w:hAnsi="BIZ UDゴシック" w:eastAsia="BIZ UDゴシック" w:cs="BIZ UDゴシック"/>
                 <w:b/>
                 <w:bCs/>
                 <w:color w:val="1F2330"/>
@@ -1206,7 +1206,7 @@
         </w:tc>
         <w:tc>
           <w:tcPr>
-            <w:tcW w:type="dxa" w:w="3288"/>
+            <w:tcW w:type="dxa" w:w="3402"/>
             <w:vAlign w:val="center"/>
           </w:tcPr>
           <w:p/>
@@ -1240,7 +1240,7 @@
             </w:pPr>
             <w:r>
               <w:rPr>
-                <w:rFonts w:ascii="BIZ UDPゴシック" w:hAnsi="BIZ UDPゴシック" w:eastAsia="BIZ UDPゴシック" w:cs="BIZ UDPゴシック"/>
+                <w:rFonts w:ascii="BIZ UDゴシック" w:hAnsi="BIZ UDゴシック" w:eastAsia="BIZ UDゴシック" w:cs="BIZ UDゴシック"/>
                 <w:b/>
                 <w:bCs/>
                 <w:color w:val="1F2330"/>
@@ -1253,7 +1253,7 @@
         </w:tc>
         <w:tc>
           <w:tcPr>
-            <w:tcW w:type="dxa" w:w="3288"/>
+            <w:tcW w:type="dxa" w:w="3402"/>
             <w:vAlign w:val="center"/>
           </w:tcPr>
           <w:p/>
@@ -1266,7 +1266,7 @@
       </w:pPr>
       <w:r>
         <w:rPr>
-          <w:rFonts w:ascii="BIZ UDPゴシック" w:hAnsi="BIZ UDPゴシック" w:eastAsia="BIZ UDPゴシック" w:cs="BIZ UDPゴシック"/>
+          <w:rFonts w:ascii="BIZ UDゴシック" w:hAnsi="BIZ UDゴシック" w:eastAsia="BIZ UDゴシック" w:cs="BIZ UDゴシック"/>
           <w:color w:val="5A6070"/>
           <w:sz w:val="19"/>
           <w:szCs w:val="19"/>
@@ -1277,7 +1277,7 @@
     <w:sectPr>
       <w:footerReference w:type="default" r:id="rId9"/>
       <w:pgSz w:w="11906" w:h="16838"/>
-      <w:pgMar w:top="680" w:right="964" w:bottom="624" w:left="964" w:header="340" w:footer="340" w:gutter="0"/>
+      <w:pgMar w:top="680" w:right="907" w:bottom="624" w:left="907" w:header="340" w:footer="340" w:gutter="0"/>
       <w:cols w:space="720"/>
       <w:docGrid w:linePitch="360"/>
     </w:sectPr>
@@ -1295,7 +1295,7 @@
     </w:pPr>
     <w:r>
       <w:rPr>
-        <w:rFonts w:ascii="BIZ UDPゴシック" w:hAnsi="BIZ UDPゴシック" w:eastAsia="BIZ UDPゴシック" w:cs="BIZ UDPゴシック"/>
+        <w:rFonts w:ascii="BIZ UDゴシック" w:hAnsi="BIZ UDゴシック" w:eastAsia="BIZ UDゴシック" w:cs="BIZ UDゴシック"/>
         <w:color w:val="5A6070"/>
         <w:sz w:val="15"/>
         <w:szCs w:val="15"/>
@@ -1673,8 +1673,8 @@
       <w:spacing w:before="0" w:after="40" w:line="312" w:lineRule="auto"/>
     </w:pPr>
     <w:rPr>
-      <w:rFonts w:ascii="BIZ UDPゴシック" w:hAnsi="BIZ UDPゴシック" w:eastAsia="BIZ UDPゴシック" w:cs="BIZ UDPゴシック"/>
-      <w:sz w:val="23"/>
+      <w:rFonts w:ascii="BIZ UDゴシック" w:hAnsi="BIZ UDゴシック" w:eastAsia="BIZ UDゴシック" w:cs="BIZ UDゴシック"/>
+      <w:sz w:val="22"/>
       <w:lang w:val="ja-JP" w:eastAsia="ja-JP"/>
     </w:rPr>
   </w:style>

--- a/docs/同意書とアンケート/02_生徒用_同意書.docx
+++ b/docs/同意書とアンケート/02_生徒用_同意書.docx
@@ -815,7 +815,22 @@
                 <w:sz w:val="22"/>
                 <w:szCs w:val="22"/>
               </w:rPr>
-              <w:t xml:space="preserve">（金沢工業大学）まで。</w:t>
+              <w:t xml:space="preserve">まで。</w:t>
+            </w:r>
+          </w:p>
+          <w:p>
+            <w:pPr>
+              <w:spacing w:after="20" w:before="0" w:line="286" w:lineRule="exact"/>
+              <w:ind w:left="227" w:hanging="227"/>
+            </w:pPr>
+            <w:r>
+              <w:rPr>
+                <w:rFonts w:ascii="BIZ UDゴシック" w:hAnsi="BIZ UDゴシック" w:eastAsia="BIZ UDゴシック" w:cs="BIZ UDゴシック"/>
+                <w:color w:val="1F2330"/>
+                <w:sz w:val="22"/>
+                <w:szCs w:val="22"/>
+              </w:rPr>
+              <w:t xml:space="preserve">・金沢工業大学 金道研究室（金道 敏樹 先生）　電話 076-248-9063</w:t>
             </w:r>
           </w:p>
         </w:tc>
